--- a/Buoi8/Lab8_Bai7_BaoCao.docx
+++ b/Buoi8/Lab8_Bai7_BaoCao.docx
@@ -5,512 +5,2165 @@
     <w:p>
       <w:pPr>
         <w:pStyle w:val="Heading1"/>
+        <w:jc w:val="both"/>
+        <w:rPr>
+          <w:rFonts w:ascii="Times New Roman" w:hAnsi="Times New Roman" w:cs="Times New Roman"/>
+          <w:color w:val="auto"/>
+          <w:sz w:val="32"/>
+          <w:szCs w:val="32"/>
+        </w:rPr>
       </w:pPr>
       <w:r>
         <w:rPr>
-          <w:color w:val="1F4E79"/>
-        </w:rPr>
-        <w:t>1. Mục tiêu bài thực hành</w:t>
-      </w:r>
+          <w:rFonts w:ascii="Times New Roman" w:hAnsi="Times New Roman" w:cs="Times New Roman"/>
+          <w:color w:val="auto"/>
+          <w:sz w:val="32"/>
+          <w:szCs w:val="32"/>
+        </w:rPr>
+        <w:t xml:space="preserve">1. </w:t>
+      </w:r>
+      <w:proofErr w:type="spellStart"/>
+      <w:r>
+        <w:rPr>
+          <w:rFonts w:ascii="Times New Roman" w:hAnsi="Times New Roman" w:cs="Times New Roman"/>
+          <w:color w:val="auto"/>
+          <w:sz w:val="32"/>
+          <w:szCs w:val="32"/>
+        </w:rPr>
+        <w:t>Mục</w:t>
+      </w:r>
+      <w:proofErr w:type="spellEnd"/>
+      <w:r>
+        <w:rPr>
+          <w:rFonts w:ascii="Times New Roman" w:hAnsi="Times New Roman" w:cs="Times New Roman"/>
+          <w:color w:val="auto"/>
+          <w:sz w:val="32"/>
+          <w:szCs w:val="32"/>
+        </w:rPr>
+        <w:t xml:space="preserve"> </w:t>
+      </w:r>
+      <w:proofErr w:type="spellStart"/>
+      <w:r>
+        <w:rPr>
+          <w:rFonts w:ascii="Times New Roman" w:hAnsi="Times New Roman" w:cs="Times New Roman"/>
+          <w:color w:val="auto"/>
+          <w:sz w:val="32"/>
+          <w:szCs w:val="32"/>
+        </w:rPr>
+        <w:t>tiêu</w:t>
+      </w:r>
+      <w:proofErr w:type="spellEnd"/>
+      <w:r>
+        <w:rPr>
+          <w:rFonts w:ascii="Times New Roman" w:hAnsi="Times New Roman" w:cs="Times New Roman"/>
+          <w:color w:val="auto"/>
+          <w:sz w:val="32"/>
+          <w:szCs w:val="32"/>
+        </w:rPr>
+        <w:t xml:space="preserve"> </w:t>
+      </w:r>
+      <w:proofErr w:type="spellStart"/>
+      <w:r>
+        <w:rPr>
+          <w:rFonts w:ascii="Times New Roman" w:hAnsi="Times New Roman" w:cs="Times New Roman"/>
+          <w:color w:val="auto"/>
+          <w:sz w:val="32"/>
+          <w:szCs w:val="32"/>
+        </w:rPr>
+        <w:t>bài</w:t>
+      </w:r>
+      <w:proofErr w:type="spellEnd"/>
+      <w:r>
+        <w:rPr>
+          <w:rFonts w:ascii="Times New Roman" w:hAnsi="Times New Roman" w:cs="Times New Roman"/>
+          <w:color w:val="auto"/>
+          <w:sz w:val="32"/>
+          <w:szCs w:val="32"/>
+        </w:rPr>
+        <w:t xml:space="preserve"> </w:t>
+      </w:r>
+      <w:proofErr w:type="spellStart"/>
+      <w:r>
+        <w:rPr>
+          <w:rFonts w:ascii="Times New Roman" w:hAnsi="Times New Roman" w:cs="Times New Roman"/>
+          <w:color w:val="auto"/>
+          <w:sz w:val="32"/>
+          <w:szCs w:val="32"/>
+        </w:rPr>
+        <w:t>toán</w:t>
+      </w:r>
+      <w:proofErr w:type="spellEnd"/>
     </w:p>
     <w:p>
       <w:pPr>
         <w:pStyle w:val="ListBullet"/>
-        <w:spacing w:after="20"/>
+        <w:rPr>
+          <w:sz w:val="26"/>
+          <w:szCs w:val="26"/>
+        </w:rPr>
       </w:pPr>
-      <w:r>
-        <w:rPr>
-          <w:sz w:val="22"/>
-        </w:rPr>
-        <w:t>Phân tích lớp OrderProcessor theo hướng kiểm thử hộp trắng: xác định decision, vẽ CFG, tính Cyclomatic Complexity và liệt kê Basis Path.</w:t>
+      <w:proofErr w:type="gramStart"/>
+      <w:r>
+        <w:rPr>
+          <w:rFonts w:hAnsi="Symbol"/>
+          <w:sz w:val="26"/>
+          <w:szCs w:val="26"/>
+        </w:rPr>
+        <w:t></w:t>
+      </w:r>
+      <w:r>
+        <w:rPr>
+          <w:sz w:val="26"/>
+          <w:szCs w:val="26"/>
+        </w:rPr>
+        <w:t xml:space="preserve">  </w:t>
+      </w:r>
+      <w:proofErr w:type="spellStart"/>
+      <w:r>
+        <w:rPr>
+          <w:sz w:val="26"/>
+          <w:szCs w:val="26"/>
+        </w:rPr>
+        <w:t>Áp</w:t>
+      </w:r>
+      <w:proofErr w:type="spellEnd"/>
+      <w:proofErr w:type="gramEnd"/>
+      <w:r>
+        <w:rPr>
+          <w:sz w:val="26"/>
+          <w:szCs w:val="26"/>
+        </w:rPr>
+        <w:t xml:space="preserve"> </w:t>
+      </w:r>
+      <w:proofErr w:type="spellStart"/>
+      <w:r>
+        <w:rPr>
+          <w:sz w:val="26"/>
+          <w:szCs w:val="26"/>
+        </w:rPr>
+        <w:t>dụng</w:t>
+      </w:r>
+      <w:proofErr w:type="spellEnd"/>
+      <w:r>
+        <w:rPr>
+          <w:sz w:val="26"/>
+          <w:szCs w:val="26"/>
+        </w:rPr>
+        <w:t xml:space="preserve"> </w:t>
+      </w:r>
+      <w:proofErr w:type="spellStart"/>
+      <w:r>
+        <w:rPr>
+          <w:sz w:val="26"/>
+          <w:szCs w:val="26"/>
+        </w:rPr>
+        <w:t>toàn</w:t>
+      </w:r>
+      <w:proofErr w:type="spellEnd"/>
+      <w:r>
+        <w:rPr>
+          <w:sz w:val="26"/>
+          <w:szCs w:val="26"/>
+        </w:rPr>
+        <w:t xml:space="preserve"> </w:t>
+      </w:r>
+      <w:proofErr w:type="spellStart"/>
+      <w:r>
+        <w:rPr>
+          <w:sz w:val="26"/>
+          <w:szCs w:val="26"/>
+        </w:rPr>
+        <w:t>diện</w:t>
+      </w:r>
+      <w:proofErr w:type="spellEnd"/>
+      <w:r>
+        <w:rPr>
+          <w:sz w:val="26"/>
+          <w:szCs w:val="26"/>
+        </w:rPr>
+        <w:t xml:space="preserve"> </w:t>
+      </w:r>
+      <w:proofErr w:type="spellStart"/>
+      <w:r>
+        <w:rPr>
+          <w:sz w:val="26"/>
+          <w:szCs w:val="26"/>
+        </w:rPr>
+        <w:t>các</w:t>
+      </w:r>
+      <w:proofErr w:type="spellEnd"/>
+      <w:r>
+        <w:rPr>
+          <w:sz w:val="26"/>
+          <w:szCs w:val="26"/>
+        </w:rPr>
+        <w:t xml:space="preserve"> </w:t>
+      </w:r>
+      <w:proofErr w:type="spellStart"/>
+      <w:r>
+        <w:rPr>
+          <w:sz w:val="26"/>
+          <w:szCs w:val="26"/>
+        </w:rPr>
+        <w:t>kỹ</w:t>
+      </w:r>
+      <w:proofErr w:type="spellEnd"/>
+      <w:r>
+        <w:rPr>
+          <w:sz w:val="26"/>
+          <w:szCs w:val="26"/>
+        </w:rPr>
+        <w:t xml:space="preserve"> </w:t>
+      </w:r>
+      <w:proofErr w:type="spellStart"/>
+      <w:r>
+        <w:rPr>
+          <w:sz w:val="26"/>
+          <w:szCs w:val="26"/>
+        </w:rPr>
+        <w:t>thuật</w:t>
+      </w:r>
+      <w:proofErr w:type="spellEnd"/>
+      <w:r>
+        <w:rPr>
+          <w:sz w:val="26"/>
+          <w:szCs w:val="26"/>
+        </w:rPr>
+        <w:t xml:space="preserve"> </w:t>
+      </w:r>
+      <w:proofErr w:type="spellStart"/>
+      <w:r>
+        <w:rPr>
+          <w:sz w:val="26"/>
+          <w:szCs w:val="26"/>
+        </w:rPr>
+        <w:t>kiểm</w:t>
+      </w:r>
+      <w:proofErr w:type="spellEnd"/>
+      <w:r>
+        <w:rPr>
+          <w:sz w:val="26"/>
+          <w:szCs w:val="26"/>
+        </w:rPr>
+        <w:t xml:space="preserve"> </w:t>
+      </w:r>
+      <w:proofErr w:type="spellStart"/>
+      <w:r>
+        <w:rPr>
+          <w:sz w:val="26"/>
+          <w:szCs w:val="26"/>
+        </w:rPr>
+        <w:t>thử</w:t>
+      </w:r>
+      <w:proofErr w:type="spellEnd"/>
+      <w:r>
+        <w:rPr>
+          <w:sz w:val="26"/>
+          <w:szCs w:val="26"/>
+        </w:rPr>
+        <w:t xml:space="preserve"> </w:t>
+      </w:r>
+      <w:proofErr w:type="spellStart"/>
+      <w:r>
+        <w:rPr>
+          <w:sz w:val="26"/>
+          <w:szCs w:val="26"/>
+        </w:rPr>
+        <w:t>hộp</w:t>
+      </w:r>
+      <w:proofErr w:type="spellEnd"/>
+      <w:r>
+        <w:rPr>
+          <w:sz w:val="26"/>
+          <w:szCs w:val="26"/>
+        </w:rPr>
+        <w:t xml:space="preserve"> </w:t>
+      </w:r>
+      <w:proofErr w:type="spellStart"/>
+      <w:r>
+        <w:rPr>
+          <w:sz w:val="26"/>
+          <w:szCs w:val="26"/>
+        </w:rPr>
+        <w:t>trắng</w:t>
+      </w:r>
+      <w:proofErr w:type="spellEnd"/>
+      <w:r>
+        <w:rPr>
+          <w:sz w:val="26"/>
+          <w:szCs w:val="26"/>
+        </w:rPr>
+        <w:t xml:space="preserve"> (Basis Path Testing, MC/DC) </w:t>
+      </w:r>
+      <w:proofErr w:type="spellStart"/>
+      <w:r>
+        <w:rPr>
+          <w:sz w:val="26"/>
+          <w:szCs w:val="26"/>
+        </w:rPr>
+        <w:t>để</w:t>
+      </w:r>
+      <w:proofErr w:type="spellEnd"/>
+      <w:r>
+        <w:rPr>
+          <w:sz w:val="26"/>
+          <w:szCs w:val="26"/>
+        </w:rPr>
+        <w:t xml:space="preserve"> </w:t>
+      </w:r>
+      <w:proofErr w:type="spellStart"/>
+      <w:r>
+        <w:rPr>
+          <w:sz w:val="26"/>
+          <w:szCs w:val="26"/>
+        </w:rPr>
+        <w:t>phân</w:t>
+      </w:r>
+      <w:proofErr w:type="spellEnd"/>
+      <w:r>
+        <w:rPr>
+          <w:sz w:val="26"/>
+          <w:szCs w:val="26"/>
+        </w:rPr>
+        <w:t xml:space="preserve"> </w:t>
+      </w:r>
+      <w:proofErr w:type="spellStart"/>
+      <w:r>
+        <w:rPr>
+          <w:sz w:val="26"/>
+          <w:szCs w:val="26"/>
+        </w:rPr>
+        <w:t>tích</w:t>
+      </w:r>
+      <w:proofErr w:type="spellEnd"/>
+      <w:r>
+        <w:rPr>
+          <w:sz w:val="26"/>
+          <w:szCs w:val="26"/>
+        </w:rPr>
+        <w:t xml:space="preserve"> </w:t>
+      </w:r>
+      <w:proofErr w:type="spellStart"/>
+      <w:r>
+        <w:rPr>
+          <w:sz w:val="26"/>
+          <w:szCs w:val="26"/>
+        </w:rPr>
+        <w:t>lớp</w:t>
+      </w:r>
+      <w:proofErr w:type="spellEnd"/>
+      <w:r>
+        <w:rPr>
+          <w:sz w:val="26"/>
+          <w:szCs w:val="26"/>
+        </w:rPr>
+        <w:t xml:space="preserve"> </w:t>
+      </w:r>
+      <w:proofErr w:type="spellStart"/>
+      <w:r>
+        <w:rPr>
+          <w:sz w:val="26"/>
+          <w:szCs w:val="26"/>
+        </w:rPr>
+        <w:t>xử</w:t>
+      </w:r>
+      <w:proofErr w:type="spellEnd"/>
+      <w:r>
+        <w:rPr>
+          <w:sz w:val="26"/>
+          <w:szCs w:val="26"/>
+        </w:rPr>
+        <w:t xml:space="preserve"> </w:t>
+      </w:r>
+      <w:proofErr w:type="spellStart"/>
+      <w:r>
+        <w:rPr>
+          <w:sz w:val="26"/>
+          <w:szCs w:val="26"/>
+        </w:rPr>
+        <w:t>lý</w:t>
+      </w:r>
+      <w:proofErr w:type="spellEnd"/>
+      <w:r>
+        <w:rPr>
+          <w:sz w:val="26"/>
+          <w:szCs w:val="26"/>
+        </w:rPr>
+        <w:t xml:space="preserve"> </w:t>
+      </w:r>
+      <w:proofErr w:type="spellStart"/>
+      <w:r>
+        <w:rPr>
+          <w:sz w:val="26"/>
+          <w:szCs w:val="26"/>
+        </w:rPr>
+        <w:t>đơn</w:t>
+      </w:r>
+      <w:proofErr w:type="spellEnd"/>
+      <w:r>
+        <w:rPr>
+          <w:sz w:val="26"/>
+          <w:szCs w:val="26"/>
+        </w:rPr>
+        <w:t xml:space="preserve"> </w:t>
+      </w:r>
+      <w:proofErr w:type="spellStart"/>
+      <w:r>
+        <w:rPr>
+          <w:sz w:val="26"/>
+          <w:szCs w:val="26"/>
+        </w:rPr>
+        <w:t>hàng</w:t>
+      </w:r>
+      <w:proofErr w:type="spellEnd"/>
+      <w:r>
+        <w:rPr>
+          <w:sz w:val="26"/>
+          <w:szCs w:val="26"/>
+        </w:rPr>
+        <w:t xml:space="preserve"> </w:t>
+      </w:r>
+      <w:proofErr w:type="spellStart"/>
+      <w:r>
+        <w:rPr>
+          <w:rStyle w:val="HTMLCode"/>
+          <w:rFonts w:ascii="Arial" w:eastAsiaTheme="minorEastAsia" w:hAnsi="Arial" w:cs="Arial"/>
+          <w:sz w:val="26"/>
+          <w:szCs w:val="26"/>
+        </w:rPr>
+        <w:t>OrderProcessor.calculateTotal</w:t>
+      </w:r>
+      <w:proofErr w:type="spellEnd"/>
+      <w:r>
+        <w:rPr>
+          <w:sz w:val="26"/>
+          <w:szCs w:val="26"/>
+        </w:rPr>
+        <w:t>.</w:t>
       </w:r>
     </w:p>
     <w:p>
       <w:pPr>
         <w:pStyle w:val="ListBullet"/>
-        <w:spacing w:after="20"/>
+        <w:rPr>
+          <w:sz w:val="26"/>
+          <w:szCs w:val="26"/>
+        </w:rPr>
       </w:pPr>
-      <w:r>
-        <w:rPr>
-          <w:sz w:val="22"/>
-        </w:rPr>
-        <w:t>Xây dựng bộ dữ liệu test đại diện cho toàn bộ đường cơ sở, đồng thời thực hiện phân tích MC/DC cho phần xử lý coupon.</w:t>
+      <w:proofErr w:type="gramStart"/>
+      <w:r>
+        <w:rPr>
+          <w:rFonts w:hAnsi="Symbol"/>
+          <w:sz w:val="26"/>
+          <w:szCs w:val="26"/>
+        </w:rPr>
+        <w:t></w:t>
+      </w:r>
+      <w:r>
+        <w:rPr>
+          <w:sz w:val="26"/>
+          <w:szCs w:val="26"/>
+        </w:rPr>
+        <w:t xml:space="preserve">  </w:t>
+      </w:r>
+      <w:proofErr w:type="spellStart"/>
+      <w:r>
+        <w:rPr>
+          <w:sz w:val="26"/>
+          <w:szCs w:val="26"/>
+        </w:rPr>
+        <w:t>Xác</w:t>
+      </w:r>
+      <w:proofErr w:type="spellEnd"/>
+      <w:proofErr w:type="gramEnd"/>
+      <w:r>
+        <w:rPr>
+          <w:sz w:val="26"/>
+          <w:szCs w:val="26"/>
+        </w:rPr>
+        <w:t xml:space="preserve"> </w:t>
+      </w:r>
+      <w:proofErr w:type="spellStart"/>
+      <w:r>
+        <w:rPr>
+          <w:sz w:val="26"/>
+          <w:szCs w:val="26"/>
+        </w:rPr>
+        <w:t>định</w:t>
+      </w:r>
+      <w:proofErr w:type="spellEnd"/>
+      <w:r>
+        <w:rPr>
+          <w:sz w:val="26"/>
+          <w:szCs w:val="26"/>
+        </w:rPr>
+        <w:t xml:space="preserve"> 8 decisions, </w:t>
+      </w:r>
+      <w:proofErr w:type="spellStart"/>
+      <w:r>
+        <w:rPr>
+          <w:sz w:val="26"/>
+          <w:szCs w:val="26"/>
+        </w:rPr>
+        <w:t>tính</w:t>
+      </w:r>
+      <w:proofErr w:type="spellEnd"/>
+      <w:r>
+        <w:rPr>
+          <w:sz w:val="26"/>
+          <w:szCs w:val="26"/>
+        </w:rPr>
+        <w:t xml:space="preserve"> </w:t>
+      </w:r>
+      <w:proofErr w:type="spellStart"/>
+      <w:r>
+        <w:rPr>
+          <w:sz w:val="26"/>
+          <w:szCs w:val="26"/>
+        </w:rPr>
+        <w:t>toán</w:t>
+      </w:r>
+      <w:proofErr w:type="spellEnd"/>
+      <w:r>
+        <w:rPr>
+          <w:sz w:val="26"/>
+          <w:szCs w:val="26"/>
+        </w:rPr>
+        <w:t xml:space="preserve"> Cyclomatic Complexity (CC = 9) </w:t>
+      </w:r>
+      <w:proofErr w:type="spellStart"/>
+      <w:r>
+        <w:rPr>
+          <w:sz w:val="26"/>
+          <w:szCs w:val="26"/>
+        </w:rPr>
+        <w:t>và</w:t>
+      </w:r>
+      <w:proofErr w:type="spellEnd"/>
+      <w:r>
+        <w:rPr>
+          <w:sz w:val="26"/>
+          <w:szCs w:val="26"/>
+        </w:rPr>
+        <w:t xml:space="preserve"> </w:t>
+      </w:r>
+      <w:proofErr w:type="spellStart"/>
+      <w:r>
+        <w:rPr>
+          <w:sz w:val="26"/>
+          <w:szCs w:val="26"/>
+        </w:rPr>
+        <w:t>thiết</w:t>
+      </w:r>
+      <w:proofErr w:type="spellEnd"/>
+      <w:r>
+        <w:rPr>
+          <w:sz w:val="26"/>
+          <w:szCs w:val="26"/>
+        </w:rPr>
+        <w:t xml:space="preserve"> </w:t>
+      </w:r>
+      <w:proofErr w:type="spellStart"/>
+      <w:r>
+        <w:rPr>
+          <w:sz w:val="26"/>
+          <w:szCs w:val="26"/>
+        </w:rPr>
+        <w:t>kế</w:t>
+      </w:r>
+      <w:proofErr w:type="spellEnd"/>
+      <w:r>
+        <w:rPr>
+          <w:sz w:val="26"/>
+          <w:szCs w:val="26"/>
+        </w:rPr>
+        <w:t xml:space="preserve"> </w:t>
+      </w:r>
+      <w:proofErr w:type="spellStart"/>
+      <w:r>
+        <w:rPr>
+          <w:sz w:val="26"/>
+          <w:szCs w:val="26"/>
+        </w:rPr>
+        <w:t>bộ</w:t>
+      </w:r>
+      <w:proofErr w:type="spellEnd"/>
+      <w:r>
+        <w:rPr>
+          <w:sz w:val="26"/>
+          <w:szCs w:val="26"/>
+        </w:rPr>
+        <w:t xml:space="preserve"> </w:t>
+      </w:r>
+      <w:proofErr w:type="spellStart"/>
+      <w:r>
+        <w:rPr>
+          <w:sz w:val="26"/>
+          <w:szCs w:val="26"/>
+        </w:rPr>
+        <w:t>kiểm</w:t>
+      </w:r>
+      <w:proofErr w:type="spellEnd"/>
+      <w:r>
+        <w:rPr>
+          <w:sz w:val="26"/>
+          <w:szCs w:val="26"/>
+        </w:rPr>
+        <w:t xml:space="preserve"> </w:t>
+      </w:r>
+      <w:proofErr w:type="spellStart"/>
+      <w:r>
+        <w:rPr>
+          <w:sz w:val="26"/>
+          <w:szCs w:val="26"/>
+        </w:rPr>
+        <w:t>thử</w:t>
+      </w:r>
+      <w:proofErr w:type="spellEnd"/>
+      <w:r>
+        <w:rPr>
+          <w:sz w:val="26"/>
+          <w:szCs w:val="26"/>
+        </w:rPr>
+        <w:t xml:space="preserve"> </w:t>
+      </w:r>
+      <w:proofErr w:type="spellStart"/>
+      <w:r>
+        <w:rPr>
+          <w:sz w:val="26"/>
+          <w:szCs w:val="26"/>
+        </w:rPr>
+        <w:t>tối</w:t>
+      </w:r>
+      <w:proofErr w:type="spellEnd"/>
+      <w:r>
+        <w:rPr>
+          <w:sz w:val="26"/>
+          <w:szCs w:val="26"/>
+        </w:rPr>
+        <w:t xml:space="preserve"> </w:t>
+      </w:r>
+      <w:proofErr w:type="spellStart"/>
+      <w:r>
+        <w:rPr>
+          <w:sz w:val="26"/>
+          <w:szCs w:val="26"/>
+        </w:rPr>
+        <w:t>thiểu</w:t>
+      </w:r>
+      <w:proofErr w:type="spellEnd"/>
+      <w:r>
+        <w:rPr>
+          <w:sz w:val="26"/>
+          <w:szCs w:val="26"/>
+        </w:rPr>
+        <w:t xml:space="preserve"> bao </w:t>
+      </w:r>
+      <w:proofErr w:type="spellStart"/>
+      <w:r>
+        <w:rPr>
+          <w:sz w:val="26"/>
+          <w:szCs w:val="26"/>
+        </w:rPr>
+        <w:t>phủ</w:t>
+      </w:r>
+      <w:proofErr w:type="spellEnd"/>
+      <w:r>
+        <w:rPr>
+          <w:sz w:val="26"/>
+          <w:szCs w:val="26"/>
+        </w:rPr>
+        <w:t xml:space="preserve"> </w:t>
+      </w:r>
+      <w:proofErr w:type="spellStart"/>
+      <w:r>
+        <w:rPr>
+          <w:sz w:val="26"/>
+          <w:szCs w:val="26"/>
+        </w:rPr>
+        <w:t>toàn</w:t>
+      </w:r>
+      <w:proofErr w:type="spellEnd"/>
+      <w:r>
+        <w:rPr>
+          <w:sz w:val="26"/>
+          <w:szCs w:val="26"/>
+        </w:rPr>
+        <w:t xml:space="preserve"> </w:t>
+      </w:r>
+      <w:proofErr w:type="spellStart"/>
+      <w:r>
+        <w:rPr>
+          <w:sz w:val="26"/>
+          <w:szCs w:val="26"/>
+        </w:rPr>
+        <w:t>bộ</w:t>
+      </w:r>
+      <w:proofErr w:type="spellEnd"/>
+      <w:r>
+        <w:rPr>
+          <w:sz w:val="26"/>
+          <w:szCs w:val="26"/>
+        </w:rPr>
+        <w:t xml:space="preserve"> </w:t>
+      </w:r>
+      <w:proofErr w:type="spellStart"/>
+      <w:r>
+        <w:rPr>
+          <w:sz w:val="26"/>
+          <w:szCs w:val="26"/>
+        </w:rPr>
+        <w:t>các</w:t>
+      </w:r>
+      <w:proofErr w:type="spellEnd"/>
+      <w:r>
+        <w:rPr>
+          <w:sz w:val="26"/>
+          <w:szCs w:val="26"/>
+        </w:rPr>
+        <w:t xml:space="preserve"> </w:t>
+      </w:r>
+      <w:proofErr w:type="spellStart"/>
+      <w:r>
+        <w:rPr>
+          <w:sz w:val="26"/>
+          <w:szCs w:val="26"/>
+        </w:rPr>
+        <w:t>đường</w:t>
+      </w:r>
+      <w:proofErr w:type="spellEnd"/>
+      <w:r>
+        <w:rPr>
+          <w:sz w:val="26"/>
+          <w:szCs w:val="26"/>
+        </w:rPr>
+        <w:t xml:space="preserve"> </w:t>
+      </w:r>
+      <w:proofErr w:type="spellStart"/>
+      <w:r>
+        <w:rPr>
+          <w:sz w:val="26"/>
+          <w:szCs w:val="26"/>
+        </w:rPr>
+        <w:t>cơ</w:t>
+      </w:r>
+      <w:proofErr w:type="spellEnd"/>
+      <w:r>
+        <w:rPr>
+          <w:sz w:val="26"/>
+          <w:szCs w:val="26"/>
+        </w:rPr>
+        <w:t xml:space="preserve"> </w:t>
+      </w:r>
+      <w:proofErr w:type="spellStart"/>
+      <w:r>
+        <w:rPr>
+          <w:sz w:val="26"/>
+          <w:szCs w:val="26"/>
+        </w:rPr>
+        <w:t>sở</w:t>
+      </w:r>
+      <w:proofErr w:type="spellEnd"/>
+      <w:r>
+        <w:rPr>
+          <w:sz w:val="26"/>
+          <w:szCs w:val="26"/>
+        </w:rPr>
+        <w:t>.</w:t>
       </w:r>
     </w:p>
     <w:p>
       <w:pPr>
         <w:pStyle w:val="ListBullet"/>
-        <w:spacing w:after="20"/>
+        <w:rPr>
+          <w:sz w:val="26"/>
+          <w:szCs w:val="26"/>
+        </w:rPr>
       </w:pPr>
-      <w:r>
-        <w:rPr>
-          <w:sz w:val="22"/>
-        </w:rPr>
-        <w:t>Tích hợp Allure và JaCoCo vào dự án Maven để theo dõi kết quả thực thi và độ bao phủ nhánh của test suite.</w:t>
+      <w:proofErr w:type="gramStart"/>
+      <w:r>
+        <w:rPr>
+          <w:rFonts w:hAnsi="Symbol"/>
+          <w:sz w:val="26"/>
+          <w:szCs w:val="26"/>
+        </w:rPr>
+        <w:t></w:t>
+      </w:r>
+      <w:r>
+        <w:rPr>
+          <w:sz w:val="26"/>
+          <w:szCs w:val="26"/>
+        </w:rPr>
+        <w:t xml:space="preserve">  Cài</w:t>
+      </w:r>
+      <w:proofErr w:type="gramEnd"/>
+      <w:r>
+        <w:rPr>
+          <w:sz w:val="26"/>
+          <w:szCs w:val="26"/>
+        </w:rPr>
+        <w:t xml:space="preserve"> </w:t>
+      </w:r>
+      <w:proofErr w:type="spellStart"/>
+      <w:r>
+        <w:rPr>
+          <w:sz w:val="26"/>
+          <w:szCs w:val="26"/>
+        </w:rPr>
+        <w:t>đặt</w:t>
+      </w:r>
+      <w:proofErr w:type="spellEnd"/>
+      <w:r>
+        <w:rPr>
+          <w:sz w:val="26"/>
+          <w:szCs w:val="26"/>
+        </w:rPr>
+        <w:t xml:space="preserve"> </w:t>
+      </w:r>
+      <w:proofErr w:type="spellStart"/>
+      <w:r>
+        <w:rPr>
+          <w:sz w:val="26"/>
+          <w:szCs w:val="26"/>
+        </w:rPr>
+        <w:t>tích</w:t>
+      </w:r>
+      <w:proofErr w:type="spellEnd"/>
+      <w:r>
+        <w:rPr>
+          <w:sz w:val="26"/>
+          <w:szCs w:val="26"/>
+        </w:rPr>
+        <w:t xml:space="preserve"> </w:t>
+      </w:r>
+      <w:proofErr w:type="spellStart"/>
+      <w:r>
+        <w:rPr>
+          <w:sz w:val="26"/>
+          <w:szCs w:val="26"/>
+        </w:rPr>
+        <w:t>hợp</w:t>
+      </w:r>
+      <w:proofErr w:type="spellEnd"/>
+      <w:r>
+        <w:rPr>
+          <w:sz w:val="26"/>
+          <w:szCs w:val="26"/>
+        </w:rPr>
+        <w:t xml:space="preserve"> </w:t>
+      </w:r>
+      <w:r>
+        <w:rPr>
+          <w:b/>
+          <w:bCs/>
+          <w:sz w:val="26"/>
+          <w:szCs w:val="26"/>
+        </w:rPr>
+        <w:t>Allure Report</w:t>
+      </w:r>
+      <w:r>
+        <w:rPr>
+          <w:sz w:val="26"/>
+          <w:szCs w:val="26"/>
+        </w:rPr>
+        <w:t xml:space="preserve"> </w:t>
+      </w:r>
+      <w:proofErr w:type="spellStart"/>
+      <w:r>
+        <w:rPr>
+          <w:sz w:val="26"/>
+          <w:szCs w:val="26"/>
+        </w:rPr>
+        <w:t>để</w:t>
+      </w:r>
+      <w:proofErr w:type="spellEnd"/>
+      <w:r>
+        <w:rPr>
+          <w:sz w:val="26"/>
+          <w:szCs w:val="26"/>
+        </w:rPr>
+        <w:t xml:space="preserve"> </w:t>
+      </w:r>
+      <w:proofErr w:type="spellStart"/>
+      <w:r>
+        <w:rPr>
+          <w:sz w:val="26"/>
+          <w:szCs w:val="26"/>
+        </w:rPr>
+        <w:t>tạo</w:t>
+      </w:r>
+      <w:proofErr w:type="spellEnd"/>
+      <w:r>
+        <w:rPr>
+          <w:sz w:val="26"/>
+          <w:szCs w:val="26"/>
+        </w:rPr>
+        <w:t xml:space="preserve"> </w:t>
+      </w:r>
+      <w:proofErr w:type="spellStart"/>
+      <w:r>
+        <w:rPr>
+          <w:sz w:val="26"/>
+          <w:szCs w:val="26"/>
+        </w:rPr>
+        <w:t>báo</w:t>
+      </w:r>
+      <w:proofErr w:type="spellEnd"/>
+      <w:r>
+        <w:rPr>
+          <w:sz w:val="26"/>
+          <w:szCs w:val="26"/>
+        </w:rPr>
+        <w:t xml:space="preserve"> </w:t>
+      </w:r>
+      <w:proofErr w:type="spellStart"/>
+      <w:r>
+        <w:rPr>
+          <w:sz w:val="26"/>
+          <w:szCs w:val="26"/>
+        </w:rPr>
+        <w:t>cáo</w:t>
+      </w:r>
+      <w:proofErr w:type="spellEnd"/>
+      <w:r>
+        <w:rPr>
+          <w:sz w:val="26"/>
+          <w:szCs w:val="26"/>
+        </w:rPr>
+        <w:t xml:space="preserve"> </w:t>
+      </w:r>
+      <w:proofErr w:type="spellStart"/>
+      <w:r>
+        <w:rPr>
+          <w:sz w:val="26"/>
+          <w:szCs w:val="26"/>
+        </w:rPr>
+        <w:t>kiểm</w:t>
+      </w:r>
+      <w:proofErr w:type="spellEnd"/>
+      <w:r>
+        <w:rPr>
+          <w:sz w:val="26"/>
+          <w:szCs w:val="26"/>
+        </w:rPr>
+        <w:t xml:space="preserve"> </w:t>
+      </w:r>
+      <w:proofErr w:type="spellStart"/>
+      <w:r>
+        <w:rPr>
+          <w:sz w:val="26"/>
+          <w:szCs w:val="26"/>
+        </w:rPr>
+        <w:t>thử</w:t>
+      </w:r>
+      <w:proofErr w:type="spellEnd"/>
+      <w:r>
+        <w:rPr>
+          <w:sz w:val="26"/>
+          <w:szCs w:val="26"/>
+        </w:rPr>
+        <w:t xml:space="preserve"> </w:t>
+      </w:r>
+      <w:proofErr w:type="spellStart"/>
+      <w:r>
+        <w:rPr>
+          <w:sz w:val="26"/>
+          <w:szCs w:val="26"/>
+        </w:rPr>
+        <w:t>trực</w:t>
+      </w:r>
+      <w:proofErr w:type="spellEnd"/>
+      <w:r>
+        <w:rPr>
+          <w:sz w:val="26"/>
+          <w:szCs w:val="26"/>
+        </w:rPr>
+        <w:t xml:space="preserve"> </w:t>
+      </w:r>
+      <w:proofErr w:type="spellStart"/>
+      <w:r>
+        <w:rPr>
+          <w:sz w:val="26"/>
+          <w:szCs w:val="26"/>
+        </w:rPr>
+        <w:t>quan</w:t>
+      </w:r>
+      <w:proofErr w:type="spellEnd"/>
+      <w:r>
+        <w:rPr>
+          <w:sz w:val="26"/>
+          <w:szCs w:val="26"/>
+        </w:rPr>
+        <w:t xml:space="preserve"> </w:t>
+      </w:r>
+      <w:proofErr w:type="spellStart"/>
+      <w:r>
+        <w:rPr>
+          <w:sz w:val="26"/>
+          <w:szCs w:val="26"/>
+        </w:rPr>
+        <w:t>với</w:t>
+      </w:r>
+      <w:proofErr w:type="spellEnd"/>
+      <w:r>
+        <w:rPr>
+          <w:sz w:val="26"/>
+          <w:szCs w:val="26"/>
+        </w:rPr>
+        <w:t xml:space="preserve"> </w:t>
+      </w:r>
+      <w:proofErr w:type="spellStart"/>
+      <w:r>
+        <w:rPr>
+          <w:sz w:val="26"/>
+          <w:szCs w:val="26"/>
+        </w:rPr>
+        <w:t>các</w:t>
+      </w:r>
+      <w:proofErr w:type="spellEnd"/>
+      <w:r>
+        <w:rPr>
+          <w:sz w:val="26"/>
+          <w:szCs w:val="26"/>
+        </w:rPr>
+        <w:t xml:space="preserve"> tag </w:t>
+      </w:r>
+      <w:r>
+        <w:rPr>
+          <w:rStyle w:val="HTMLCode"/>
+          <w:rFonts w:ascii="Arial" w:eastAsiaTheme="minorEastAsia" w:hAnsi="Arial" w:cs="Arial"/>
+          <w:sz w:val="26"/>
+          <w:szCs w:val="26"/>
+        </w:rPr>
+        <w:t>@Feature</w:t>
+      </w:r>
+      <w:r>
+        <w:rPr>
+          <w:sz w:val="26"/>
+          <w:szCs w:val="26"/>
+        </w:rPr>
+        <w:t xml:space="preserve">, </w:t>
+      </w:r>
+      <w:r>
+        <w:rPr>
+          <w:rStyle w:val="HTMLCode"/>
+          <w:rFonts w:ascii="Arial" w:eastAsiaTheme="minorEastAsia" w:hAnsi="Arial" w:cs="Arial"/>
+          <w:sz w:val="26"/>
+          <w:szCs w:val="26"/>
+        </w:rPr>
+        <w:t>@Story</w:t>
+      </w:r>
+      <w:r>
+        <w:rPr>
+          <w:sz w:val="26"/>
+          <w:szCs w:val="26"/>
+        </w:rPr>
+        <w:t xml:space="preserve">, </w:t>
+      </w:r>
+      <w:r>
+        <w:rPr>
+          <w:rStyle w:val="HTMLCode"/>
+          <w:rFonts w:ascii="Arial" w:eastAsiaTheme="minorEastAsia" w:hAnsi="Arial" w:cs="Arial"/>
+          <w:sz w:val="26"/>
+          <w:szCs w:val="26"/>
+        </w:rPr>
+        <w:t>@Severity</w:t>
+      </w:r>
+      <w:r>
+        <w:rPr>
+          <w:sz w:val="26"/>
+          <w:szCs w:val="26"/>
+        </w:rPr>
+        <w:t>.</w:t>
+      </w:r>
+    </w:p>
+    <w:p>
+      <w:pPr>
+        <w:pStyle w:val="ListBullet"/>
+        <w:rPr>
+          <w:sz w:val="26"/>
+          <w:szCs w:val="26"/>
+        </w:rPr>
+      </w:pPr>
+      <w:proofErr w:type="gramStart"/>
+      <w:r>
+        <w:rPr>
+          <w:rFonts w:hAnsi="Symbol"/>
+          <w:sz w:val="26"/>
+          <w:szCs w:val="26"/>
+        </w:rPr>
+        <w:t></w:t>
+      </w:r>
+      <w:r>
+        <w:rPr>
+          <w:sz w:val="26"/>
+          <w:szCs w:val="26"/>
+        </w:rPr>
+        <w:t xml:space="preserve">  Cài</w:t>
+      </w:r>
+      <w:proofErr w:type="gramEnd"/>
+      <w:r>
+        <w:rPr>
+          <w:sz w:val="26"/>
+          <w:szCs w:val="26"/>
+        </w:rPr>
+        <w:t xml:space="preserve"> </w:t>
+      </w:r>
+      <w:proofErr w:type="spellStart"/>
+      <w:r>
+        <w:rPr>
+          <w:sz w:val="26"/>
+          <w:szCs w:val="26"/>
+        </w:rPr>
+        <w:t>đặt</w:t>
+      </w:r>
+      <w:proofErr w:type="spellEnd"/>
+      <w:r>
+        <w:rPr>
+          <w:sz w:val="26"/>
+          <w:szCs w:val="26"/>
+        </w:rPr>
+        <w:t xml:space="preserve"> </w:t>
+      </w:r>
+      <w:proofErr w:type="spellStart"/>
+      <w:r>
+        <w:rPr>
+          <w:sz w:val="26"/>
+          <w:szCs w:val="26"/>
+        </w:rPr>
+        <w:t>tích</w:t>
+      </w:r>
+      <w:proofErr w:type="spellEnd"/>
+      <w:r>
+        <w:rPr>
+          <w:sz w:val="26"/>
+          <w:szCs w:val="26"/>
+        </w:rPr>
+        <w:t xml:space="preserve"> </w:t>
+      </w:r>
+      <w:proofErr w:type="spellStart"/>
+      <w:r>
+        <w:rPr>
+          <w:sz w:val="26"/>
+          <w:szCs w:val="26"/>
+        </w:rPr>
+        <w:t>hợp</w:t>
+      </w:r>
+      <w:proofErr w:type="spellEnd"/>
+      <w:r>
+        <w:rPr>
+          <w:sz w:val="26"/>
+          <w:szCs w:val="26"/>
+        </w:rPr>
+        <w:t xml:space="preserve"> plugin </w:t>
+      </w:r>
+      <w:proofErr w:type="spellStart"/>
+      <w:r>
+        <w:rPr>
+          <w:b/>
+          <w:bCs/>
+          <w:sz w:val="26"/>
+          <w:szCs w:val="26"/>
+        </w:rPr>
+        <w:t>JaCoCo</w:t>
+      </w:r>
+      <w:proofErr w:type="spellEnd"/>
+      <w:r>
+        <w:rPr>
+          <w:sz w:val="26"/>
+          <w:szCs w:val="26"/>
+        </w:rPr>
+        <w:t xml:space="preserve"> </w:t>
+      </w:r>
+      <w:proofErr w:type="spellStart"/>
+      <w:r>
+        <w:rPr>
+          <w:sz w:val="26"/>
+          <w:szCs w:val="26"/>
+        </w:rPr>
+        <w:t>trong</w:t>
+      </w:r>
+      <w:proofErr w:type="spellEnd"/>
+      <w:r>
+        <w:rPr>
+          <w:sz w:val="26"/>
+          <w:szCs w:val="26"/>
+        </w:rPr>
+        <w:t xml:space="preserve"> Maven </w:t>
+      </w:r>
+      <w:proofErr w:type="spellStart"/>
+      <w:r>
+        <w:rPr>
+          <w:sz w:val="26"/>
+          <w:szCs w:val="26"/>
+        </w:rPr>
+        <w:t>để</w:t>
+      </w:r>
+      <w:proofErr w:type="spellEnd"/>
+      <w:r>
+        <w:rPr>
+          <w:sz w:val="26"/>
+          <w:szCs w:val="26"/>
+        </w:rPr>
+        <w:t xml:space="preserve"> </w:t>
+      </w:r>
+      <w:proofErr w:type="spellStart"/>
+      <w:r>
+        <w:rPr>
+          <w:sz w:val="26"/>
+          <w:szCs w:val="26"/>
+        </w:rPr>
+        <w:t>đo</w:t>
+      </w:r>
+      <w:proofErr w:type="spellEnd"/>
+      <w:r>
+        <w:rPr>
+          <w:sz w:val="26"/>
+          <w:szCs w:val="26"/>
+        </w:rPr>
+        <w:t xml:space="preserve"> </w:t>
+      </w:r>
+      <w:proofErr w:type="spellStart"/>
+      <w:r>
+        <w:rPr>
+          <w:sz w:val="26"/>
+          <w:szCs w:val="26"/>
+        </w:rPr>
+        <w:t>lường</w:t>
+      </w:r>
+      <w:proofErr w:type="spellEnd"/>
+      <w:r>
+        <w:rPr>
+          <w:sz w:val="26"/>
+          <w:szCs w:val="26"/>
+        </w:rPr>
+        <w:t xml:space="preserve"> </w:t>
+      </w:r>
+      <w:proofErr w:type="spellStart"/>
+      <w:r>
+        <w:rPr>
+          <w:sz w:val="26"/>
+          <w:szCs w:val="26"/>
+        </w:rPr>
+        <w:t>độ</w:t>
+      </w:r>
+      <w:proofErr w:type="spellEnd"/>
+      <w:r>
+        <w:rPr>
+          <w:sz w:val="26"/>
+          <w:szCs w:val="26"/>
+        </w:rPr>
+        <w:t xml:space="preserve"> </w:t>
+      </w:r>
+      <w:proofErr w:type="spellStart"/>
+      <w:r>
+        <w:rPr>
+          <w:sz w:val="26"/>
+          <w:szCs w:val="26"/>
+        </w:rPr>
+        <w:t>phủ</w:t>
+      </w:r>
+      <w:proofErr w:type="spellEnd"/>
+      <w:r>
+        <w:rPr>
+          <w:sz w:val="26"/>
+          <w:szCs w:val="26"/>
+        </w:rPr>
+        <w:t xml:space="preserve"> </w:t>
+      </w:r>
+      <w:proofErr w:type="spellStart"/>
+      <w:r>
+        <w:rPr>
+          <w:sz w:val="26"/>
+          <w:szCs w:val="26"/>
+        </w:rPr>
+        <w:t>nhánh</w:t>
+      </w:r>
+      <w:proofErr w:type="spellEnd"/>
+      <w:r>
+        <w:rPr>
+          <w:sz w:val="26"/>
+          <w:szCs w:val="26"/>
+        </w:rPr>
+        <w:t xml:space="preserve"> (Branch Coverage), </w:t>
+      </w:r>
+      <w:proofErr w:type="spellStart"/>
+      <w:r>
+        <w:rPr>
+          <w:sz w:val="26"/>
+          <w:szCs w:val="26"/>
+        </w:rPr>
+        <w:t>đảm</w:t>
+      </w:r>
+      <w:proofErr w:type="spellEnd"/>
+      <w:r>
+        <w:rPr>
+          <w:sz w:val="26"/>
+          <w:szCs w:val="26"/>
+        </w:rPr>
+        <w:t xml:space="preserve"> </w:t>
+      </w:r>
+      <w:proofErr w:type="spellStart"/>
+      <w:r>
+        <w:rPr>
+          <w:sz w:val="26"/>
+          <w:szCs w:val="26"/>
+        </w:rPr>
+        <w:t>bảo</w:t>
+      </w:r>
+      <w:proofErr w:type="spellEnd"/>
+      <w:r>
+        <w:rPr>
+          <w:sz w:val="26"/>
+          <w:szCs w:val="26"/>
+        </w:rPr>
+        <w:t xml:space="preserve"> </w:t>
+      </w:r>
+      <w:proofErr w:type="spellStart"/>
+      <w:r>
+        <w:rPr>
+          <w:sz w:val="26"/>
+          <w:szCs w:val="26"/>
+        </w:rPr>
+        <w:t>bộ</w:t>
+      </w:r>
+      <w:proofErr w:type="spellEnd"/>
+      <w:r>
+        <w:rPr>
+          <w:sz w:val="26"/>
+          <w:szCs w:val="26"/>
+        </w:rPr>
+        <w:t xml:space="preserve"> test </w:t>
+      </w:r>
+      <w:proofErr w:type="spellStart"/>
+      <w:r>
+        <w:rPr>
+          <w:sz w:val="26"/>
+          <w:szCs w:val="26"/>
+        </w:rPr>
+        <w:t>đạt</w:t>
+      </w:r>
+      <w:proofErr w:type="spellEnd"/>
+      <w:r>
+        <w:rPr>
+          <w:sz w:val="26"/>
+          <w:szCs w:val="26"/>
+        </w:rPr>
+        <w:t xml:space="preserve"> </w:t>
+      </w:r>
+      <w:proofErr w:type="spellStart"/>
+      <w:r>
+        <w:rPr>
+          <w:sz w:val="26"/>
+          <w:szCs w:val="26"/>
+        </w:rPr>
+        <w:t>tỷ</w:t>
+      </w:r>
+      <w:proofErr w:type="spellEnd"/>
+      <w:r>
+        <w:rPr>
+          <w:sz w:val="26"/>
+          <w:szCs w:val="26"/>
+        </w:rPr>
+        <w:t xml:space="preserve"> </w:t>
+      </w:r>
+      <w:proofErr w:type="spellStart"/>
+      <w:r>
+        <w:rPr>
+          <w:sz w:val="26"/>
+          <w:szCs w:val="26"/>
+        </w:rPr>
+        <w:t>lệ</w:t>
+      </w:r>
+      <w:proofErr w:type="spellEnd"/>
+      <w:r>
+        <w:rPr>
+          <w:sz w:val="26"/>
+          <w:szCs w:val="26"/>
+        </w:rPr>
+        <w:t xml:space="preserve"> bao </w:t>
+      </w:r>
+      <w:proofErr w:type="spellStart"/>
+      <w:r>
+        <w:rPr>
+          <w:sz w:val="26"/>
+          <w:szCs w:val="26"/>
+        </w:rPr>
+        <w:t>phủ</w:t>
+      </w:r>
+      <w:proofErr w:type="spellEnd"/>
+      <w:r>
+        <w:rPr>
+          <w:sz w:val="26"/>
+          <w:szCs w:val="26"/>
+        </w:rPr>
+        <w:t xml:space="preserve"> </w:t>
+      </w:r>
+      <w:proofErr w:type="spellStart"/>
+      <w:r>
+        <w:rPr>
+          <w:sz w:val="26"/>
+          <w:szCs w:val="26"/>
+        </w:rPr>
+        <w:t>mã</w:t>
+      </w:r>
+      <w:proofErr w:type="spellEnd"/>
+      <w:r>
+        <w:rPr>
+          <w:sz w:val="26"/>
+          <w:szCs w:val="26"/>
+        </w:rPr>
+        <w:t xml:space="preserve"> </w:t>
+      </w:r>
+      <w:proofErr w:type="spellStart"/>
+      <w:r>
+        <w:rPr>
+          <w:sz w:val="26"/>
+          <w:szCs w:val="26"/>
+        </w:rPr>
+        <w:t>nguồn</w:t>
+      </w:r>
+      <w:proofErr w:type="spellEnd"/>
+      <w:r>
+        <w:rPr>
+          <w:sz w:val="26"/>
+          <w:szCs w:val="26"/>
+        </w:rPr>
+        <w:t xml:space="preserve"> </w:t>
+      </w:r>
+      <w:r>
+        <w:rPr>
+          <w:rStyle w:val="math-inline"/>
+          <w:rFonts w:ascii="Arial" w:hAnsi="Arial" w:cs="Arial"/>
+          <w:sz w:val="26"/>
+          <w:szCs w:val="26"/>
+        </w:rPr>
+        <w:t>$\</w:t>
+      </w:r>
+      <w:proofErr w:type="spellStart"/>
+      <w:r>
+        <w:rPr>
+          <w:rStyle w:val="math-inline"/>
+          <w:rFonts w:ascii="Arial" w:hAnsi="Arial" w:cs="Arial"/>
+          <w:sz w:val="26"/>
+          <w:szCs w:val="26"/>
+        </w:rPr>
+        <w:t>ge</w:t>
+      </w:r>
+      <w:proofErr w:type="spellEnd"/>
+      <w:r>
+        <w:rPr>
+          <w:rStyle w:val="math-inline"/>
+          <w:rFonts w:ascii="Arial" w:hAnsi="Arial" w:cs="Arial"/>
+          <w:sz w:val="26"/>
+          <w:szCs w:val="26"/>
+        </w:rPr>
+        <w:t xml:space="preserve"> 90\%$</w:t>
+      </w:r>
+      <w:r>
+        <w:rPr>
+          <w:sz w:val="26"/>
+          <w:szCs w:val="26"/>
+        </w:rPr>
+        <w:t>.</w:t>
       </w:r>
     </w:p>
     <w:p>
       <w:pPr>
         <w:pStyle w:val="Heading1"/>
+        <w:jc w:val="both"/>
+        <w:rPr>
+          <w:rFonts w:ascii="Times New Roman" w:hAnsi="Times New Roman" w:cs="Times New Roman"/>
+          <w:color w:val="auto"/>
+          <w:sz w:val="32"/>
+          <w:szCs w:val="32"/>
+        </w:rPr>
       </w:pPr>
       <w:r>
         <w:rPr>
-          <w:color w:val="1F4E79"/>
-        </w:rPr>
-        <w:t>3. Phân tích điều khiển và Cyclomatic Complexity</w:t>
-      </w:r>
-    </w:p>
-    <w:p>
-      <w:pPr>
-        <w:pStyle w:val="ListBullet"/>
-        <w:spacing w:after="20"/>
-      </w:pPr>
-      <w:r>
-        <w:t>Các decision trong hàm gồm D1 đến D8.</w:t>
-      </w:r>
-    </w:p>
-    <w:p>
-      <w:pPr>
-        <w:pStyle w:val="ListBullet"/>
-        <w:spacing w:after="20"/>
-      </w:pPr>
-      <w:r>
-        <w:t>Tính theo phương pháp đếm decision: CC = 8 + 1 = 9.</w:t>
-      </w:r>
-    </w:p>
-    <w:p>
-      <w:pPr>
-        <w:pStyle w:val="ListBullet"/>
-        <w:spacing w:after="20"/>
-      </w:pPr>
-      <w:r>
-        <w:t>Điều này cho thấy cần ít nhất 9 đường cơ sở độc lập để bao phủ các luồng xử lý chính.</w:t>
-      </w:r>
+          <w:rFonts w:ascii="Times New Roman" w:hAnsi="Times New Roman" w:cs="Times New Roman"/>
+          <w:color w:val="auto"/>
+          <w:sz w:val="32"/>
+          <w:szCs w:val="32"/>
+        </w:rPr>
+        <w:t>2</w:t>
+      </w:r>
+      <w:r>
+        <w:rPr>
+          <w:rFonts w:ascii="Times New Roman" w:hAnsi="Times New Roman" w:cs="Times New Roman"/>
+          <w:color w:val="auto"/>
+          <w:sz w:val="32"/>
+          <w:szCs w:val="32"/>
+        </w:rPr>
+        <w:t xml:space="preserve">. </w:t>
+      </w:r>
+      <w:proofErr w:type="spellStart"/>
+      <w:r>
+        <w:rPr>
+          <w:rFonts w:ascii="Times New Roman" w:hAnsi="Times New Roman" w:cs="Times New Roman"/>
+          <w:color w:val="auto"/>
+          <w:sz w:val="32"/>
+          <w:szCs w:val="32"/>
+        </w:rPr>
+        <w:t>Môi</w:t>
+      </w:r>
+      <w:proofErr w:type="spellEnd"/>
+      <w:r>
+        <w:rPr>
+          <w:rFonts w:ascii="Times New Roman" w:hAnsi="Times New Roman" w:cs="Times New Roman"/>
+          <w:color w:val="auto"/>
+          <w:sz w:val="32"/>
+          <w:szCs w:val="32"/>
+        </w:rPr>
+        <w:t xml:space="preserve"> </w:t>
+      </w:r>
+      <w:proofErr w:type="spellStart"/>
+      <w:r>
+        <w:rPr>
+          <w:rFonts w:ascii="Times New Roman" w:hAnsi="Times New Roman" w:cs="Times New Roman"/>
+          <w:color w:val="auto"/>
+          <w:sz w:val="32"/>
+          <w:szCs w:val="32"/>
+        </w:rPr>
+        <w:t>trường</w:t>
+      </w:r>
+      <w:proofErr w:type="spellEnd"/>
+      <w:r>
+        <w:rPr>
+          <w:rFonts w:ascii="Times New Roman" w:hAnsi="Times New Roman" w:cs="Times New Roman"/>
+          <w:color w:val="auto"/>
+          <w:sz w:val="32"/>
+          <w:szCs w:val="32"/>
+        </w:rPr>
+        <w:t xml:space="preserve"> </w:t>
+      </w:r>
+      <w:proofErr w:type="spellStart"/>
+      <w:r>
+        <w:rPr>
+          <w:rFonts w:ascii="Times New Roman" w:hAnsi="Times New Roman" w:cs="Times New Roman"/>
+          <w:color w:val="auto"/>
+          <w:sz w:val="32"/>
+          <w:szCs w:val="32"/>
+        </w:rPr>
+        <w:t>thực</w:t>
+      </w:r>
+      <w:proofErr w:type="spellEnd"/>
+      <w:r>
+        <w:rPr>
+          <w:rFonts w:ascii="Times New Roman" w:hAnsi="Times New Roman" w:cs="Times New Roman"/>
+          <w:color w:val="auto"/>
+          <w:sz w:val="32"/>
+          <w:szCs w:val="32"/>
+        </w:rPr>
+        <w:t xml:space="preserve"> </w:t>
+      </w:r>
+      <w:proofErr w:type="spellStart"/>
+      <w:r>
+        <w:rPr>
+          <w:rFonts w:ascii="Times New Roman" w:hAnsi="Times New Roman" w:cs="Times New Roman"/>
+          <w:color w:val="auto"/>
+          <w:sz w:val="32"/>
+          <w:szCs w:val="32"/>
+        </w:rPr>
+        <w:t>hiện</w:t>
+      </w:r>
+      <w:proofErr w:type="spellEnd"/>
     </w:p>
     <w:tbl>
       <w:tblPr>
         <w:tblStyle w:val="TableGrid"/>
         <w:tblW w:w="0" w:type="auto"/>
-        <w:jc w:val="center"/>
         <w:tblLook w:val="04A0" w:firstRow="1" w:lastRow="0" w:firstColumn="1" w:lastColumn="0" w:noHBand="0" w:noVBand="1"/>
       </w:tblPr>
       <w:tblGrid>
-        <w:gridCol w:w="3264"/>
-        <w:gridCol w:w="3264"/>
-        <w:gridCol w:w="3264"/>
+        <w:gridCol w:w="4428"/>
+        <w:gridCol w:w="3697"/>
       </w:tblGrid>
       <w:tr>
-        <w:trPr>
-          <w:jc w:val="center"/>
-        </w:trPr>
         <w:tc>
           <w:tcPr>
-            <w:tcW w:w="3264" w:type="dxa"/>
-            <w:shd w:val="clear" w:color="auto" w:fill="1F4E79"/>
-            <w:vAlign w:val="center"/>
+            <w:tcW w:w="4428" w:type="dxa"/>
+            <w:shd w:val="clear" w:color="auto" w:fill="4F81BD" w:themeFill="accent1"/>
+            <w:hideMark/>
           </w:tcPr>
           <w:p>
-            <w:r>
-              <w:rPr>
+            <w:pPr>
+              <w:jc w:val="both"/>
+              <w:rPr>
+                <w:rFonts w:cs="Times New Roman"/>
                 <w:b/>
-                <w:color w:val="FFFFFF"/>
-                <w:sz w:val="20"/>
-              </w:rPr>
-              <w:t>Decision</w:t>
-            </w:r>
+                <w:color w:val="FFFFFF" w:themeColor="background1"/>
+                <w:sz w:val="26"/>
+                <w:szCs w:val="26"/>
+              </w:rPr>
+            </w:pPr>
+            <w:r>
+              <w:rPr>
+                <w:rFonts w:cs="Times New Roman"/>
+                <w:b/>
+                <w:bCs/>
+                <w:color w:val="FFFFFF" w:themeColor="background1"/>
+                <w:sz w:val="26"/>
+                <w:szCs w:val="26"/>
+              </w:rPr>
+              <w:t xml:space="preserve">Thành </w:t>
+            </w:r>
+            <w:proofErr w:type="spellStart"/>
+            <w:r>
+              <w:rPr>
+                <w:rFonts w:cs="Times New Roman"/>
+                <w:b/>
+                <w:bCs/>
+                <w:color w:val="FFFFFF" w:themeColor="background1"/>
+                <w:sz w:val="26"/>
+                <w:szCs w:val="26"/>
+              </w:rPr>
+              <w:t>phần</w:t>
+            </w:r>
+            <w:proofErr w:type="spellEnd"/>
           </w:p>
         </w:tc>
         <w:tc>
           <w:tcPr>
-            <w:tcW w:w="3264" w:type="dxa"/>
-            <w:shd w:val="clear" w:color="auto" w:fill="1F4E79"/>
-            <w:vAlign w:val="center"/>
+            <w:tcW w:w="0" w:type="auto"/>
+            <w:shd w:val="clear" w:color="auto" w:fill="4F81BD" w:themeFill="accent1"/>
+            <w:hideMark/>
           </w:tcPr>
           <w:p>
-            <w:r>
-              <w:rPr>
+            <w:pPr>
+              <w:jc w:val="both"/>
+              <w:rPr>
+                <w:rFonts w:cs="Times New Roman"/>
                 <w:b/>
-                <w:color w:val="FFFFFF"/>
-                <w:sz w:val="20"/>
-              </w:rPr>
-              <w:t>Biểu thức điều kiện</w:t>
-            </w:r>
+                <w:color w:val="FFFFFF" w:themeColor="background1"/>
+                <w:sz w:val="26"/>
+                <w:szCs w:val="26"/>
+              </w:rPr>
+            </w:pPr>
+            <w:r>
+              <w:rPr>
+                <w:rFonts w:cs="Times New Roman"/>
+                <w:b/>
+                <w:bCs/>
+                <w:color w:val="FFFFFF" w:themeColor="background1"/>
+                <w:sz w:val="26"/>
+                <w:szCs w:val="26"/>
+              </w:rPr>
+              <w:t>Thông tin</w:t>
+            </w:r>
+          </w:p>
+        </w:tc>
+      </w:tr>
+      <w:tr>
+        <w:tc>
+          <w:tcPr>
+            <w:tcW w:w="4428" w:type="dxa"/>
+            <w:hideMark/>
+          </w:tcPr>
+          <w:p>
+            <w:pPr>
+              <w:jc w:val="both"/>
+              <w:rPr>
+                <w:rFonts w:cs="Times New Roman"/>
+                <w:sz w:val="26"/>
+                <w:szCs w:val="26"/>
+              </w:rPr>
+            </w:pPr>
+            <w:proofErr w:type="spellStart"/>
+            <w:r>
+              <w:rPr>
+                <w:rFonts w:cs="Times New Roman"/>
+                <w:sz w:val="26"/>
+                <w:szCs w:val="26"/>
+              </w:rPr>
+              <w:t>Ngôn</w:t>
+            </w:r>
+            <w:proofErr w:type="spellEnd"/>
+            <w:r>
+              <w:rPr>
+                <w:rFonts w:cs="Times New Roman"/>
+                <w:sz w:val="26"/>
+                <w:szCs w:val="26"/>
+              </w:rPr>
+              <w:t xml:space="preserve"> </w:t>
+            </w:r>
+            <w:proofErr w:type="spellStart"/>
+            <w:r>
+              <w:rPr>
+                <w:rFonts w:cs="Times New Roman"/>
+                <w:sz w:val="26"/>
+                <w:szCs w:val="26"/>
+              </w:rPr>
+              <w:t>ngữ</w:t>
+            </w:r>
+            <w:proofErr w:type="spellEnd"/>
           </w:p>
         </w:tc>
         <w:tc>
           <w:tcPr>
-            <w:tcW w:w="3264" w:type="dxa"/>
-            <w:shd w:val="clear" w:color="auto" w:fill="1F4E79"/>
-            <w:vAlign w:val="center"/>
+            <w:tcW w:w="0" w:type="auto"/>
+            <w:hideMark/>
           </w:tcPr>
           <w:p>
-            <w:r>
-              <w:rPr>
-                <w:b/>
-                <w:color w:val="FFFFFF"/>
-                <w:sz w:val="20"/>
-              </w:rPr>
-              <w:t>Ý nghĩa</w:t>
+            <w:pPr>
+              <w:jc w:val="both"/>
+              <w:rPr>
+                <w:rFonts w:cs="Times New Roman"/>
+                <w:sz w:val="26"/>
+                <w:szCs w:val="26"/>
+              </w:rPr>
+            </w:pPr>
+            <w:r>
+              <w:rPr>
+                <w:rFonts w:cs="Times New Roman"/>
+                <w:sz w:val="26"/>
+                <w:szCs w:val="26"/>
+              </w:rPr>
+              <w:t>Java 17</w:t>
             </w:r>
           </w:p>
         </w:tc>
       </w:tr>
       <w:tr>
-        <w:trPr>
-          <w:jc w:val="center"/>
-        </w:trPr>
         <w:tc>
           <w:tcPr>
-            <w:tcW w:w="3264" w:type="dxa"/>
-            <w:shd w:val="clear" w:color="auto" w:fill="EAF2F8"/>
+            <w:tcW w:w="4428" w:type="dxa"/>
+            <w:hideMark/>
           </w:tcPr>
           <w:p>
-            <w:r>
-              <w:rPr>
-                <w:sz w:val="20"/>
-              </w:rPr>
-              <w:t>D1</w:t>
+            <w:pPr>
+              <w:jc w:val="both"/>
+              <w:rPr>
+                <w:rFonts w:cs="Times New Roman"/>
+                <w:sz w:val="26"/>
+                <w:szCs w:val="26"/>
+              </w:rPr>
+            </w:pPr>
+            <w:r>
+              <w:rPr>
+                <w:rFonts w:cs="Times New Roman"/>
+                <w:sz w:val="26"/>
+                <w:szCs w:val="26"/>
+              </w:rPr>
+              <w:t>Build tool</w:t>
             </w:r>
           </w:p>
         </w:tc>
         <w:tc>
           <w:tcPr>
-            <w:tcW w:w="3264" w:type="dxa"/>
+            <w:tcW w:w="0" w:type="auto"/>
+            <w:hideMark/>
           </w:tcPr>
           <w:p>
-            <w:r>
-              <w:rPr>
-                <w:sz w:val="20"/>
-              </w:rPr>
-              <w:t>items == null || items.isEmpty()</w:t>
+            <w:pPr>
+              <w:jc w:val="both"/>
+              <w:rPr>
+                <w:rFonts w:cs="Times New Roman"/>
+                <w:sz w:val="26"/>
+                <w:szCs w:val="26"/>
+              </w:rPr>
+            </w:pPr>
+            <w:r>
+              <w:rPr>
+                <w:rFonts w:cs="Times New Roman"/>
+                <w:sz w:val="26"/>
+                <w:szCs w:val="26"/>
+              </w:rPr>
+              <w:t>Maven (</w:t>
+            </w:r>
+            <w:proofErr w:type="spellStart"/>
+            <w:r>
+              <w:rPr>
+                <w:rFonts w:cs="Times New Roman"/>
+                <w:sz w:val="26"/>
+                <w:szCs w:val="26"/>
+              </w:rPr>
+              <w:t>cấu</w:t>
+            </w:r>
+            <w:proofErr w:type="spellEnd"/>
+            <w:r>
+              <w:rPr>
+                <w:rFonts w:cs="Times New Roman"/>
+                <w:sz w:val="26"/>
+                <w:szCs w:val="26"/>
+              </w:rPr>
+              <w:t xml:space="preserve"> </w:t>
+            </w:r>
+            <w:proofErr w:type="spellStart"/>
+            <w:r>
+              <w:rPr>
+                <w:rFonts w:cs="Times New Roman"/>
+                <w:sz w:val="26"/>
+                <w:szCs w:val="26"/>
+              </w:rPr>
+              <w:t>hình</w:t>
+            </w:r>
+            <w:proofErr w:type="spellEnd"/>
+            <w:r>
+              <w:rPr>
+                <w:rFonts w:cs="Times New Roman"/>
+                <w:sz w:val="26"/>
+                <w:szCs w:val="26"/>
+              </w:rPr>
+              <w:t xml:space="preserve"> Surefire plugin)</w:t>
+            </w:r>
+          </w:p>
+        </w:tc>
+      </w:tr>
+      <w:tr>
+        <w:tc>
+          <w:tcPr>
+            <w:tcW w:w="4428" w:type="dxa"/>
+            <w:hideMark/>
+          </w:tcPr>
+          <w:p>
+            <w:pPr>
+              <w:jc w:val="both"/>
+              <w:rPr>
+                <w:rFonts w:cs="Times New Roman"/>
+                <w:sz w:val="26"/>
+                <w:szCs w:val="26"/>
+              </w:rPr>
+            </w:pPr>
+            <w:r>
+              <w:rPr>
+                <w:rFonts w:cs="Times New Roman"/>
+                <w:sz w:val="26"/>
+                <w:szCs w:val="26"/>
+              </w:rPr>
+              <w:t>Test framework</w:t>
             </w:r>
           </w:p>
         </w:tc>
         <w:tc>
           <w:tcPr>
-            <w:tcW w:w="3264" w:type="dxa"/>
+            <w:tcW w:w="0" w:type="auto"/>
+            <w:hideMark/>
           </w:tcPr>
           <w:p>
-            <w:r>
-              <w:rPr>
-                <w:sz w:val="20"/>
-              </w:rPr>
-              <w:t>Kiểm tra giỏ hàng rỗng</w:t>
+            <w:pPr>
+              <w:jc w:val="both"/>
+              <w:rPr>
+                <w:rFonts w:cs="Times New Roman"/>
+                <w:sz w:val="26"/>
+                <w:szCs w:val="26"/>
+              </w:rPr>
+            </w:pPr>
+            <w:r>
+              <w:rPr>
+                <w:rFonts w:cs="Times New Roman"/>
+                <w:sz w:val="26"/>
+                <w:szCs w:val="26"/>
+              </w:rPr>
+              <w:t>TestNG 7.8.0</w:t>
             </w:r>
           </w:p>
         </w:tc>
       </w:tr>
       <w:tr>
-        <w:trPr>
-          <w:jc w:val="center"/>
-        </w:trPr>
         <w:tc>
           <w:tcPr>
-            <w:tcW w:w="3264" w:type="dxa"/>
-            <w:shd w:val="clear" w:color="auto" w:fill="EAF2F8"/>
+            <w:tcW w:w="4428" w:type="dxa"/>
+            <w:hideMark/>
           </w:tcPr>
           <w:p>
-            <w:r>
-              <w:rPr>
-                <w:sz w:val="20"/>
-              </w:rPr>
-              <w:t>D2</w:t>
-            </w:r>
+            <w:pPr>
+              <w:jc w:val="both"/>
+              <w:rPr>
+                <w:rFonts w:cs="Times New Roman"/>
+                <w:sz w:val="26"/>
+                <w:szCs w:val="26"/>
+              </w:rPr>
+            </w:pPr>
+            <w:r>
+              <w:rPr>
+                <w:rFonts w:cs="Times New Roman"/>
+                <w:sz w:val="26"/>
+                <w:szCs w:val="26"/>
+              </w:rPr>
+              <w:t xml:space="preserve">Công </w:t>
+            </w:r>
+            <w:proofErr w:type="spellStart"/>
+            <w:r>
+              <w:rPr>
+                <w:rFonts w:cs="Times New Roman"/>
+                <w:sz w:val="26"/>
+                <w:szCs w:val="26"/>
+              </w:rPr>
+              <w:t>cụ</w:t>
+            </w:r>
+            <w:proofErr w:type="spellEnd"/>
+            <w:r>
+              <w:rPr>
+                <w:rFonts w:cs="Times New Roman"/>
+                <w:sz w:val="26"/>
+                <w:szCs w:val="26"/>
+              </w:rPr>
+              <w:t xml:space="preserve"> </w:t>
+            </w:r>
+            <w:proofErr w:type="spellStart"/>
+            <w:r>
+              <w:rPr>
+                <w:rFonts w:cs="Times New Roman"/>
+                <w:sz w:val="26"/>
+                <w:szCs w:val="26"/>
+              </w:rPr>
+              <w:t>báo</w:t>
+            </w:r>
+            <w:proofErr w:type="spellEnd"/>
+            <w:r>
+              <w:rPr>
+                <w:rFonts w:cs="Times New Roman"/>
+                <w:sz w:val="26"/>
+                <w:szCs w:val="26"/>
+              </w:rPr>
+              <w:t xml:space="preserve"> </w:t>
+            </w:r>
+            <w:proofErr w:type="spellStart"/>
+            <w:r>
+              <w:rPr>
+                <w:rFonts w:cs="Times New Roman"/>
+                <w:sz w:val="26"/>
+                <w:szCs w:val="26"/>
+              </w:rPr>
+              <w:t>cáo</w:t>
+            </w:r>
+            <w:proofErr w:type="spellEnd"/>
           </w:p>
         </w:tc>
         <w:tc>
           <w:tcPr>
-            <w:tcW w:w="3264" w:type="dxa"/>
+            <w:tcW w:w="0" w:type="auto"/>
+            <w:hideMark/>
           </w:tcPr>
           <w:p>
-            <w:r>
-              <w:rPr>
-                <w:sz w:val="20"/>
-              </w:rPr>
-              <w:t>couponCode != null &amp;&amp; !couponCode.isEmpty()</w:t>
+            <w:pPr>
+              <w:jc w:val="both"/>
+              <w:rPr>
+                <w:rFonts w:cs="Times New Roman"/>
+                <w:sz w:val="26"/>
+                <w:szCs w:val="26"/>
+              </w:rPr>
+            </w:pPr>
+            <w:r>
+              <w:rPr>
+                <w:rFonts w:cs="Times New Roman"/>
+                <w:sz w:val="26"/>
+                <w:szCs w:val="26"/>
+              </w:rPr>
+              <w:t>Allure Report 2.29.0</w:t>
+            </w:r>
+          </w:p>
+        </w:tc>
+      </w:tr>
+      <w:tr>
+        <w:tc>
+          <w:tcPr>
+            <w:tcW w:w="4428" w:type="dxa"/>
+            <w:hideMark/>
+          </w:tcPr>
+          <w:p>
+            <w:pPr>
+              <w:jc w:val="both"/>
+              <w:rPr>
+                <w:rFonts w:cs="Times New Roman"/>
+                <w:sz w:val="26"/>
+                <w:szCs w:val="26"/>
+              </w:rPr>
+            </w:pPr>
+            <w:r>
+              <w:rPr>
+                <w:rFonts w:cs="Times New Roman"/>
+                <w:sz w:val="26"/>
+                <w:szCs w:val="26"/>
+              </w:rPr>
+              <w:t xml:space="preserve">Công </w:t>
+            </w:r>
+            <w:proofErr w:type="spellStart"/>
+            <w:r>
+              <w:rPr>
+                <w:rFonts w:cs="Times New Roman"/>
+                <w:sz w:val="26"/>
+                <w:szCs w:val="26"/>
+              </w:rPr>
+              <w:t>cụ</w:t>
+            </w:r>
+            <w:proofErr w:type="spellEnd"/>
+            <w:r>
+              <w:rPr>
+                <w:rFonts w:cs="Times New Roman"/>
+                <w:sz w:val="26"/>
+                <w:szCs w:val="26"/>
+              </w:rPr>
+              <w:t xml:space="preserve"> </w:t>
+            </w:r>
+            <w:proofErr w:type="spellStart"/>
+            <w:r>
+              <w:rPr>
+                <w:rFonts w:cs="Times New Roman"/>
+                <w:sz w:val="26"/>
+                <w:szCs w:val="26"/>
+              </w:rPr>
+              <w:t>đo</w:t>
+            </w:r>
+            <w:proofErr w:type="spellEnd"/>
+            <w:r>
+              <w:rPr>
+                <w:rFonts w:cs="Times New Roman"/>
+                <w:sz w:val="26"/>
+                <w:szCs w:val="26"/>
+              </w:rPr>
+              <w:t xml:space="preserve"> coverage</w:t>
             </w:r>
           </w:p>
         </w:tc>
         <w:tc>
           <w:tcPr>
-            <w:tcW w:w="3264" w:type="dxa"/>
+            <w:tcW w:w="0" w:type="auto"/>
+            <w:hideMark/>
           </w:tcPr>
           <w:p>
-            <w:r>
-              <w:rPr>
-                <w:sz w:val="20"/>
-              </w:rPr>
-              <w:t>Có áp dụng coupon hay không</w:t>
+            <w:pPr>
+              <w:jc w:val="both"/>
+              <w:rPr>
+                <w:rFonts w:cs="Times New Roman"/>
+                <w:sz w:val="26"/>
+                <w:szCs w:val="26"/>
+              </w:rPr>
+            </w:pPr>
+            <w:proofErr w:type="spellStart"/>
+            <w:r>
+              <w:rPr>
+                <w:rFonts w:cs="Times New Roman"/>
+                <w:sz w:val="26"/>
+                <w:szCs w:val="26"/>
+              </w:rPr>
+              <w:t>JaCoCo</w:t>
+            </w:r>
+            <w:proofErr w:type="spellEnd"/>
+            <w:r>
+              <w:rPr>
+                <w:rFonts w:cs="Times New Roman"/>
+                <w:sz w:val="26"/>
+                <w:szCs w:val="26"/>
+              </w:rPr>
+              <w:t xml:space="preserve"> Maven Plugin 0.8.11</w:t>
             </w:r>
           </w:p>
         </w:tc>
       </w:tr>
       <w:tr>
-        <w:trPr>
-          <w:jc w:val="center"/>
-        </w:trPr>
         <w:tc>
           <w:tcPr>
-            <w:tcW w:w="3264" w:type="dxa"/>
-            <w:shd w:val="clear" w:color="auto" w:fill="EAF2F8"/>
+            <w:tcW w:w="4428" w:type="dxa"/>
+            <w:hideMark/>
           </w:tcPr>
           <w:p>
-            <w:r>
-              <w:rPr>
-                <w:sz w:val="20"/>
-              </w:rPr>
-              <w:t>D3</w:t>
-            </w:r>
+            <w:pPr>
+              <w:jc w:val="both"/>
+              <w:rPr>
+                <w:rFonts w:cs="Times New Roman"/>
+                <w:sz w:val="26"/>
+                <w:szCs w:val="26"/>
+              </w:rPr>
+            </w:pPr>
+            <w:proofErr w:type="spellStart"/>
+            <w:r>
+              <w:rPr>
+                <w:rFonts w:cs="Times New Roman"/>
+                <w:sz w:val="26"/>
+                <w:szCs w:val="26"/>
+              </w:rPr>
+              <w:t>Đối</w:t>
+            </w:r>
+            <w:proofErr w:type="spellEnd"/>
+            <w:r>
+              <w:rPr>
+                <w:rFonts w:cs="Times New Roman"/>
+                <w:sz w:val="26"/>
+                <w:szCs w:val="26"/>
+              </w:rPr>
+              <w:t xml:space="preserve"> </w:t>
+            </w:r>
+            <w:proofErr w:type="spellStart"/>
+            <w:r>
+              <w:rPr>
+                <w:rFonts w:cs="Times New Roman"/>
+                <w:sz w:val="26"/>
+                <w:szCs w:val="26"/>
+              </w:rPr>
+              <w:t>tượng</w:t>
+            </w:r>
+            <w:proofErr w:type="spellEnd"/>
+            <w:r>
+              <w:rPr>
+                <w:rFonts w:cs="Times New Roman"/>
+                <w:sz w:val="26"/>
+                <w:szCs w:val="26"/>
+              </w:rPr>
+              <w:t xml:space="preserve"> </w:t>
+            </w:r>
+            <w:proofErr w:type="spellStart"/>
+            <w:r>
+              <w:rPr>
+                <w:rFonts w:cs="Times New Roman"/>
+                <w:sz w:val="26"/>
+                <w:szCs w:val="26"/>
+              </w:rPr>
+              <w:t>kiểm</w:t>
+            </w:r>
+            <w:proofErr w:type="spellEnd"/>
+            <w:r>
+              <w:rPr>
+                <w:rFonts w:cs="Times New Roman"/>
+                <w:sz w:val="26"/>
+                <w:szCs w:val="26"/>
+              </w:rPr>
+              <w:t xml:space="preserve"> </w:t>
+            </w:r>
+            <w:proofErr w:type="spellStart"/>
+            <w:r>
+              <w:rPr>
+                <w:rFonts w:cs="Times New Roman"/>
+                <w:sz w:val="26"/>
+                <w:szCs w:val="26"/>
+              </w:rPr>
+              <w:t>thử</w:t>
+            </w:r>
+            <w:proofErr w:type="spellEnd"/>
           </w:p>
         </w:tc>
         <w:tc>
           <w:tcPr>
-            <w:tcW w:w="3264" w:type="dxa"/>
+            <w:tcW w:w="0" w:type="auto"/>
+            <w:hideMark/>
           </w:tcPr>
           <w:p>
-            <w:r>
-              <w:rPr>
-                <w:sz w:val="20"/>
-              </w:rPr>
-              <w:t>couponCode.equals("SALE10")</w:t>
-            </w:r>
-          </w:p>
-        </w:tc>
-        <w:tc>
-          <w:tcPr>
-            <w:tcW w:w="3264" w:type="dxa"/>
-          </w:tcPr>
-          <w:p>
-            <w:r>
-              <w:rPr>
-                <w:sz w:val="20"/>
-              </w:rPr>
-              <w:t>Giảm giá 10%</w:t>
-            </w:r>
-          </w:p>
-        </w:tc>
-      </w:tr>
-      <w:tr>
-        <w:trPr>
-          <w:jc w:val="center"/>
-        </w:trPr>
-        <w:tc>
-          <w:tcPr>
-            <w:tcW w:w="3264" w:type="dxa"/>
-            <w:shd w:val="clear" w:color="auto" w:fill="EAF2F8"/>
-          </w:tcPr>
-          <w:p>
-            <w:r>
-              <w:rPr>
-                <w:sz w:val="20"/>
-              </w:rPr>
-              <w:t>D4</w:t>
-            </w:r>
-          </w:p>
-        </w:tc>
-        <w:tc>
-          <w:tcPr>
-            <w:tcW w:w="3264" w:type="dxa"/>
-          </w:tcPr>
-          <w:p>
-            <w:r>
-              <w:rPr>
-                <w:sz w:val="20"/>
-              </w:rPr>
-              <w:t>couponCode.equals("SALE20")</w:t>
-            </w:r>
-          </w:p>
-        </w:tc>
-        <w:tc>
-          <w:tcPr>
-            <w:tcW w:w="3264" w:type="dxa"/>
-          </w:tcPr>
-          <w:p>
-            <w:r>
-              <w:rPr>
-                <w:sz w:val="20"/>
-              </w:rPr>
-              <w:t>Giảm giá 20%</w:t>
-            </w:r>
-          </w:p>
-        </w:tc>
-      </w:tr>
-      <w:tr>
-        <w:trPr>
-          <w:jc w:val="center"/>
-        </w:trPr>
-        <w:tc>
-          <w:tcPr>
-            <w:tcW w:w="3264" w:type="dxa"/>
-            <w:shd w:val="clear" w:color="auto" w:fill="EAF2F8"/>
-          </w:tcPr>
-          <w:p>
-            <w:r>
-              <w:rPr>
-                <w:sz w:val="20"/>
-              </w:rPr>
-              <w:t>D5</w:t>
-            </w:r>
-          </w:p>
-        </w:tc>
-        <w:tc>
-          <w:tcPr>
-            <w:tcW w:w="3264" w:type="dxa"/>
-          </w:tcPr>
-          <w:p>
-            <w:r>
-              <w:rPr>
-                <w:sz w:val="20"/>
-              </w:rPr>
-              <w:t>memberLevel.equals("GOLD")</w:t>
-            </w:r>
-          </w:p>
-        </w:tc>
-        <w:tc>
-          <w:tcPr>
-            <w:tcW w:w="3264" w:type="dxa"/>
-          </w:tcPr>
-          <w:p>
-            <w:r>
-              <w:rPr>
-                <w:sz w:val="20"/>
-              </w:rPr>
-              <w:t>Thành viên GOLD</w:t>
-            </w:r>
-          </w:p>
-        </w:tc>
-      </w:tr>
-      <w:tr>
-        <w:trPr>
-          <w:jc w:val="center"/>
-        </w:trPr>
-        <w:tc>
-          <w:tcPr>
-            <w:tcW w:w="3264" w:type="dxa"/>
-            <w:shd w:val="clear" w:color="auto" w:fill="EAF2F8"/>
-          </w:tcPr>
-          <w:p>
-            <w:r>
-              <w:rPr>
-                <w:sz w:val="20"/>
-              </w:rPr>
-              <w:t>D6</w:t>
-            </w:r>
-          </w:p>
-        </w:tc>
-        <w:tc>
-          <w:tcPr>
-            <w:tcW w:w="3264" w:type="dxa"/>
-          </w:tcPr>
-          <w:p>
-            <w:r>
-              <w:rPr>
-                <w:sz w:val="20"/>
-              </w:rPr>
-              <w:t>memberLevel.equals("PLATINUM")</w:t>
-            </w:r>
-          </w:p>
-        </w:tc>
-        <w:tc>
-          <w:tcPr>
-            <w:tcW w:w="3264" w:type="dxa"/>
-          </w:tcPr>
-          <w:p>
-            <w:r>
-              <w:rPr>
-                <w:sz w:val="20"/>
-              </w:rPr>
-              <w:t>Thành viên PLATINUM</w:t>
-            </w:r>
-          </w:p>
-        </w:tc>
-      </w:tr>
-      <w:tr>
-        <w:trPr>
-          <w:jc w:val="center"/>
-        </w:trPr>
-        <w:tc>
-          <w:tcPr>
-            <w:tcW w:w="3264" w:type="dxa"/>
-            <w:shd w:val="clear" w:color="auto" w:fill="EAF2F8"/>
-          </w:tcPr>
-          <w:p>
-            <w:r>
-              <w:rPr>
-                <w:sz w:val="20"/>
-              </w:rPr>
-              <w:t>D7</w:t>
-            </w:r>
-          </w:p>
-        </w:tc>
-        <w:tc>
-          <w:tcPr>
-            <w:tcW w:w="3264" w:type="dxa"/>
-          </w:tcPr>
-          <w:p>
-            <w:r>
-              <w:rPr>
-                <w:sz w:val="20"/>
-              </w:rPr>
-              <w:t>total &lt; 500_000</w:t>
-            </w:r>
-          </w:p>
-        </w:tc>
-        <w:tc>
-          <w:tcPr>
-            <w:tcW w:w="3264" w:type="dxa"/>
-          </w:tcPr>
-          <w:p>
-            <w:r>
-              <w:rPr>
-                <w:sz w:val="20"/>
-              </w:rPr>
-              <w:t>Có cộng phí ship hay không</w:t>
-            </w:r>
-          </w:p>
-        </w:tc>
-      </w:tr>
-      <w:tr>
-        <w:trPr>
-          <w:jc w:val="center"/>
-        </w:trPr>
-        <w:tc>
-          <w:tcPr>
-            <w:tcW w:w="3264" w:type="dxa"/>
-            <w:shd w:val="clear" w:color="auto" w:fill="EAF2F8"/>
-          </w:tcPr>
-          <w:p>
-            <w:r>
-              <w:rPr>
-                <w:sz w:val="20"/>
-              </w:rPr>
-              <w:t>D8</w:t>
-            </w:r>
-          </w:p>
-        </w:tc>
-        <w:tc>
-          <w:tcPr>
-            <w:tcW w:w="3264" w:type="dxa"/>
-          </w:tcPr>
-          <w:p>
-            <w:r>
-              <w:rPr>
-                <w:sz w:val="20"/>
-              </w:rPr>
-              <w:t>!paymentMethod.equals("COD")</w:t>
-            </w:r>
-          </w:p>
-        </w:tc>
-        <w:tc>
-          <w:tcPr>
-            <w:tcW w:w="3264" w:type="dxa"/>
-          </w:tcPr>
-          <w:p>
-            <w:r>
-              <w:rPr>
-                <w:sz w:val="20"/>
-              </w:rPr>
-              <w:t>Phân biệt ship online/COD</w:t>
+            <w:pPr>
+              <w:jc w:val="both"/>
+              <w:rPr>
+                <w:rFonts w:cs="Times New Roman"/>
+                <w:sz w:val="26"/>
+                <w:szCs w:val="26"/>
+              </w:rPr>
+            </w:pPr>
+            <w:proofErr w:type="spellStart"/>
+            <w:r>
+              <w:rPr>
+                <w:rFonts w:cs="Times New Roman"/>
+                <w:sz w:val="26"/>
+                <w:szCs w:val="26"/>
+              </w:rPr>
+              <w:t>Lớp</w:t>
+            </w:r>
+            <w:proofErr w:type="spellEnd"/>
+            <w:r>
+              <w:rPr>
+                <w:rFonts w:cs="Times New Roman"/>
+                <w:sz w:val="26"/>
+                <w:szCs w:val="26"/>
+              </w:rPr>
+              <w:t xml:space="preserve"> OrderProcessor.java</w:t>
             </w:r>
           </w:p>
         </w:tc>
@@ -519,379 +2172,1282 @@
     <w:p>
       <w:pPr>
         <w:pStyle w:val="Heading1"/>
+        <w:jc w:val="both"/>
+        <w:rPr>
+          <w:rFonts w:ascii="Times New Roman" w:hAnsi="Times New Roman" w:cs="Times New Roman"/>
+          <w:color w:val="auto"/>
+          <w:sz w:val="32"/>
+          <w:szCs w:val="32"/>
+        </w:rPr>
       </w:pPr>
       <w:r>
         <w:rPr>
-          <w:color w:val="1F4E79"/>
-        </w:rPr>
-        <w:t>4. Basis Path và dữ liệu kiểm thử</w:t>
-      </w:r>
-    </w:p>
-    <w:p>
-      <w:pPr>
-        <w:pStyle w:val="ListBullet"/>
-        <w:spacing w:after="20"/>
-      </w:pPr>
-      <w:r>
-        <w:t>Bộ test basis path được thiết kế để đại diện cho 9 đường đi độc lập của đồ thị điều khiển.</w:t>
-      </w:r>
+          <w:rFonts w:ascii="Times New Roman" w:hAnsi="Times New Roman" w:cs="Times New Roman"/>
+          <w:color w:val="auto"/>
+          <w:sz w:val="32"/>
+          <w:szCs w:val="32"/>
+        </w:rPr>
+        <w:t>3</w:t>
+      </w:r>
+      <w:r>
+        <w:rPr>
+          <w:rFonts w:ascii="Times New Roman" w:hAnsi="Times New Roman" w:cs="Times New Roman"/>
+          <w:color w:val="auto"/>
+          <w:sz w:val="32"/>
+          <w:szCs w:val="32"/>
+        </w:rPr>
+        <w:t xml:space="preserve">. </w:t>
+      </w:r>
+      <w:proofErr w:type="spellStart"/>
+      <w:r>
+        <w:rPr>
+          <w:rFonts w:ascii="Times New Roman" w:hAnsi="Times New Roman" w:cs="Times New Roman"/>
+          <w:color w:val="auto"/>
+          <w:sz w:val="32"/>
+          <w:szCs w:val="32"/>
+        </w:rPr>
+        <w:t>Kịch</w:t>
+      </w:r>
+      <w:proofErr w:type="spellEnd"/>
+      <w:r>
+        <w:rPr>
+          <w:rFonts w:ascii="Times New Roman" w:hAnsi="Times New Roman" w:cs="Times New Roman"/>
+          <w:color w:val="auto"/>
+          <w:sz w:val="32"/>
+          <w:szCs w:val="32"/>
+        </w:rPr>
+        <w:t xml:space="preserve"> </w:t>
+      </w:r>
+      <w:proofErr w:type="spellStart"/>
+      <w:r>
+        <w:rPr>
+          <w:rFonts w:ascii="Times New Roman" w:hAnsi="Times New Roman" w:cs="Times New Roman"/>
+          <w:color w:val="auto"/>
+          <w:sz w:val="32"/>
+          <w:szCs w:val="32"/>
+        </w:rPr>
+        <w:t>bản</w:t>
+      </w:r>
+      <w:proofErr w:type="spellEnd"/>
+      <w:r>
+        <w:rPr>
+          <w:rFonts w:ascii="Times New Roman" w:hAnsi="Times New Roman" w:cs="Times New Roman"/>
+          <w:color w:val="auto"/>
+          <w:sz w:val="32"/>
+          <w:szCs w:val="32"/>
+        </w:rPr>
+        <w:t xml:space="preserve"> </w:t>
+      </w:r>
+      <w:proofErr w:type="spellStart"/>
+      <w:r>
+        <w:rPr>
+          <w:rFonts w:ascii="Times New Roman" w:hAnsi="Times New Roman" w:cs="Times New Roman"/>
+          <w:color w:val="auto"/>
+          <w:sz w:val="32"/>
+          <w:szCs w:val="32"/>
+        </w:rPr>
+        <w:t>kiểm</w:t>
+      </w:r>
+      <w:proofErr w:type="spellEnd"/>
+      <w:r>
+        <w:rPr>
+          <w:rFonts w:ascii="Times New Roman" w:hAnsi="Times New Roman" w:cs="Times New Roman"/>
+          <w:color w:val="auto"/>
+          <w:sz w:val="32"/>
+          <w:szCs w:val="32"/>
+        </w:rPr>
+        <w:t xml:space="preserve"> </w:t>
+      </w:r>
+      <w:proofErr w:type="spellStart"/>
+      <w:r>
+        <w:rPr>
+          <w:rFonts w:ascii="Times New Roman" w:hAnsi="Times New Roman" w:cs="Times New Roman"/>
+          <w:color w:val="auto"/>
+          <w:sz w:val="32"/>
+          <w:szCs w:val="32"/>
+        </w:rPr>
+        <w:t>thử</w:t>
+      </w:r>
+      <w:proofErr w:type="spellEnd"/>
     </w:p>
     <w:tbl>
       <w:tblPr>
         <w:tblStyle w:val="TableGrid"/>
         <w:tblW w:w="0" w:type="auto"/>
-        <w:jc w:val="center"/>
         <w:tblLook w:val="04A0" w:firstRow="1" w:lastRow="0" w:firstColumn="1" w:lastColumn="0" w:noHBand="0" w:noVBand="1"/>
       </w:tblPr>
       <w:tblGrid>
-        <w:gridCol w:w="1958"/>
-        <w:gridCol w:w="1958"/>
-        <w:gridCol w:w="1958"/>
-        <w:gridCol w:w="1958"/>
-        <w:gridCol w:w="1958"/>
+        <w:gridCol w:w="1473"/>
+        <w:gridCol w:w="1622"/>
+        <w:gridCol w:w="1704"/>
+        <w:gridCol w:w="3008"/>
+        <w:gridCol w:w="1282"/>
+        <w:gridCol w:w="919"/>
       </w:tblGrid>
       <w:tr>
-        <w:trPr>
-          <w:jc w:val="center"/>
-        </w:trPr>
         <w:tc>
           <w:tcPr>
-            <w:tcW w:w="1958" w:type="dxa"/>
-            <w:shd w:val="clear" w:color="auto" w:fill="2F75B5"/>
-            <w:vAlign w:val="center"/>
+            <w:tcW w:w="0" w:type="auto"/>
+            <w:shd w:val="clear" w:color="auto" w:fill="4F81BD" w:themeFill="accent1"/>
+            <w:hideMark/>
           </w:tcPr>
           <w:p>
-            <w:r>
-              <w:rPr>
+            <w:pPr>
+              <w:jc w:val="both"/>
+              <w:rPr>
+                <w:rFonts w:cs="Times New Roman"/>
                 <w:b/>
-                <w:color w:val="FFFFFF"/>
-                <w:sz w:val="20"/>
-              </w:rPr>
-              <w:t>Path</w:t>
+                <w:bCs/>
+                <w:color w:val="FFFFFF" w:themeColor="background1"/>
+                <w:sz w:val="26"/>
+                <w:szCs w:val="26"/>
+              </w:rPr>
+            </w:pPr>
+            <w:proofErr w:type="spellStart"/>
+            <w:r>
+              <w:rPr>
+                <w:rFonts w:cs="Times New Roman"/>
+                <w:b/>
+                <w:bCs/>
+                <w:color w:val="FFFFFF" w:themeColor="background1"/>
+                <w:sz w:val="26"/>
+                <w:szCs w:val="26"/>
+              </w:rPr>
+              <w:t>Mã</w:t>
+            </w:r>
+            <w:proofErr w:type="spellEnd"/>
+            <w:r>
+              <w:rPr>
+                <w:rFonts w:cs="Times New Roman"/>
+                <w:b/>
+                <w:bCs/>
+                <w:color w:val="FFFFFF" w:themeColor="background1"/>
+                <w:sz w:val="26"/>
+                <w:szCs w:val="26"/>
+              </w:rPr>
+              <w:t xml:space="preserve"> TC</w:t>
             </w:r>
           </w:p>
         </w:tc>
         <w:tc>
           <w:tcPr>
-            <w:tcW w:w="1958" w:type="dxa"/>
-            <w:shd w:val="clear" w:color="auto" w:fill="2F75B5"/>
-            <w:vAlign w:val="center"/>
+            <w:tcW w:w="0" w:type="auto"/>
+            <w:shd w:val="clear" w:color="auto" w:fill="4F81BD" w:themeFill="accent1"/>
+            <w:hideMark/>
           </w:tcPr>
           <w:p>
-            <w:r>
-              <w:rPr>
+            <w:pPr>
+              <w:jc w:val="both"/>
+              <w:rPr>
+                <w:rFonts w:cs="Times New Roman"/>
                 <w:b/>
-                <w:color w:val="FFFFFF"/>
-                <w:sz w:val="20"/>
-              </w:rPr>
-              <w:t>Điều kiện tiêu biểu</w:t>
-            </w:r>
+                <w:bCs/>
+                <w:color w:val="FFFFFF" w:themeColor="background1"/>
+                <w:sz w:val="26"/>
+                <w:szCs w:val="26"/>
+              </w:rPr>
+            </w:pPr>
+            <w:proofErr w:type="spellStart"/>
+            <w:r>
+              <w:rPr>
+                <w:rFonts w:cs="Times New Roman"/>
+                <w:b/>
+                <w:bCs/>
+                <w:color w:val="FFFFFF" w:themeColor="background1"/>
+                <w:sz w:val="26"/>
+                <w:szCs w:val="26"/>
+              </w:rPr>
+              <w:t>Nhóm</w:t>
+            </w:r>
+            <w:proofErr w:type="spellEnd"/>
+            <w:r>
+              <w:rPr>
+                <w:rFonts w:cs="Times New Roman"/>
+                <w:b/>
+                <w:bCs/>
+                <w:color w:val="FFFFFF" w:themeColor="background1"/>
+                <w:sz w:val="26"/>
+                <w:szCs w:val="26"/>
+              </w:rPr>
+              <w:t xml:space="preserve"> / </w:t>
+            </w:r>
+            <w:proofErr w:type="spellStart"/>
+            <w:r>
+              <w:rPr>
+                <w:rFonts w:cs="Times New Roman"/>
+                <w:b/>
+                <w:bCs/>
+                <w:color w:val="FFFFFF" w:themeColor="background1"/>
+                <w:sz w:val="26"/>
+                <w:szCs w:val="26"/>
+              </w:rPr>
+              <w:t>Luồng</w:t>
+            </w:r>
+            <w:proofErr w:type="spellEnd"/>
+            <w:r>
+              <w:rPr>
+                <w:rFonts w:cs="Times New Roman"/>
+                <w:b/>
+                <w:bCs/>
+                <w:color w:val="FFFFFF" w:themeColor="background1"/>
+                <w:sz w:val="26"/>
+                <w:szCs w:val="26"/>
+              </w:rPr>
+              <w:t xml:space="preserve"> </w:t>
+            </w:r>
+            <w:proofErr w:type="spellStart"/>
+            <w:r>
+              <w:rPr>
+                <w:rFonts w:cs="Times New Roman"/>
+                <w:b/>
+                <w:bCs/>
+                <w:color w:val="FFFFFF" w:themeColor="background1"/>
+                <w:sz w:val="26"/>
+                <w:szCs w:val="26"/>
+              </w:rPr>
+              <w:t>kiểm</w:t>
+            </w:r>
+            <w:proofErr w:type="spellEnd"/>
+            <w:r>
+              <w:rPr>
+                <w:rFonts w:cs="Times New Roman"/>
+                <w:b/>
+                <w:bCs/>
+                <w:color w:val="FFFFFF" w:themeColor="background1"/>
+                <w:sz w:val="26"/>
+                <w:szCs w:val="26"/>
+              </w:rPr>
+              <w:t xml:space="preserve"> </w:t>
+            </w:r>
+            <w:proofErr w:type="spellStart"/>
+            <w:r>
+              <w:rPr>
+                <w:rFonts w:cs="Times New Roman"/>
+                <w:b/>
+                <w:bCs/>
+                <w:color w:val="FFFFFF" w:themeColor="background1"/>
+                <w:sz w:val="26"/>
+                <w:szCs w:val="26"/>
+              </w:rPr>
+              <w:t>tra</w:t>
+            </w:r>
+            <w:proofErr w:type="spellEnd"/>
           </w:p>
         </w:tc>
         <w:tc>
           <w:tcPr>
-            <w:tcW w:w="1958" w:type="dxa"/>
-            <w:shd w:val="clear" w:color="auto" w:fill="2F75B5"/>
-            <w:vAlign w:val="center"/>
+            <w:tcW w:w="0" w:type="auto"/>
+            <w:shd w:val="clear" w:color="auto" w:fill="4F81BD" w:themeFill="accent1"/>
+            <w:hideMark/>
           </w:tcPr>
           <w:p>
-            <w:r>
-              <w:rPr>
+            <w:pPr>
+              <w:jc w:val="both"/>
+              <w:rPr>
+                <w:rFonts w:cs="Times New Roman"/>
                 <w:b/>
-                <w:color w:val="FFFFFF"/>
-                <w:sz w:val="20"/>
-              </w:rPr>
-              <w:t>Dữ liệu test</w:t>
+                <w:bCs/>
+                <w:color w:val="FFFFFF" w:themeColor="background1"/>
+                <w:sz w:val="26"/>
+                <w:szCs w:val="26"/>
+              </w:rPr>
+            </w:pPr>
+            <w:proofErr w:type="spellStart"/>
+            <w:r>
+              <w:rPr>
+                <w:rFonts w:cs="Times New Roman"/>
+                <w:b/>
+                <w:bCs/>
+                <w:color w:val="FFFFFF" w:themeColor="background1"/>
+                <w:sz w:val="26"/>
+                <w:szCs w:val="26"/>
+              </w:rPr>
+              <w:t>Dữ</w:t>
+            </w:r>
+            <w:proofErr w:type="spellEnd"/>
+            <w:r>
+              <w:rPr>
+                <w:rFonts w:cs="Times New Roman"/>
+                <w:b/>
+                <w:bCs/>
+                <w:color w:val="FFFFFF" w:themeColor="background1"/>
+                <w:sz w:val="26"/>
+                <w:szCs w:val="26"/>
+              </w:rPr>
+              <w:t xml:space="preserve"> </w:t>
+            </w:r>
+            <w:proofErr w:type="spellStart"/>
+            <w:r>
+              <w:rPr>
+                <w:rFonts w:cs="Times New Roman"/>
+                <w:b/>
+                <w:bCs/>
+                <w:color w:val="FFFFFF" w:themeColor="background1"/>
+                <w:sz w:val="26"/>
+                <w:szCs w:val="26"/>
+              </w:rPr>
+              <w:t>liệu</w:t>
+            </w:r>
+            <w:proofErr w:type="spellEnd"/>
+            <w:r>
+              <w:rPr>
+                <w:rFonts w:cs="Times New Roman"/>
+                <w:b/>
+                <w:bCs/>
+                <w:color w:val="FFFFFF" w:themeColor="background1"/>
+                <w:sz w:val="26"/>
+                <w:szCs w:val="26"/>
+              </w:rPr>
+              <w:t xml:space="preserve"> </w:t>
+            </w:r>
+            <w:proofErr w:type="spellStart"/>
+            <w:r>
+              <w:rPr>
+                <w:rFonts w:cs="Times New Roman"/>
+                <w:b/>
+                <w:bCs/>
+                <w:color w:val="FFFFFF" w:themeColor="background1"/>
+                <w:sz w:val="26"/>
+                <w:szCs w:val="26"/>
+              </w:rPr>
+              <w:t>đầu</w:t>
+            </w:r>
+            <w:proofErr w:type="spellEnd"/>
+            <w:r>
+              <w:rPr>
+                <w:rFonts w:cs="Times New Roman"/>
+                <w:b/>
+                <w:bCs/>
+                <w:color w:val="FFFFFF" w:themeColor="background1"/>
+                <w:sz w:val="26"/>
+                <w:szCs w:val="26"/>
+              </w:rPr>
+              <w:t xml:space="preserve"> </w:t>
+            </w:r>
+            <w:proofErr w:type="spellStart"/>
+            <w:r>
+              <w:rPr>
+                <w:rFonts w:cs="Times New Roman"/>
+                <w:b/>
+                <w:bCs/>
+                <w:color w:val="FFFFFF" w:themeColor="background1"/>
+                <w:sz w:val="26"/>
+                <w:szCs w:val="26"/>
+              </w:rPr>
+              <w:t>vào</w:t>
+            </w:r>
+            <w:proofErr w:type="spellEnd"/>
+            <w:r>
+              <w:rPr>
+                <w:rFonts w:cs="Times New Roman"/>
+                <w:b/>
+                <w:bCs/>
+                <w:color w:val="FFFFFF" w:themeColor="background1"/>
+                <w:sz w:val="26"/>
+                <w:szCs w:val="26"/>
+              </w:rPr>
+              <w:t xml:space="preserve"> (Items, Coupon, Member, Payment)</w:t>
             </w:r>
           </w:p>
         </w:tc>
         <w:tc>
           <w:tcPr>
-            <w:tcW w:w="1958" w:type="dxa"/>
-            <w:shd w:val="clear" w:color="auto" w:fill="2F75B5"/>
-            <w:vAlign w:val="center"/>
+            <w:tcW w:w="0" w:type="auto"/>
+            <w:shd w:val="clear" w:color="auto" w:fill="4F81BD" w:themeFill="accent1"/>
+            <w:hideMark/>
           </w:tcPr>
           <w:p>
-            <w:r>
-              <w:rPr>
+            <w:pPr>
+              <w:jc w:val="both"/>
+              <w:rPr>
+                <w:rFonts w:cs="Times New Roman"/>
                 <w:b/>
-                <w:color w:val="FFFFFF"/>
-                <w:sz w:val="20"/>
-              </w:rPr>
-              <w:t>Kết quả mong đợi</w:t>
-            </w:r>
+                <w:bCs/>
+                <w:color w:val="FFFFFF" w:themeColor="background1"/>
+                <w:sz w:val="26"/>
+                <w:szCs w:val="26"/>
+              </w:rPr>
+            </w:pPr>
+            <w:proofErr w:type="spellStart"/>
+            <w:r>
+              <w:rPr>
+                <w:rFonts w:cs="Times New Roman"/>
+                <w:b/>
+                <w:bCs/>
+                <w:color w:val="FFFFFF" w:themeColor="background1"/>
+                <w:sz w:val="26"/>
+                <w:szCs w:val="26"/>
+              </w:rPr>
+              <w:t>Kết</w:t>
+            </w:r>
+            <w:proofErr w:type="spellEnd"/>
+            <w:r>
+              <w:rPr>
+                <w:rFonts w:cs="Times New Roman"/>
+                <w:b/>
+                <w:bCs/>
+                <w:color w:val="FFFFFF" w:themeColor="background1"/>
+                <w:sz w:val="26"/>
+                <w:szCs w:val="26"/>
+              </w:rPr>
+              <w:t xml:space="preserve"> </w:t>
+            </w:r>
+            <w:proofErr w:type="spellStart"/>
+            <w:r>
+              <w:rPr>
+                <w:rFonts w:cs="Times New Roman"/>
+                <w:b/>
+                <w:bCs/>
+                <w:color w:val="FFFFFF" w:themeColor="background1"/>
+                <w:sz w:val="26"/>
+                <w:szCs w:val="26"/>
+              </w:rPr>
+              <w:t>quả</w:t>
+            </w:r>
+            <w:proofErr w:type="spellEnd"/>
+            <w:r>
+              <w:rPr>
+                <w:rFonts w:cs="Times New Roman"/>
+                <w:b/>
+                <w:bCs/>
+                <w:color w:val="FFFFFF" w:themeColor="background1"/>
+                <w:sz w:val="26"/>
+                <w:szCs w:val="26"/>
+              </w:rPr>
+              <w:t xml:space="preserve"> </w:t>
+            </w:r>
+            <w:proofErr w:type="spellStart"/>
+            <w:r>
+              <w:rPr>
+                <w:rFonts w:cs="Times New Roman"/>
+                <w:b/>
+                <w:bCs/>
+                <w:color w:val="FFFFFF" w:themeColor="background1"/>
+                <w:sz w:val="26"/>
+                <w:szCs w:val="26"/>
+              </w:rPr>
+              <w:t>mong</w:t>
+            </w:r>
+            <w:proofErr w:type="spellEnd"/>
+            <w:r>
+              <w:rPr>
+                <w:rFonts w:cs="Times New Roman"/>
+                <w:b/>
+                <w:bCs/>
+                <w:color w:val="FFFFFF" w:themeColor="background1"/>
+                <w:sz w:val="26"/>
+                <w:szCs w:val="26"/>
+              </w:rPr>
+              <w:t xml:space="preserve"> </w:t>
+            </w:r>
+            <w:proofErr w:type="spellStart"/>
+            <w:r>
+              <w:rPr>
+                <w:rFonts w:cs="Times New Roman"/>
+                <w:b/>
+                <w:bCs/>
+                <w:color w:val="FFFFFF" w:themeColor="background1"/>
+                <w:sz w:val="26"/>
+                <w:szCs w:val="26"/>
+              </w:rPr>
+              <w:t>đợi</w:t>
+            </w:r>
+            <w:proofErr w:type="spellEnd"/>
           </w:p>
         </w:tc>
         <w:tc>
           <w:tcPr>
-            <w:tcW w:w="1958" w:type="dxa"/>
-            <w:shd w:val="clear" w:color="auto" w:fill="2F75B5"/>
-            <w:vAlign w:val="center"/>
+            <w:tcW w:w="0" w:type="auto"/>
+            <w:shd w:val="clear" w:color="auto" w:fill="4F81BD" w:themeFill="accent1"/>
+            <w:hideMark/>
           </w:tcPr>
           <w:p>
-            <w:r>
-              <w:rPr>
+            <w:pPr>
+              <w:jc w:val="both"/>
+              <w:rPr>
+                <w:rFonts w:cs="Times New Roman"/>
                 <w:b/>
-                <w:color w:val="FFFFFF"/>
-                <w:sz w:val="20"/>
-              </w:rPr>
-              <w:t>Mục tiêu</w:t>
-            </w:r>
+                <w:bCs/>
+                <w:color w:val="FFFFFF" w:themeColor="background1"/>
+                <w:sz w:val="26"/>
+                <w:szCs w:val="26"/>
+              </w:rPr>
+            </w:pPr>
+            <w:r>
+              <w:rPr>
+                <w:rFonts w:cs="Times New Roman"/>
+                <w:b/>
+                <w:bCs/>
+                <w:color w:val="FFFFFF" w:themeColor="background1"/>
+                <w:sz w:val="26"/>
+                <w:szCs w:val="26"/>
+              </w:rPr>
+              <w:t xml:space="preserve">KQ </w:t>
+            </w:r>
+            <w:proofErr w:type="spellStart"/>
+            <w:r>
+              <w:rPr>
+                <w:rFonts w:cs="Times New Roman"/>
+                <w:b/>
+                <w:bCs/>
+                <w:color w:val="FFFFFF" w:themeColor="background1"/>
+                <w:sz w:val="26"/>
+                <w:szCs w:val="26"/>
+              </w:rPr>
+              <w:t>Thực</w:t>
+            </w:r>
+            <w:proofErr w:type="spellEnd"/>
+            <w:r>
+              <w:rPr>
+                <w:rFonts w:cs="Times New Roman"/>
+                <w:b/>
+                <w:bCs/>
+                <w:color w:val="FFFFFF" w:themeColor="background1"/>
+                <w:sz w:val="26"/>
+                <w:szCs w:val="26"/>
+              </w:rPr>
+              <w:t xml:space="preserve"> </w:t>
+            </w:r>
+            <w:proofErr w:type="spellStart"/>
+            <w:r>
+              <w:rPr>
+                <w:rFonts w:cs="Times New Roman"/>
+                <w:b/>
+                <w:bCs/>
+                <w:color w:val="FFFFFF" w:themeColor="background1"/>
+                <w:sz w:val="26"/>
+                <w:szCs w:val="26"/>
+              </w:rPr>
+              <w:t>tế</w:t>
+            </w:r>
+            <w:proofErr w:type="spellEnd"/>
+            <w:r>
+              <w:rPr>
+                <w:rFonts w:cs="Times New Roman"/>
+                <w:b/>
+                <w:bCs/>
+                <w:color w:val="FFFFFF" w:themeColor="background1"/>
+                <w:sz w:val="26"/>
+                <w:szCs w:val="26"/>
+              </w:rPr>
+              <w:t xml:space="preserve"> (TestNG)</w:t>
+            </w:r>
+          </w:p>
+        </w:tc>
+        <w:tc>
+          <w:tcPr>
+            <w:tcW w:w="0" w:type="auto"/>
+            <w:shd w:val="clear" w:color="auto" w:fill="4F81BD" w:themeFill="accent1"/>
+            <w:hideMark/>
+          </w:tcPr>
+          <w:p>
+            <w:pPr>
+              <w:jc w:val="both"/>
+              <w:rPr>
+                <w:rFonts w:cs="Times New Roman"/>
+                <w:b/>
+                <w:bCs/>
+                <w:color w:val="FFFFFF" w:themeColor="background1"/>
+                <w:sz w:val="26"/>
+                <w:szCs w:val="26"/>
+              </w:rPr>
+            </w:pPr>
+            <w:proofErr w:type="spellStart"/>
+            <w:r>
+              <w:rPr>
+                <w:rFonts w:cs="Times New Roman"/>
+                <w:b/>
+                <w:bCs/>
+                <w:color w:val="FFFFFF" w:themeColor="background1"/>
+                <w:sz w:val="26"/>
+                <w:szCs w:val="26"/>
+              </w:rPr>
+              <w:t>Trạng</w:t>
+            </w:r>
+            <w:proofErr w:type="spellEnd"/>
+            <w:r>
+              <w:rPr>
+                <w:rFonts w:cs="Times New Roman"/>
+                <w:b/>
+                <w:bCs/>
+                <w:color w:val="FFFFFF" w:themeColor="background1"/>
+                <w:sz w:val="26"/>
+                <w:szCs w:val="26"/>
+              </w:rPr>
+              <w:t xml:space="preserve"> </w:t>
+            </w:r>
+            <w:proofErr w:type="spellStart"/>
+            <w:r>
+              <w:rPr>
+                <w:rFonts w:cs="Times New Roman"/>
+                <w:b/>
+                <w:bCs/>
+                <w:color w:val="FFFFFF" w:themeColor="background1"/>
+                <w:sz w:val="26"/>
+                <w:szCs w:val="26"/>
+              </w:rPr>
+              <w:t>thái</w:t>
+            </w:r>
+            <w:proofErr w:type="spellEnd"/>
           </w:p>
         </w:tc>
       </w:tr>
       <w:tr>
-        <w:trPr>
-          <w:jc w:val="center"/>
-        </w:trPr>
         <w:tc>
           <w:tcPr>
-            <w:tcW w:w="1958" w:type="dxa"/>
-            <w:shd w:val="clear" w:color="auto" w:fill="E8F1FB"/>
+            <w:tcW w:w="0" w:type="auto"/>
+            <w:hideMark/>
           </w:tcPr>
           <w:p>
-            <w:r>
-              <w:rPr>
-                <w:sz w:val="19"/>
-              </w:rPr>
-              <w:t>P1</w:t>
+            <w:pPr>
+              <w:jc w:val="both"/>
+              <w:rPr>
+                <w:rFonts w:cs="Times New Roman"/>
+                <w:sz w:val="26"/>
+                <w:szCs w:val="26"/>
+              </w:rPr>
+            </w:pPr>
+            <w:r>
+              <w:rPr>
+                <w:rFonts w:cs="Times New Roman"/>
+                <w:sz w:val="26"/>
+                <w:szCs w:val="26"/>
+              </w:rPr>
+              <w:t>TC_OP_01</w:t>
             </w:r>
           </w:p>
         </w:tc>
         <w:tc>
           <w:tcPr>
-            <w:tcW w:w="1958" w:type="dxa"/>
+            <w:tcW w:w="0" w:type="auto"/>
+            <w:hideMark/>
           </w:tcPr>
           <w:p>
-            <w:r>
-              <w:rPr>
-                <w:sz w:val="19"/>
-              </w:rPr>
-              <w:t>D1=True</w:t>
-            </w:r>
+            <w:pPr>
+              <w:jc w:val="both"/>
+              <w:rPr>
+                <w:rFonts w:cs="Times New Roman"/>
+                <w:sz w:val="26"/>
+                <w:szCs w:val="26"/>
+              </w:rPr>
+            </w:pPr>
+            <w:r>
+              <w:rPr>
+                <w:rFonts w:cs="Times New Roman"/>
+                <w:sz w:val="26"/>
+                <w:szCs w:val="26"/>
+              </w:rPr>
+              <w:t xml:space="preserve">Path 1: </w:t>
+            </w:r>
+            <w:proofErr w:type="spellStart"/>
+            <w:r>
+              <w:rPr>
+                <w:rFonts w:cs="Times New Roman"/>
+                <w:sz w:val="26"/>
+                <w:szCs w:val="26"/>
+              </w:rPr>
+              <w:t>Giỏ</w:t>
+            </w:r>
+            <w:proofErr w:type="spellEnd"/>
+            <w:r>
+              <w:rPr>
+                <w:rFonts w:cs="Times New Roman"/>
+                <w:sz w:val="26"/>
+                <w:szCs w:val="26"/>
+              </w:rPr>
+              <w:t xml:space="preserve"> </w:t>
+            </w:r>
+            <w:proofErr w:type="spellStart"/>
+            <w:r>
+              <w:rPr>
+                <w:rFonts w:cs="Times New Roman"/>
+                <w:sz w:val="26"/>
+                <w:szCs w:val="26"/>
+              </w:rPr>
+              <w:t>hàng</w:t>
+            </w:r>
+            <w:proofErr w:type="spellEnd"/>
+            <w:r>
+              <w:rPr>
+                <w:rFonts w:cs="Times New Roman"/>
+                <w:sz w:val="26"/>
+                <w:szCs w:val="26"/>
+              </w:rPr>
+              <w:t xml:space="preserve"> </w:t>
+            </w:r>
+            <w:proofErr w:type="spellStart"/>
+            <w:r>
+              <w:rPr>
+                <w:rFonts w:cs="Times New Roman"/>
+                <w:sz w:val="26"/>
+                <w:szCs w:val="26"/>
+              </w:rPr>
+              <w:t>trống</w:t>
+            </w:r>
+            <w:proofErr w:type="spellEnd"/>
           </w:p>
         </w:tc>
         <w:tc>
           <w:tcPr>
-            <w:tcW w:w="1958" w:type="dxa"/>
+            <w:tcW w:w="0" w:type="auto"/>
+            <w:hideMark/>
           </w:tcPr>
           <w:p>
-            <w:r>
-              <w:rPr>
-                <w:sz w:val="19"/>
-              </w:rPr>
-              <w:t>items = rỗng</w:t>
+            <w:pPr>
+              <w:jc w:val="both"/>
+              <w:rPr>
+                <w:rFonts w:cs="Times New Roman"/>
+                <w:sz w:val="26"/>
+                <w:szCs w:val="26"/>
+              </w:rPr>
+            </w:pPr>
+            <w:r>
+              <w:rPr>
+                <w:rFonts w:cs="Times New Roman"/>
+                <w:sz w:val="26"/>
+                <w:szCs w:val="26"/>
+              </w:rPr>
+              <w:t>Items = []</w:t>
             </w:r>
           </w:p>
         </w:tc>
         <w:tc>
           <w:tcPr>
-            <w:tcW w:w="1958" w:type="dxa"/>
+            <w:tcW w:w="0" w:type="auto"/>
+            <w:hideMark/>
           </w:tcPr>
           <w:p>
-            <w:r>
-              <w:rPr>
-                <w:sz w:val="19"/>
-              </w:rPr>
-              <w:t>Exception</w:t>
-            </w:r>
+            <w:pPr>
+              <w:jc w:val="both"/>
+              <w:rPr>
+                <w:rFonts w:cs="Times New Roman"/>
+                <w:sz w:val="26"/>
+                <w:szCs w:val="26"/>
+              </w:rPr>
+            </w:pPr>
+            <w:r>
+              <w:rPr>
+                <w:rFonts w:cs="Times New Roman"/>
+                <w:sz w:val="26"/>
+                <w:szCs w:val="26"/>
+              </w:rPr>
+              <w:t xml:space="preserve">Báo </w:t>
+            </w:r>
+            <w:proofErr w:type="spellStart"/>
+            <w:r>
+              <w:rPr>
+                <w:rFonts w:cs="Times New Roman"/>
+                <w:sz w:val="26"/>
+                <w:szCs w:val="26"/>
+              </w:rPr>
+              <w:t>lỗi</w:t>
+            </w:r>
+            <w:proofErr w:type="spellEnd"/>
+            <w:r>
+              <w:rPr>
+                <w:rFonts w:cs="Times New Roman"/>
+                <w:sz w:val="26"/>
+                <w:szCs w:val="26"/>
+              </w:rPr>
+              <w:t xml:space="preserve"> </w:t>
+            </w:r>
+            <w:proofErr w:type="spellStart"/>
+            <w:r>
+              <w:rPr>
+                <w:rFonts w:cs="Times New Roman"/>
+                <w:sz w:val="26"/>
+                <w:szCs w:val="26"/>
+              </w:rPr>
+              <w:t>IllegalArgumentException</w:t>
+            </w:r>
+            <w:proofErr w:type="spellEnd"/>
           </w:p>
         </w:tc>
         <w:tc>
           <w:tcPr>
-            <w:tcW w:w="1958" w:type="dxa"/>
+            <w:tcW w:w="0" w:type="auto"/>
+            <w:hideMark/>
           </w:tcPr>
           <w:p>
-            <w:r>
-              <w:rPr>
-                <w:sz w:val="19"/>
-              </w:rPr>
-              <w:t>Giỏ hàng không hợp lệ</w:t>
+            <w:pPr>
+              <w:jc w:val="both"/>
+              <w:rPr>
+                <w:rFonts w:cs="Times New Roman"/>
+                <w:sz w:val="26"/>
+                <w:szCs w:val="26"/>
+              </w:rPr>
+            </w:pPr>
+            <w:proofErr w:type="spellStart"/>
+            <w:r>
+              <w:rPr>
+                <w:rFonts w:cs="Times New Roman"/>
+                <w:sz w:val="26"/>
+                <w:szCs w:val="26"/>
+              </w:rPr>
+              <w:t>Bắt</w:t>
+            </w:r>
+            <w:proofErr w:type="spellEnd"/>
+            <w:r>
+              <w:rPr>
+                <w:rFonts w:cs="Times New Roman"/>
+                <w:sz w:val="26"/>
+                <w:szCs w:val="26"/>
+              </w:rPr>
+              <w:t xml:space="preserve"> </w:t>
+            </w:r>
+            <w:proofErr w:type="spellStart"/>
+            <w:r>
+              <w:rPr>
+                <w:rFonts w:cs="Times New Roman"/>
+                <w:sz w:val="26"/>
+                <w:szCs w:val="26"/>
+              </w:rPr>
+              <w:t>đúng</w:t>
+            </w:r>
+            <w:proofErr w:type="spellEnd"/>
+            <w:r>
+              <w:rPr>
+                <w:rFonts w:cs="Times New Roman"/>
+                <w:sz w:val="26"/>
+                <w:szCs w:val="26"/>
+              </w:rPr>
+              <w:t xml:space="preserve"> </w:t>
+            </w:r>
+            <w:proofErr w:type="spellStart"/>
+            <w:r>
+              <w:rPr>
+                <w:rFonts w:cs="Times New Roman"/>
+                <w:sz w:val="26"/>
+                <w:szCs w:val="26"/>
+              </w:rPr>
+              <w:t>ngoại</w:t>
+            </w:r>
+            <w:proofErr w:type="spellEnd"/>
+            <w:r>
+              <w:rPr>
+                <w:rFonts w:cs="Times New Roman"/>
+                <w:sz w:val="26"/>
+                <w:szCs w:val="26"/>
+              </w:rPr>
+              <w:t xml:space="preserve"> </w:t>
+            </w:r>
+            <w:proofErr w:type="spellStart"/>
+            <w:r>
+              <w:rPr>
+                <w:rFonts w:cs="Times New Roman"/>
+                <w:sz w:val="26"/>
+                <w:szCs w:val="26"/>
+              </w:rPr>
+              <w:t>lệ</w:t>
+            </w:r>
+            <w:proofErr w:type="spellEnd"/>
+          </w:p>
+        </w:tc>
+        <w:tc>
+          <w:tcPr>
+            <w:tcW w:w="0" w:type="auto"/>
+            <w:hideMark/>
+          </w:tcPr>
+          <w:p>
+            <w:pPr>
+              <w:jc w:val="both"/>
+              <w:rPr>
+                <w:rFonts w:cs="Times New Roman"/>
+                <w:sz w:val="26"/>
+                <w:szCs w:val="26"/>
+              </w:rPr>
+            </w:pPr>
+            <w:r>
+              <w:rPr>
+                <w:rFonts w:cs="Times New Roman"/>
+                <w:sz w:val="26"/>
+                <w:szCs w:val="26"/>
+              </w:rPr>
+              <w:t>Pass</w:t>
             </w:r>
           </w:p>
         </w:tc>
       </w:tr>
       <w:tr>
-        <w:trPr>
-          <w:jc w:val="center"/>
-        </w:trPr>
         <w:tc>
           <w:tcPr>
-            <w:tcW w:w="1958" w:type="dxa"/>
-            <w:shd w:val="clear" w:color="auto" w:fill="E8F1FB"/>
+            <w:tcW w:w="0" w:type="auto"/>
+            <w:hideMark/>
           </w:tcPr>
           <w:p>
-            <w:r>
-              <w:rPr>
-                <w:sz w:val="19"/>
-              </w:rPr>
-              <w:t>P2</w:t>
+            <w:pPr>
+              <w:jc w:val="both"/>
+              <w:rPr>
+                <w:rFonts w:cs="Times New Roman"/>
+                <w:sz w:val="26"/>
+                <w:szCs w:val="26"/>
+              </w:rPr>
+            </w:pPr>
+            <w:r>
+              <w:rPr>
+                <w:rFonts w:cs="Times New Roman"/>
+                <w:sz w:val="26"/>
+                <w:szCs w:val="26"/>
+              </w:rPr>
+              <w:t>TC_OP_02</w:t>
             </w:r>
           </w:p>
         </w:tc>
         <w:tc>
           <w:tcPr>
-            <w:tcW w:w="1958" w:type="dxa"/>
+            <w:tcW w:w="0" w:type="auto"/>
+            <w:hideMark/>
           </w:tcPr>
           <w:p>
-            <w:r>
-              <w:rPr>
-                <w:sz w:val="19"/>
-              </w:rPr>
-              <w:t>D2=False, D7=True, D8=True</w:t>
+            <w:pPr>
+              <w:jc w:val="both"/>
+              <w:rPr>
+                <w:rFonts w:cs="Times New Roman"/>
+                <w:sz w:val="26"/>
+                <w:szCs w:val="26"/>
+              </w:rPr>
+            </w:pPr>
+            <w:r>
+              <w:rPr>
+                <w:rFonts w:cs="Times New Roman"/>
+                <w:sz w:val="26"/>
+                <w:szCs w:val="26"/>
+              </w:rPr>
+              <w:t>Path 2: Ship Online (&lt;500k)</w:t>
             </w:r>
           </w:p>
         </w:tc>
         <w:tc>
           <w:tcPr>
-            <w:tcW w:w="1958" w:type="dxa"/>
+            <w:tcW w:w="0" w:type="auto"/>
+            <w:hideMark/>
           </w:tcPr>
           <w:p>
-            <w:r>
-              <w:rPr>
-                <w:sz w:val="19"/>
-              </w:rPr>
-              <w:t>300k, no coupon, SILVER, CARD</w:t>
+            <w:pPr>
+              <w:jc w:val="both"/>
+              <w:rPr>
+                <w:rFonts w:cs="Times New Roman"/>
+                <w:sz w:val="26"/>
+                <w:szCs w:val="26"/>
+              </w:rPr>
+            </w:pPr>
+            <w:r>
+              <w:rPr>
+                <w:rFonts w:cs="Times New Roman"/>
+                <w:sz w:val="26"/>
+                <w:szCs w:val="26"/>
+              </w:rPr>
+              <w:t>300k, null, SILVER, CARD</w:t>
             </w:r>
           </w:p>
         </w:tc>
         <w:tc>
           <w:tcPr>
-            <w:tcW w:w="1958" w:type="dxa"/>
+            <w:tcW w:w="0" w:type="auto"/>
+            <w:hideMark/>
           </w:tcPr>
           <w:p>
-            <w:r>
-              <w:rPr>
-                <w:sz w:val="19"/>
-              </w:rPr>
-              <w:t>330.000</w:t>
+            <w:pPr>
+              <w:jc w:val="both"/>
+              <w:rPr>
+                <w:rFonts w:cs="Times New Roman"/>
+                <w:sz w:val="26"/>
+                <w:szCs w:val="26"/>
+              </w:rPr>
+            </w:pPr>
+            <w:r>
+              <w:rPr>
+                <w:rFonts w:cs="Times New Roman"/>
+                <w:sz w:val="26"/>
+                <w:szCs w:val="26"/>
+              </w:rPr>
+              <w:t>Total = 330,000đ (+30k ship)</w:t>
             </w:r>
           </w:p>
         </w:tc>
         <w:tc>
           <w:tcPr>
-            <w:tcW w:w="1958" w:type="dxa"/>
+            <w:tcW w:w="0" w:type="auto"/>
+            <w:hideMark/>
           </w:tcPr>
           <w:p>
-            <w:r>
-              <w:rPr>
-                <w:sz w:val="19"/>
-              </w:rPr>
-              <w:t>Ship online 30k</w:t>
+            <w:pPr>
+              <w:jc w:val="both"/>
+              <w:rPr>
+                <w:rFonts w:cs="Times New Roman"/>
+                <w:sz w:val="26"/>
+                <w:szCs w:val="26"/>
+              </w:rPr>
+            </w:pPr>
+            <w:proofErr w:type="spellStart"/>
+            <w:r>
+              <w:rPr>
+                <w:rFonts w:cs="Times New Roman"/>
+                <w:sz w:val="26"/>
+                <w:szCs w:val="26"/>
+              </w:rPr>
+              <w:t>Khớp</w:t>
+            </w:r>
+            <w:proofErr w:type="spellEnd"/>
+            <w:r>
+              <w:rPr>
+                <w:rFonts w:cs="Times New Roman"/>
+                <w:sz w:val="26"/>
+                <w:szCs w:val="26"/>
+              </w:rPr>
+              <w:t xml:space="preserve"> 330,000đ</w:t>
+            </w:r>
+          </w:p>
+        </w:tc>
+        <w:tc>
+          <w:tcPr>
+            <w:tcW w:w="0" w:type="auto"/>
+            <w:hideMark/>
+          </w:tcPr>
+          <w:p>
+            <w:pPr>
+              <w:jc w:val="both"/>
+              <w:rPr>
+                <w:rFonts w:cs="Times New Roman"/>
+                <w:sz w:val="26"/>
+                <w:szCs w:val="26"/>
+              </w:rPr>
+            </w:pPr>
+            <w:r>
+              <w:rPr>
+                <w:rFonts w:cs="Times New Roman"/>
+                <w:sz w:val="26"/>
+                <w:szCs w:val="26"/>
+              </w:rPr>
+              <w:t>Pass</w:t>
             </w:r>
           </w:p>
         </w:tc>
       </w:tr>
       <w:tr>
-        <w:trPr>
-          <w:jc w:val="center"/>
-        </w:trPr>
         <w:tc>
           <w:tcPr>
-            <w:tcW w:w="1958" w:type="dxa"/>
-            <w:shd w:val="clear" w:color="auto" w:fill="E8F1FB"/>
+            <w:tcW w:w="0" w:type="auto"/>
+            <w:hideMark/>
           </w:tcPr>
           <w:p>
-            <w:r>
-              <w:rPr>
-                <w:sz w:val="19"/>
-              </w:rPr>
-              <w:t>P3</w:t>
+            <w:pPr>
+              <w:jc w:val="both"/>
+              <w:rPr>
+                <w:rFonts w:cs="Times New Roman"/>
+                <w:sz w:val="26"/>
+                <w:szCs w:val="26"/>
+              </w:rPr>
+            </w:pPr>
+            <w:r>
+              <w:rPr>
+                <w:rFonts w:cs="Times New Roman"/>
+                <w:sz w:val="26"/>
+                <w:szCs w:val="26"/>
+              </w:rPr>
+              <w:t>TC_OP_03</w:t>
             </w:r>
           </w:p>
         </w:tc>
         <w:tc>
           <w:tcPr>
-            <w:tcW w:w="1958" w:type="dxa"/>
+            <w:tcW w:w="0" w:type="auto"/>
+            <w:hideMark/>
           </w:tcPr>
           <w:p>
-            <w:r>
-              <w:rPr>
-                <w:sz w:val="19"/>
-              </w:rPr>
-              <w:t>D2=False, D7=True, D8=False</w:t>
+            <w:pPr>
+              <w:jc w:val="both"/>
+              <w:rPr>
+                <w:rFonts w:cs="Times New Roman"/>
+                <w:sz w:val="26"/>
+                <w:szCs w:val="26"/>
+              </w:rPr>
+            </w:pPr>
+            <w:r>
+              <w:rPr>
+                <w:rFonts w:cs="Times New Roman"/>
+                <w:sz w:val="26"/>
+                <w:szCs w:val="26"/>
+              </w:rPr>
+              <w:t>Path 3: Ship COD (&lt;500k)</w:t>
             </w:r>
           </w:p>
         </w:tc>
         <w:tc>
           <w:tcPr>
-            <w:tcW w:w="1958" w:type="dxa"/>
+            <w:tcW w:w="0" w:type="auto"/>
+            <w:hideMark/>
           </w:tcPr>
           <w:p>
-            <w:r>
-              <w:rPr>
-                <w:sz w:val="19"/>
-              </w:rPr>
-              <w:t>300k, no coupon, SILVER, COD</w:t>
+            <w:pPr>
+              <w:jc w:val="both"/>
+              <w:rPr>
+                <w:rFonts w:cs="Times New Roman"/>
+                <w:sz w:val="26"/>
+                <w:szCs w:val="26"/>
+              </w:rPr>
+            </w:pPr>
+            <w:r>
+              <w:rPr>
+                <w:rFonts w:cs="Times New Roman"/>
+                <w:sz w:val="26"/>
+                <w:szCs w:val="26"/>
+              </w:rPr>
+              <w:t>300k, null, SILVER, COD</w:t>
             </w:r>
           </w:p>
         </w:tc>
         <w:tc>
           <w:tcPr>
-            <w:tcW w:w="1958" w:type="dxa"/>
+            <w:tcW w:w="0" w:type="auto"/>
+            <w:hideMark/>
           </w:tcPr>
           <w:p>
-            <w:r>
-              <w:rPr>
-                <w:sz w:val="19"/>
-              </w:rPr>
-              <w:t>320.000</w:t>
+            <w:pPr>
+              <w:jc w:val="both"/>
+              <w:rPr>
+                <w:rFonts w:cs="Times New Roman"/>
+                <w:sz w:val="26"/>
+                <w:szCs w:val="26"/>
+              </w:rPr>
+            </w:pPr>
+            <w:r>
+              <w:rPr>
+                <w:rFonts w:cs="Times New Roman"/>
+                <w:sz w:val="26"/>
+                <w:szCs w:val="26"/>
+              </w:rPr>
+              <w:t>Total = 320,000đ (+20k ship)</w:t>
             </w:r>
           </w:p>
         </w:tc>
         <w:tc>
           <w:tcPr>
-            <w:tcW w:w="1958" w:type="dxa"/>
+            <w:tcW w:w="0" w:type="auto"/>
+            <w:hideMark/>
           </w:tcPr>
           <w:p>
-            <w:r>
-              <w:rPr>
-                <w:sz w:val="19"/>
-              </w:rPr>
-              <w:t>Ship COD 20k</w:t>
+            <w:pPr>
+              <w:jc w:val="both"/>
+              <w:rPr>
+                <w:rFonts w:cs="Times New Roman"/>
+                <w:sz w:val="26"/>
+                <w:szCs w:val="26"/>
+              </w:rPr>
+            </w:pPr>
+            <w:proofErr w:type="spellStart"/>
+            <w:r>
+              <w:rPr>
+                <w:rFonts w:cs="Times New Roman"/>
+                <w:sz w:val="26"/>
+                <w:szCs w:val="26"/>
+              </w:rPr>
+              <w:t>Khớp</w:t>
+            </w:r>
+            <w:proofErr w:type="spellEnd"/>
+            <w:r>
+              <w:rPr>
+                <w:rFonts w:cs="Times New Roman"/>
+                <w:sz w:val="26"/>
+                <w:szCs w:val="26"/>
+              </w:rPr>
+              <w:t xml:space="preserve"> 320,000đ</w:t>
+            </w:r>
+          </w:p>
+        </w:tc>
+        <w:tc>
+          <w:tcPr>
+            <w:tcW w:w="0" w:type="auto"/>
+            <w:hideMark/>
+          </w:tcPr>
+          <w:p>
+            <w:pPr>
+              <w:jc w:val="both"/>
+              <w:rPr>
+                <w:rFonts w:cs="Times New Roman"/>
+                <w:sz w:val="26"/>
+                <w:szCs w:val="26"/>
+              </w:rPr>
+            </w:pPr>
+            <w:r>
+              <w:rPr>
+                <w:rFonts w:cs="Times New Roman"/>
+                <w:sz w:val="26"/>
+                <w:szCs w:val="26"/>
+              </w:rPr>
+              <w:t>Pass</w:t>
             </w:r>
           </w:p>
         </w:tc>
       </w:tr>
       <w:tr>
-        <w:trPr>
-          <w:jc w:val="center"/>
-        </w:trPr>
         <w:tc>
           <w:tcPr>
-            <w:tcW w:w="1958" w:type="dxa"/>
-            <w:shd w:val="clear" w:color="auto" w:fill="E8F1FB"/>
+            <w:tcW w:w="0" w:type="auto"/>
+            <w:hideMark/>
           </w:tcPr>
           <w:p>
-            <w:r>
-              <w:rPr>
-                <w:sz w:val="19"/>
-              </w:rPr>
-              <w:t>P4</w:t>
+            <w:pPr>
+              <w:jc w:val="both"/>
+              <w:rPr>
+                <w:rFonts w:cs="Times New Roman"/>
+                <w:sz w:val="26"/>
+                <w:szCs w:val="26"/>
+              </w:rPr>
+            </w:pPr>
+            <w:r>
+              <w:rPr>
+                <w:rFonts w:cs="Times New Roman"/>
+                <w:sz w:val="26"/>
+                <w:szCs w:val="26"/>
+              </w:rPr>
+              <w:t>TC_OP_04</w:t>
             </w:r>
           </w:p>
         </w:tc>
         <w:tc>
           <w:tcPr>
-            <w:tcW w:w="1958" w:type="dxa"/>
+            <w:tcW w:w="0" w:type="auto"/>
+            <w:hideMark/>
           </w:tcPr>
           <w:p>
-            <w:r>
-              <w:rPr>
-                <w:sz w:val="19"/>
-              </w:rPr>
-              <w:t>SALE10 + GOLD + online</w:t>
+            <w:pPr>
+              <w:jc w:val="both"/>
+              <w:rPr>
+                <w:rFonts w:cs="Times New Roman"/>
+                <w:sz w:val="26"/>
+                <w:szCs w:val="26"/>
+              </w:rPr>
+            </w:pPr>
+            <w:r>
+              <w:rPr>
+                <w:rFonts w:cs="Times New Roman"/>
+                <w:sz w:val="26"/>
+                <w:szCs w:val="26"/>
+              </w:rPr>
+              <w:t>Path 4: Coupon SALE10 + GOLD</w:t>
             </w:r>
           </w:p>
         </w:tc>
         <w:tc>
           <w:tcPr>
-            <w:tcW w:w="1958" w:type="dxa"/>
+            <w:tcW w:w="0" w:type="auto"/>
+            <w:hideMark/>
           </w:tcPr>
           <w:p>
-            <w:r>
-              <w:rPr>
-                <w:sz w:val="19"/>
+            <w:pPr>
+              <w:jc w:val="both"/>
+              <w:rPr>
+                <w:rFonts w:cs="Times New Roman"/>
+                <w:sz w:val="26"/>
+                <w:szCs w:val="26"/>
+              </w:rPr>
+            </w:pPr>
+            <w:r>
+              <w:rPr>
+                <w:rFonts w:cs="Times New Roman"/>
+                <w:sz w:val="26"/>
+                <w:szCs w:val="26"/>
               </w:rPr>
               <w:t>300k, SALE10, GOLD, CARD</w:t>
             </w:r>
@@ -899,212 +3455,599 @@
         </w:tc>
         <w:tc>
           <w:tcPr>
-            <w:tcW w:w="1958" w:type="dxa"/>
+            <w:tcW w:w="0" w:type="auto"/>
+            <w:hideMark/>
           </w:tcPr>
           <w:p>
-            <w:r>
-              <w:rPr>
-                <w:sz w:val="19"/>
-              </w:rPr>
-              <w:t>286.500</w:t>
+            <w:pPr>
+              <w:jc w:val="both"/>
+              <w:rPr>
+                <w:rFonts w:cs="Times New Roman"/>
+                <w:sz w:val="26"/>
+                <w:szCs w:val="26"/>
+              </w:rPr>
+            </w:pPr>
+            <w:r>
+              <w:rPr>
+                <w:rFonts w:cs="Times New Roman"/>
+                <w:sz w:val="26"/>
+                <w:szCs w:val="26"/>
+              </w:rPr>
+              <w:t>Total = 286,500đ</w:t>
             </w:r>
           </w:p>
         </w:tc>
         <w:tc>
           <w:tcPr>
-            <w:tcW w:w="1958" w:type="dxa"/>
+            <w:tcW w:w="0" w:type="auto"/>
+            <w:hideMark/>
           </w:tcPr>
           <w:p>
-            <w:r>
-              <w:rPr>
-                <w:sz w:val="19"/>
-              </w:rPr>
-              <w:t>Coupon + member + ship</w:t>
+            <w:pPr>
+              <w:jc w:val="both"/>
+              <w:rPr>
+                <w:rFonts w:cs="Times New Roman"/>
+                <w:sz w:val="26"/>
+                <w:szCs w:val="26"/>
+              </w:rPr>
+            </w:pPr>
+            <w:proofErr w:type="spellStart"/>
+            <w:r>
+              <w:rPr>
+                <w:rFonts w:cs="Times New Roman"/>
+                <w:sz w:val="26"/>
+                <w:szCs w:val="26"/>
+              </w:rPr>
+              <w:t>Khớp</w:t>
+            </w:r>
+            <w:proofErr w:type="spellEnd"/>
+            <w:r>
+              <w:rPr>
+                <w:rFonts w:cs="Times New Roman"/>
+                <w:sz w:val="26"/>
+                <w:szCs w:val="26"/>
+              </w:rPr>
+              <w:t xml:space="preserve"> 286,500đ</w:t>
+            </w:r>
+          </w:p>
+        </w:tc>
+        <w:tc>
+          <w:tcPr>
+            <w:tcW w:w="0" w:type="auto"/>
+            <w:hideMark/>
+          </w:tcPr>
+          <w:p>
+            <w:pPr>
+              <w:jc w:val="both"/>
+              <w:rPr>
+                <w:rFonts w:cs="Times New Roman"/>
+                <w:sz w:val="26"/>
+                <w:szCs w:val="26"/>
+              </w:rPr>
+            </w:pPr>
+            <w:r>
+              <w:rPr>
+                <w:rFonts w:cs="Times New Roman"/>
+                <w:sz w:val="26"/>
+                <w:szCs w:val="26"/>
+              </w:rPr>
+              <w:t>Pass</w:t>
             </w:r>
           </w:p>
         </w:tc>
       </w:tr>
       <w:tr>
-        <w:trPr>
-          <w:jc w:val="center"/>
-        </w:trPr>
         <w:tc>
           <w:tcPr>
-            <w:tcW w:w="1958" w:type="dxa"/>
-            <w:shd w:val="clear" w:color="auto" w:fill="E8F1FB"/>
+            <w:tcW w:w="0" w:type="auto"/>
+            <w:hideMark/>
           </w:tcPr>
           <w:p>
-            <w:r>
-              <w:rPr>
-                <w:sz w:val="19"/>
-              </w:rPr>
-              <w:t>P5</w:t>
+            <w:pPr>
+              <w:jc w:val="both"/>
+              <w:rPr>
+                <w:rFonts w:cs="Times New Roman"/>
+                <w:sz w:val="26"/>
+                <w:szCs w:val="26"/>
+              </w:rPr>
+            </w:pPr>
+            <w:r>
+              <w:rPr>
+                <w:rFonts w:cs="Times New Roman"/>
+                <w:sz w:val="26"/>
+                <w:szCs w:val="26"/>
+              </w:rPr>
+              <w:t>TC_OP_05</w:t>
             </w:r>
           </w:p>
         </w:tc>
         <w:tc>
           <w:tcPr>
-            <w:tcW w:w="1958" w:type="dxa"/>
+            <w:tcW w:w="0" w:type="auto"/>
+            <w:hideMark/>
           </w:tcPr>
           <w:p>
-            <w:r>
-              <w:rPr>
-                <w:sz w:val="19"/>
-              </w:rPr>
-              <w:t>SALE20 + PLATINUM + COD</w:t>
+            <w:pPr>
+              <w:jc w:val="both"/>
+              <w:rPr>
+                <w:rFonts w:cs="Times New Roman"/>
+                <w:sz w:val="26"/>
+                <w:szCs w:val="26"/>
+              </w:rPr>
+            </w:pPr>
+            <w:r>
+              <w:rPr>
+                <w:rFonts w:cs="Times New Roman"/>
+                <w:sz w:val="26"/>
+                <w:szCs w:val="26"/>
+              </w:rPr>
+              <w:t xml:space="preserve">Path 5: Coupon SALE20 + </w:t>
+            </w:r>
+            <w:r>
+              <w:rPr>
+                <w:rFonts w:cs="Times New Roman"/>
+                <w:sz w:val="26"/>
+                <w:szCs w:val="26"/>
+              </w:rPr>
+              <w:lastRenderedPageBreak/>
+              <w:t>PLATINUM</w:t>
             </w:r>
           </w:p>
         </w:tc>
         <w:tc>
           <w:tcPr>
-            <w:tcW w:w="1958" w:type="dxa"/>
+            <w:tcW w:w="0" w:type="auto"/>
+            <w:hideMark/>
           </w:tcPr>
           <w:p>
-            <w:r>
-              <w:rPr>
-                <w:sz w:val="19"/>
-              </w:rPr>
-              <w:t>300k, SALE20, PLATINUM, COD</w:t>
+            <w:pPr>
+              <w:jc w:val="both"/>
+              <w:rPr>
+                <w:rFonts w:cs="Times New Roman"/>
+                <w:sz w:val="26"/>
+                <w:szCs w:val="26"/>
+              </w:rPr>
+            </w:pPr>
+            <w:r>
+              <w:rPr>
+                <w:rFonts w:cs="Times New Roman"/>
+                <w:sz w:val="26"/>
+                <w:szCs w:val="26"/>
+              </w:rPr>
+              <w:lastRenderedPageBreak/>
+              <w:t xml:space="preserve">300k, SALE20, PLATINUM, </w:t>
+            </w:r>
+            <w:r>
+              <w:rPr>
+                <w:rFonts w:cs="Times New Roman"/>
+                <w:sz w:val="26"/>
+                <w:szCs w:val="26"/>
+              </w:rPr>
+              <w:lastRenderedPageBreak/>
+              <w:t>COD</w:t>
             </w:r>
           </w:p>
         </w:tc>
         <w:tc>
           <w:tcPr>
-            <w:tcW w:w="1958" w:type="dxa"/>
+            <w:tcW w:w="0" w:type="auto"/>
+            <w:hideMark/>
           </w:tcPr>
           <w:p>
-            <w:r>
-              <w:rPr>
-                <w:sz w:val="19"/>
-              </w:rPr>
-              <w:t>236.000</w:t>
+            <w:pPr>
+              <w:jc w:val="both"/>
+              <w:rPr>
+                <w:rFonts w:cs="Times New Roman"/>
+                <w:sz w:val="26"/>
+                <w:szCs w:val="26"/>
+              </w:rPr>
+            </w:pPr>
+            <w:r>
+              <w:rPr>
+                <w:rFonts w:cs="Times New Roman"/>
+                <w:sz w:val="26"/>
+                <w:szCs w:val="26"/>
+              </w:rPr>
+              <w:lastRenderedPageBreak/>
+              <w:t>Total = 236,000đ</w:t>
             </w:r>
           </w:p>
         </w:tc>
         <w:tc>
           <w:tcPr>
-            <w:tcW w:w="1958" w:type="dxa"/>
+            <w:tcW w:w="0" w:type="auto"/>
+            <w:hideMark/>
           </w:tcPr>
           <w:p>
-            <w:r>
-              <w:rPr>
-                <w:sz w:val="19"/>
-              </w:rPr>
-              <w:t>Nhánh giảm giá cao nhất</w:t>
+            <w:pPr>
+              <w:jc w:val="both"/>
+              <w:rPr>
+                <w:rFonts w:cs="Times New Roman"/>
+                <w:sz w:val="26"/>
+                <w:szCs w:val="26"/>
+              </w:rPr>
+            </w:pPr>
+            <w:proofErr w:type="spellStart"/>
+            <w:r>
+              <w:rPr>
+                <w:rFonts w:cs="Times New Roman"/>
+                <w:sz w:val="26"/>
+                <w:szCs w:val="26"/>
+              </w:rPr>
+              <w:t>Khớp</w:t>
+            </w:r>
+            <w:proofErr w:type="spellEnd"/>
+            <w:r>
+              <w:rPr>
+                <w:rFonts w:cs="Times New Roman"/>
+                <w:sz w:val="26"/>
+                <w:szCs w:val="26"/>
+              </w:rPr>
+              <w:t xml:space="preserve"> 236,000đ</w:t>
+            </w:r>
+          </w:p>
+        </w:tc>
+        <w:tc>
+          <w:tcPr>
+            <w:tcW w:w="0" w:type="auto"/>
+            <w:hideMark/>
+          </w:tcPr>
+          <w:p>
+            <w:pPr>
+              <w:jc w:val="both"/>
+              <w:rPr>
+                <w:rFonts w:cs="Times New Roman"/>
+                <w:sz w:val="26"/>
+                <w:szCs w:val="26"/>
+              </w:rPr>
+            </w:pPr>
+            <w:r>
+              <w:rPr>
+                <w:rFonts w:cs="Times New Roman"/>
+                <w:sz w:val="26"/>
+                <w:szCs w:val="26"/>
+              </w:rPr>
+              <w:t>Pass</w:t>
             </w:r>
           </w:p>
         </w:tc>
       </w:tr>
       <w:tr>
-        <w:trPr>
-          <w:jc w:val="center"/>
-        </w:trPr>
         <w:tc>
           <w:tcPr>
-            <w:tcW w:w="1958" w:type="dxa"/>
-            <w:shd w:val="clear" w:color="auto" w:fill="E8F1FB"/>
+            <w:tcW w:w="0" w:type="auto"/>
+            <w:hideMark/>
           </w:tcPr>
           <w:p>
-            <w:r>
-              <w:rPr>
-                <w:sz w:val="19"/>
-              </w:rPr>
-              <w:t>P6</w:t>
+            <w:pPr>
+              <w:jc w:val="both"/>
+              <w:rPr>
+                <w:rFonts w:cs="Times New Roman"/>
+                <w:sz w:val="26"/>
+                <w:szCs w:val="26"/>
+              </w:rPr>
+            </w:pPr>
+            <w:r>
+              <w:rPr>
+                <w:rFonts w:cs="Times New Roman"/>
+                <w:sz w:val="26"/>
+                <w:szCs w:val="26"/>
+              </w:rPr>
+              <w:t>TC_OP_06</w:t>
             </w:r>
           </w:p>
         </w:tc>
         <w:tc>
           <w:tcPr>
-            <w:tcW w:w="1958" w:type="dxa"/>
+            <w:tcW w:w="0" w:type="auto"/>
+            <w:hideMark/>
           </w:tcPr>
           <w:p>
-            <w:r>
-              <w:rPr>
-                <w:sz w:val="19"/>
-              </w:rPr>
-              <w:t>D2=True, D3=False, D4=False</w:t>
-            </w:r>
+            <w:pPr>
+              <w:jc w:val="both"/>
+              <w:rPr>
+                <w:rFonts w:cs="Times New Roman"/>
+                <w:sz w:val="26"/>
+                <w:szCs w:val="26"/>
+              </w:rPr>
+            </w:pPr>
+            <w:r>
+              <w:rPr>
+                <w:rFonts w:cs="Times New Roman"/>
+                <w:sz w:val="26"/>
+                <w:szCs w:val="26"/>
+              </w:rPr>
+              <w:t xml:space="preserve">Path 6: Coupon </w:t>
+            </w:r>
+            <w:proofErr w:type="spellStart"/>
+            <w:r>
+              <w:rPr>
+                <w:rFonts w:cs="Times New Roman"/>
+                <w:sz w:val="26"/>
+                <w:szCs w:val="26"/>
+              </w:rPr>
+              <w:t>sai</w:t>
+            </w:r>
+            <w:proofErr w:type="spellEnd"/>
+            <w:r>
+              <w:rPr>
+                <w:rFonts w:cs="Times New Roman"/>
+                <w:sz w:val="26"/>
+                <w:szCs w:val="26"/>
+              </w:rPr>
+              <w:t xml:space="preserve"> </w:t>
+            </w:r>
+            <w:proofErr w:type="spellStart"/>
+            <w:r>
+              <w:rPr>
+                <w:rFonts w:cs="Times New Roman"/>
+                <w:sz w:val="26"/>
+                <w:szCs w:val="26"/>
+              </w:rPr>
+              <w:t>mã</w:t>
+            </w:r>
+            <w:proofErr w:type="spellEnd"/>
           </w:p>
         </w:tc>
         <w:tc>
           <w:tcPr>
-            <w:tcW w:w="1958" w:type="dxa"/>
+            <w:tcW w:w="0" w:type="auto"/>
+            <w:hideMark/>
           </w:tcPr>
           <w:p>
-            <w:r>
-              <w:rPr>
-                <w:sz w:val="19"/>
-              </w:rPr>
-              <w:t>coupon = ABC</w:t>
+            <w:pPr>
+              <w:jc w:val="both"/>
+              <w:rPr>
+                <w:rFonts w:cs="Times New Roman"/>
+                <w:sz w:val="26"/>
+                <w:szCs w:val="26"/>
+              </w:rPr>
+            </w:pPr>
+            <w:r>
+              <w:rPr>
+                <w:rFonts w:cs="Times New Roman"/>
+                <w:sz w:val="26"/>
+                <w:szCs w:val="26"/>
+              </w:rPr>
+              <w:t>300k, ABC_XYZ, SILVER, COD</w:t>
             </w:r>
           </w:p>
         </w:tc>
         <w:tc>
           <w:tcPr>
-            <w:tcW w:w="1958" w:type="dxa"/>
+            <w:tcW w:w="0" w:type="auto"/>
+            <w:hideMark/>
           </w:tcPr>
           <w:p>
-            <w:r>
-              <w:rPr>
-                <w:sz w:val="19"/>
-              </w:rPr>
-              <w:t>Exception</w:t>
-            </w:r>
+            <w:pPr>
+              <w:jc w:val="both"/>
+              <w:rPr>
+                <w:rFonts w:cs="Times New Roman"/>
+                <w:sz w:val="26"/>
+                <w:szCs w:val="26"/>
+              </w:rPr>
+            </w:pPr>
+            <w:r>
+              <w:rPr>
+                <w:rFonts w:cs="Times New Roman"/>
+                <w:sz w:val="26"/>
+                <w:szCs w:val="26"/>
+              </w:rPr>
+              <w:t xml:space="preserve">Báo </w:t>
+            </w:r>
+            <w:proofErr w:type="spellStart"/>
+            <w:r>
+              <w:rPr>
+                <w:rFonts w:cs="Times New Roman"/>
+                <w:sz w:val="26"/>
+                <w:szCs w:val="26"/>
+              </w:rPr>
+              <w:t>lỗi</w:t>
+            </w:r>
+            <w:proofErr w:type="spellEnd"/>
+            <w:r>
+              <w:rPr>
+                <w:rFonts w:cs="Times New Roman"/>
+                <w:sz w:val="26"/>
+                <w:szCs w:val="26"/>
+              </w:rPr>
+              <w:t xml:space="preserve"> </w:t>
+            </w:r>
+            <w:proofErr w:type="spellStart"/>
+            <w:r>
+              <w:rPr>
+                <w:rFonts w:cs="Times New Roman"/>
+                <w:sz w:val="26"/>
+                <w:szCs w:val="26"/>
+              </w:rPr>
+              <w:t>IllegalArgumentException</w:t>
+            </w:r>
+            <w:proofErr w:type="spellEnd"/>
           </w:p>
         </w:tc>
         <w:tc>
           <w:tcPr>
-            <w:tcW w:w="1958" w:type="dxa"/>
+            <w:tcW w:w="0" w:type="auto"/>
+            <w:hideMark/>
           </w:tcPr>
           <w:p>
-            <w:r>
-              <w:rPr>
-                <w:sz w:val="19"/>
-              </w:rPr>
-              <w:t>Coupon không hợp lệ</w:t>
+            <w:pPr>
+              <w:jc w:val="both"/>
+              <w:rPr>
+                <w:rFonts w:cs="Times New Roman"/>
+                <w:sz w:val="26"/>
+                <w:szCs w:val="26"/>
+              </w:rPr>
+            </w:pPr>
+            <w:proofErr w:type="spellStart"/>
+            <w:r>
+              <w:rPr>
+                <w:rFonts w:cs="Times New Roman"/>
+                <w:sz w:val="26"/>
+                <w:szCs w:val="26"/>
+              </w:rPr>
+              <w:t>Bắt</w:t>
+            </w:r>
+            <w:proofErr w:type="spellEnd"/>
+            <w:r>
+              <w:rPr>
+                <w:rFonts w:cs="Times New Roman"/>
+                <w:sz w:val="26"/>
+                <w:szCs w:val="26"/>
+              </w:rPr>
+              <w:t xml:space="preserve"> </w:t>
+            </w:r>
+            <w:proofErr w:type="spellStart"/>
+            <w:r>
+              <w:rPr>
+                <w:rFonts w:cs="Times New Roman"/>
+                <w:sz w:val="26"/>
+                <w:szCs w:val="26"/>
+              </w:rPr>
+              <w:t>đúng</w:t>
+            </w:r>
+            <w:proofErr w:type="spellEnd"/>
+            <w:r>
+              <w:rPr>
+                <w:rFonts w:cs="Times New Roman"/>
+                <w:sz w:val="26"/>
+                <w:szCs w:val="26"/>
+              </w:rPr>
+              <w:t xml:space="preserve"> </w:t>
+            </w:r>
+            <w:proofErr w:type="spellStart"/>
+            <w:r>
+              <w:rPr>
+                <w:rFonts w:cs="Times New Roman"/>
+                <w:sz w:val="26"/>
+                <w:szCs w:val="26"/>
+              </w:rPr>
+              <w:t>ngoại</w:t>
+            </w:r>
+            <w:proofErr w:type="spellEnd"/>
+            <w:r>
+              <w:rPr>
+                <w:rFonts w:cs="Times New Roman"/>
+                <w:sz w:val="26"/>
+                <w:szCs w:val="26"/>
+              </w:rPr>
+              <w:t xml:space="preserve"> </w:t>
+            </w:r>
+            <w:proofErr w:type="spellStart"/>
+            <w:r>
+              <w:rPr>
+                <w:rFonts w:cs="Times New Roman"/>
+                <w:sz w:val="26"/>
+                <w:szCs w:val="26"/>
+              </w:rPr>
+              <w:t>lệ</w:t>
+            </w:r>
+            <w:proofErr w:type="spellEnd"/>
+          </w:p>
+        </w:tc>
+        <w:tc>
+          <w:tcPr>
+            <w:tcW w:w="0" w:type="auto"/>
+            <w:hideMark/>
+          </w:tcPr>
+          <w:p>
+            <w:pPr>
+              <w:jc w:val="both"/>
+              <w:rPr>
+                <w:rFonts w:cs="Times New Roman"/>
+                <w:sz w:val="26"/>
+                <w:szCs w:val="26"/>
+              </w:rPr>
+            </w:pPr>
+            <w:r>
+              <w:rPr>
+                <w:rFonts w:cs="Times New Roman"/>
+                <w:sz w:val="26"/>
+                <w:szCs w:val="26"/>
+              </w:rPr>
+              <w:t>Pass</w:t>
             </w:r>
           </w:p>
         </w:tc>
       </w:tr>
       <w:tr>
-        <w:trPr>
-          <w:jc w:val="center"/>
-        </w:trPr>
         <w:tc>
           <w:tcPr>
-            <w:tcW w:w="1958" w:type="dxa"/>
-            <w:shd w:val="clear" w:color="auto" w:fill="E8F1FB"/>
+            <w:tcW w:w="0" w:type="auto"/>
+            <w:hideMark/>
           </w:tcPr>
           <w:p>
-            <w:r>
-              <w:rPr>
-                <w:sz w:val="19"/>
-              </w:rPr>
-              <w:t>P7</w:t>
+            <w:pPr>
+              <w:jc w:val="both"/>
+              <w:rPr>
+                <w:rFonts w:cs="Times New Roman"/>
+                <w:sz w:val="26"/>
+                <w:szCs w:val="26"/>
+              </w:rPr>
+            </w:pPr>
+            <w:r>
+              <w:rPr>
+                <w:rFonts w:cs="Times New Roman"/>
+                <w:sz w:val="26"/>
+                <w:szCs w:val="26"/>
+              </w:rPr>
+              <w:t>TC_OP_07</w:t>
             </w:r>
           </w:p>
         </w:tc>
         <w:tc>
           <w:tcPr>
-            <w:tcW w:w="1958" w:type="dxa"/>
+            <w:tcW w:w="0" w:type="auto"/>
+            <w:hideMark/>
           </w:tcPr>
           <w:p>
-            <w:r>
-              <w:rPr>
-                <w:sz w:val="19"/>
-              </w:rPr>
-              <w:t>No coupon + GOLD + D7=False</w:t>
-            </w:r>
+            <w:pPr>
+              <w:jc w:val="both"/>
+              <w:rPr>
+                <w:rFonts w:cs="Times New Roman"/>
+                <w:sz w:val="26"/>
+                <w:szCs w:val="26"/>
+              </w:rPr>
+            </w:pPr>
+            <w:r>
+              <w:rPr>
+                <w:rFonts w:cs="Times New Roman"/>
+                <w:sz w:val="26"/>
+                <w:szCs w:val="26"/>
+              </w:rPr>
+              <w:t xml:space="preserve">Path 7: No Coupon + GOLD + </w:t>
+            </w:r>
+            <w:proofErr w:type="spellStart"/>
+            <w:r>
+              <w:rPr>
+                <w:rFonts w:cs="Times New Roman"/>
+                <w:sz w:val="26"/>
+                <w:szCs w:val="26"/>
+              </w:rPr>
+              <w:t>FreeShip</w:t>
+            </w:r>
+            <w:proofErr w:type="spellEnd"/>
           </w:p>
         </w:tc>
         <w:tc>
           <w:tcPr>
-            <w:tcW w:w="1958" w:type="dxa"/>
+            <w:tcW w:w="0" w:type="auto"/>
+            <w:hideMark/>
           </w:tcPr>
           <w:p>
-            <w:r>
-              <w:rPr>
-                <w:sz w:val="19"/>
+            <w:pPr>
+              <w:jc w:val="both"/>
+              <w:rPr>
+                <w:rFonts w:cs="Times New Roman"/>
+                <w:sz w:val="26"/>
+                <w:szCs w:val="26"/>
+              </w:rPr>
+            </w:pPr>
+            <w:r>
+              <w:rPr>
+                <w:rFonts w:cs="Times New Roman"/>
+                <w:sz w:val="26"/>
+                <w:szCs w:val="26"/>
               </w:rPr>
               <w:t>600k, null, GOLD, CARD</w:t>
             </w:r>
@@ -1112,70 +4055,201 @@
         </w:tc>
         <w:tc>
           <w:tcPr>
-            <w:tcW w:w="1958" w:type="dxa"/>
+            <w:tcW w:w="0" w:type="auto"/>
+            <w:hideMark/>
           </w:tcPr>
           <w:p>
-            <w:r>
-              <w:rPr>
-                <w:sz w:val="19"/>
-              </w:rPr>
-              <w:t>570.000</w:t>
+            <w:pPr>
+              <w:jc w:val="both"/>
+              <w:rPr>
+                <w:rFonts w:cs="Times New Roman"/>
+                <w:sz w:val="26"/>
+                <w:szCs w:val="26"/>
+              </w:rPr>
+            </w:pPr>
+            <w:r>
+              <w:rPr>
+                <w:rFonts w:cs="Times New Roman"/>
+                <w:sz w:val="26"/>
+                <w:szCs w:val="26"/>
+              </w:rPr>
+              <w:t>Total = 570,000đ (</w:t>
+            </w:r>
+            <w:proofErr w:type="spellStart"/>
+            <w:r>
+              <w:rPr>
+                <w:rFonts w:cs="Times New Roman"/>
+                <w:sz w:val="26"/>
+                <w:szCs w:val="26"/>
+              </w:rPr>
+              <w:t>Không</w:t>
+            </w:r>
+            <w:proofErr w:type="spellEnd"/>
+            <w:r>
+              <w:rPr>
+                <w:rFonts w:cs="Times New Roman"/>
+                <w:sz w:val="26"/>
+                <w:szCs w:val="26"/>
+              </w:rPr>
+              <w:t xml:space="preserve"> </w:t>
+            </w:r>
+            <w:proofErr w:type="spellStart"/>
+            <w:r>
+              <w:rPr>
+                <w:rFonts w:cs="Times New Roman"/>
+                <w:sz w:val="26"/>
+                <w:szCs w:val="26"/>
+              </w:rPr>
+              <w:t>cộng</w:t>
+            </w:r>
+            <w:proofErr w:type="spellEnd"/>
+            <w:r>
+              <w:rPr>
+                <w:rFonts w:cs="Times New Roman"/>
+                <w:sz w:val="26"/>
+                <w:szCs w:val="26"/>
+              </w:rPr>
+              <w:t xml:space="preserve"> ship)</w:t>
             </w:r>
           </w:p>
         </w:tc>
         <w:tc>
           <w:tcPr>
-            <w:tcW w:w="1958" w:type="dxa"/>
+            <w:tcW w:w="0" w:type="auto"/>
+            <w:hideMark/>
           </w:tcPr>
           <w:p>
-            <w:r>
-              <w:rPr>
-                <w:sz w:val="19"/>
-              </w:rPr>
-              <w:t>Không cộng ship</w:t>
+            <w:pPr>
+              <w:jc w:val="both"/>
+              <w:rPr>
+                <w:rFonts w:cs="Times New Roman"/>
+                <w:sz w:val="26"/>
+                <w:szCs w:val="26"/>
+              </w:rPr>
+            </w:pPr>
+            <w:proofErr w:type="spellStart"/>
+            <w:r>
+              <w:rPr>
+                <w:rFonts w:cs="Times New Roman"/>
+                <w:sz w:val="26"/>
+                <w:szCs w:val="26"/>
+              </w:rPr>
+              <w:t>Khớp</w:t>
+            </w:r>
+            <w:proofErr w:type="spellEnd"/>
+            <w:r>
+              <w:rPr>
+                <w:rFonts w:cs="Times New Roman"/>
+                <w:sz w:val="26"/>
+                <w:szCs w:val="26"/>
+              </w:rPr>
+              <w:t xml:space="preserve"> 570,000đ</w:t>
+            </w:r>
+          </w:p>
+        </w:tc>
+        <w:tc>
+          <w:tcPr>
+            <w:tcW w:w="0" w:type="auto"/>
+            <w:hideMark/>
+          </w:tcPr>
+          <w:p>
+            <w:pPr>
+              <w:jc w:val="both"/>
+              <w:rPr>
+                <w:rFonts w:cs="Times New Roman"/>
+                <w:sz w:val="26"/>
+                <w:szCs w:val="26"/>
+              </w:rPr>
+            </w:pPr>
+            <w:r>
+              <w:rPr>
+                <w:rFonts w:cs="Times New Roman"/>
+                <w:sz w:val="26"/>
+                <w:szCs w:val="26"/>
+              </w:rPr>
+              <w:t>Pass</w:t>
             </w:r>
           </w:p>
         </w:tc>
       </w:tr>
       <w:tr>
-        <w:trPr>
-          <w:jc w:val="center"/>
-        </w:trPr>
         <w:tc>
           <w:tcPr>
-            <w:tcW w:w="1958" w:type="dxa"/>
-            <w:shd w:val="clear" w:color="auto" w:fill="E8F1FB"/>
+            <w:tcW w:w="0" w:type="auto"/>
+            <w:hideMark/>
           </w:tcPr>
           <w:p>
-            <w:r>
-              <w:rPr>
-                <w:sz w:val="19"/>
-              </w:rPr>
-              <w:t>P8</w:t>
+            <w:pPr>
+              <w:jc w:val="both"/>
+              <w:rPr>
+                <w:rFonts w:cs="Times New Roman"/>
+                <w:sz w:val="26"/>
+                <w:szCs w:val="26"/>
+              </w:rPr>
+            </w:pPr>
+            <w:r>
+              <w:rPr>
+                <w:rFonts w:cs="Times New Roman"/>
+                <w:sz w:val="26"/>
+                <w:szCs w:val="26"/>
+              </w:rPr>
+              <w:t>TC_OP_08</w:t>
             </w:r>
           </w:p>
         </w:tc>
         <w:tc>
           <w:tcPr>
-            <w:tcW w:w="1958" w:type="dxa"/>
+            <w:tcW w:w="0" w:type="auto"/>
+            <w:hideMark/>
           </w:tcPr>
           <w:p>
-            <w:r>
-              <w:rPr>
-                <w:sz w:val="19"/>
-              </w:rPr>
-              <w:t>No coupon + PLATINUM + D7=False</w:t>
-            </w:r>
+            <w:pPr>
+              <w:jc w:val="both"/>
+              <w:rPr>
+                <w:rFonts w:cs="Times New Roman"/>
+                <w:sz w:val="26"/>
+                <w:szCs w:val="26"/>
+              </w:rPr>
+            </w:pPr>
+            <w:r>
+              <w:rPr>
+                <w:rFonts w:cs="Times New Roman"/>
+                <w:sz w:val="26"/>
+                <w:szCs w:val="26"/>
+              </w:rPr>
+              <w:t xml:space="preserve">Path 8: No Coupon + PLATINUM + </w:t>
+            </w:r>
+            <w:proofErr w:type="spellStart"/>
+            <w:r>
+              <w:rPr>
+                <w:rFonts w:cs="Times New Roman"/>
+                <w:sz w:val="26"/>
+                <w:szCs w:val="26"/>
+              </w:rPr>
+              <w:t>FreeShip</w:t>
+            </w:r>
+            <w:proofErr w:type="spellEnd"/>
           </w:p>
         </w:tc>
         <w:tc>
           <w:tcPr>
-            <w:tcW w:w="1958" w:type="dxa"/>
+            <w:tcW w:w="0" w:type="auto"/>
+            <w:hideMark/>
           </w:tcPr>
           <w:p>
-            <w:r>
-              <w:rPr>
-                <w:sz w:val="19"/>
+            <w:pPr>
+              <w:jc w:val="both"/>
+              <w:rPr>
+                <w:rFonts w:cs="Times New Roman"/>
+                <w:sz w:val="26"/>
+                <w:szCs w:val="26"/>
+              </w:rPr>
+            </w:pPr>
+            <w:r>
+              <w:rPr>
+                <w:rFonts w:cs="Times New Roman"/>
+                <w:sz w:val="26"/>
+                <w:szCs w:val="26"/>
               </w:rPr>
               <w:t>600k, null, PLATINUM, CARD</w:t>
             </w:r>
@@ -1183,70 +4257,201 @@
         </w:tc>
         <w:tc>
           <w:tcPr>
-            <w:tcW w:w="1958" w:type="dxa"/>
+            <w:tcW w:w="0" w:type="auto"/>
+            <w:hideMark/>
           </w:tcPr>
           <w:p>
-            <w:r>
-              <w:rPr>
-                <w:sz w:val="19"/>
-              </w:rPr>
-              <w:t>540.000</w:t>
+            <w:pPr>
+              <w:jc w:val="both"/>
+              <w:rPr>
+                <w:rFonts w:cs="Times New Roman"/>
+                <w:sz w:val="26"/>
+                <w:szCs w:val="26"/>
+              </w:rPr>
+            </w:pPr>
+            <w:r>
+              <w:rPr>
+                <w:rFonts w:cs="Times New Roman"/>
+                <w:sz w:val="26"/>
+                <w:szCs w:val="26"/>
+              </w:rPr>
+              <w:t>Total = 540,000đ (</w:t>
+            </w:r>
+            <w:proofErr w:type="spellStart"/>
+            <w:r>
+              <w:rPr>
+                <w:rFonts w:cs="Times New Roman"/>
+                <w:sz w:val="26"/>
+                <w:szCs w:val="26"/>
+              </w:rPr>
+              <w:t>Không</w:t>
+            </w:r>
+            <w:proofErr w:type="spellEnd"/>
+            <w:r>
+              <w:rPr>
+                <w:rFonts w:cs="Times New Roman"/>
+                <w:sz w:val="26"/>
+                <w:szCs w:val="26"/>
+              </w:rPr>
+              <w:t xml:space="preserve"> </w:t>
+            </w:r>
+            <w:proofErr w:type="spellStart"/>
+            <w:r>
+              <w:rPr>
+                <w:rFonts w:cs="Times New Roman"/>
+                <w:sz w:val="26"/>
+                <w:szCs w:val="26"/>
+              </w:rPr>
+              <w:t>cộng</w:t>
+            </w:r>
+            <w:proofErr w:type="spellEnd"/>
+            <w:r>
+              <w:rPr>
+                <w:rFonts w:cs="Times New Roman"/>
+                <w:sz w:val="26"/>
+                <w:szCs w:val="26"/>
+              </w:rPr>
+              <w:t xml:space="preserve"> ship)</w:t>
             </w:r>
           </w:p>
         </w:tc>
         <w:tc>
           <w:tcPr>
-            <w:tcW w:w="1958" w:type="dxa"/>
+            <w:tcW w:w="0" w:type="auto"/>
+            <w:hideMark/>
           </w:tcPr>
           <w:p>
-            <w:r>
-              <w:rPr>
-                <w:sz w:val="19"/>
-              </w:rPr>
-              <w:t>Giảm thành viên 10%</w:t>
+            <w:pPr>
+              <w:jc w:val="both"/>
+              <w:rPr>
+                <w:rFonts w:cs="Times New Roman"/>
+                <w:sz w:val="26"/>
+                <w:szCs w:val="26"/>
+              </w:rPr>
+            </w:pPr>
+            <w:proofErr w:type="spellStart"/>
+            <w:r>
+              <w:rPr>
+                <w:rFonts w:cs="Times New Roman"/>
+                <w:sz w:val="26"/>
+                <w:szCs w:val="26"/>
+              </w:rPr>
+              <w:t>Khớp</w:t>
+            </w:r>
+            <w:proofErr w:type="spellEnd"/>
+            <w:r>
+              <w:rPr>
+                <w:rFonts w:cs="Times New Roman"/>
+                <w:sz w:val="26"/>
+                <w:szCs w:val="26"/>
+              </w:rPr>
+              <w:t xml:space="preserve"> 540,000đ</w:t>
+            </w:r>
+          </w:p>
+        </w:tc>
+        <w:tc>
+          <w:tcPr>
+            <w:tcW w:w="0" w:type="auto"/>
+            <w:hideMark/>
+          </w:tcPr>
+          <w:p>
+            <w:pPr>
+              <w:jc w:val="both"/>
+              <w:rPr>
+                <w:rFonts w:cs="Times New Roman"/>
+                <w:sz w:val="26"/>
+                <w:szCs w:val="26"/>
+              </w:rPr>
+            </w:pPr>
+            <w:r>
+              <w:rPr>
+                <w:rFonts w:cs="Times New Roman"/>
+                <w:sz w:val="26"/>
+                <w:szCs w:val="26"/>
+              </w:rPr>
+              <w:t>Pass</w:t>
             </w:r>
           </w:p>
         </w:tc>
       </w:tr>
       <w:tr>
-        <w:trPr>
-          <w:jc w:val="center"/>
-        </w:trPr>
         <w:tc>
           <w:tcPr>
-            <w:tcW w:w="1958" w:type="dxa"/>
-            <w:shd w:val="clear" w:color="auto" w:fill="E8F1FB"/>
+            <w:tcW w:w="0" w:type="auto"/>
+            <w:hideMark/>
           </w:tcPr>
           <w:p>
-            <w:r>
-              <w:rPr>
-                <w:sz w:val="19"/>
-              </w:rPr>
-              <w:t>P9</w:t>
+            <w:pPr>
+              <w:jc w:val="both"/>
+              <w:rPr>
+                <w:rFonts w:cs="Times New Roman"/>
+                <w:sz w:val="26"/>
+                <w:szCs w:val="26"/>
+              </w:rPr>
+            </w:pPr>
+            <w:r>
+              <w:rPr>
+                <w:rFonts w:cs="Times New Roman"/>
+                <w:sz w:val="26"/>
+                <w:szCs w:val="26"/>
+              </w:rPr>
+              <w:t>TC_OP_09</w:t>
             </w:r>
           </w:p>
         </w:tc>
         <w:tc>
           <w:tcPr>
-            <w:tcW w:w="1958" w:type="dxa"/>
+            <w:tcW w:w="0" w:type="auto"/>
+            <w:hideMark/>
           </w:tcPr>
           <w:p>
-            <w:r>
-              <w:rPr>
-                <w:sz w:val="19"/>
-              </w:rPr>
-              <w:t>SALE10 + no member + D7=False</w:t>
-            </w:r>
+            <w:pPr>
+              <w:jc w:val="both"/>
+              <w:rPr>
+                <w:rFonts w:cs="Times New Roman"/>
+                <w:sz w:val="26"/>
+                <w:szCs w:val="26"/>
+              </w:rPr>
+            </w:pPr>
+            <w:r>
+              <w:rPr>
+                <w:rFonts w:cs="Times New Roman"/>
+                <w:sz w:val="26"/>
+                <w:szCs w:val="26"/>
+              </w:rPr>
+              <w:t xml:space="preserve">Path 9: SALE10 + SILVER + </w:t>
+            </w:r>
+            <w:proofErr w:type="spellStart"/>
+            <w:r>
+              <w:rPr>
+                <w:rFonts w:cs="Times New Roman"/>
+                <w:sz w:val="26"/>
+                <w:szCs w:val="26"/>
+              </w:rPr>
+              <w:t>FreeShip</w:t>
+            </w:r>
+            <w:proofErr w:type="spellEnd"/>
           </w:p>
         </w:tc>
         <w:tc>
           <w:tcPr>
-            <w:tcW w:w="1958" w:type="dxa"/>
+            <w:tcW w:w="0" w:type="auto"/>
+            <w:hideMark/>
           </w:tcPr>
           <w:p>
-            <w:r>
-              <w:rPr>
-                <w:sz w:val="19"/>
+            <w:pPr>
+              <w:jc w:val="both"/>
+              <w:rPr>
+                <w:rFonts w:cs="Times New Roman"/>
+                <w:sz w:val="26"/>
+                <w:szCs w:val="26"/>
+              </w:rPr>
+            </w:pPr>
+            <w:r>
+              <w:rPr>
+                <w:rFonts w:cs="Times New Roman"/>
+                <w:sz w:val="26"/>
+                <w:szCs w:val="26"/>
               </w:rPr>
               <w:t>600k, SALE10, SILVER, CARD</w:t>
             </w:r>
@@ -1254,591 +4459,1055 @@
         </w:tc>
         <w:tc>
           <w:tcPr>
-            <w:tcW w:w="1958" w:type="dxa"/>
+            <w:tcW w:w="0" w:type="auto"/>
+            <w:hideMark/>
           </w:tcPr>
           <w:p>
-            <w:r>
-              <w:rPr>
-                <w:sz w:val="19"/>
-              </w:rPr>
-              <w:t>540.000</w:t>
+            <w:pPr>
+              <w:jc w:val="both"/>
+              <w:rPr>
+                <w:rFonts w:cs="Times New Roman"/>
+                <w:sz w:val="26"/>
+                <w:szCs w:val="26"/>
+              </w:rPr>
+            </w:pPr>
+            <w:r>
+              <w:rPr>
+                <w:rFonts w:cs="Times New Roman"/>
+                <w:sz w:val="26"/>
+                <w:szCs w:val="26"/>
+              </w:rPr>
+              <w:t>Total = 540,000đ (</w:t>
+            </w:r>
+            <w:proofErr w:type="spellStart"/>
+            <w:r>
+              <w:rPr>
+                <w:rFonts w:cs="Times New Roman"/>
+                <w:sz w:val="26"/>
+                <w:szCs w:val="26"/>
+              </w:rPr>
+              <w:t>Không</w:t>
+            </w:r>
+            <w:proofErr w:type="spellEnd"/>
+            <w:r>
+              <w:rPr>
+                <w:rFonts w:cs="Times New Roman"/>
+                <w:sz w:val="26"/>
+                <w:szCs w:val="26"/>
+              </w:rPr>
+              <w:t xml:space="preserve"> </w:t>
+            </w:r>
+            <w:proofErr w:type="spellStart"/>
+            <w:r>
+              <w:rPr>
+                <w:rFonts w:cs="Times New Roman"/>
+                <w:sz w:val="26"/>
+                <w:szCs w:val="26"/>
+              </w:rPr>
+              <w:t>cộng</w:t>
+            </w:r>
+            <w:proofErr w:type="spellEnd"/>
+            <w:r>
+              <w:rPr>
+                <w:rFonts w:cs="Times New Roman"/>
+                <w:sz w:val="26"/>
+                <w:szCs w:val="26"/>
+              </w:rPr>
+              <w:t xml:space="preserve"> ship)</w:t>
             </w:r>
           </w:p>
         </w:tc>
         <w:tc>
           <w:tcPr>
-            <w:tcW w:w="1958" w:type="dxa"/>
+            <w:tcW w:w="0" w:type="auto"/>
+            <w:hideMark/>
           </w:tcPr>
           <w:p>
-            <w:r>
-              <w:rPr>
-                <w:sz w:val="19"/>
-              </w:rPr>
-              <w:t>Giảm coupon không cộng ship</w:t>
-            </w:r>
-          </w:p>
-        </w:tc>
-      </w:tr>
-    </w:tbl>
-    <w:p>
-      <w:r>
-        <w:br w:type="page"/>
-      </w:r>
-    </w:p>
-    <w:p>
-      <w:pPr>
-        <w:pStyle w:val="Heading1"/>
-      </w:pPr>
-      <w:r>
-        <w:rPr>
-          <w:color w:val="1F4E79"/>
-        </w:rPr>
-        <w:lastRenderedPageBreak/>
-        <w:t>5. Phân tích MC/DC cho phần coupon</w:t>
-      </w:r>
-    </w:p>
-    <w:p>
-      <w:pPr>
-        <w:pStyle w:val="ListBullet"/>
-        <w:spacing w:after="20"/>
-      </w:pPr>
-      <w:r>
-        <w:t>Biểu thức xét coupon được tách thành: A = couponCode != null, B = !couponCode.isEmpty(), C = couponCode.equals("SALE10").</w:t>
-      </w:r>
-    </w:p>
-    <w:p>
-      <w:pPr>
-        <w:pStyle w:val="ListBullet"/>
-        <w:spacing w:after="20"/>
-      </w:pPr>
-      <w:r>
-        <w:t>Mục tiêu MC/DC là chứng minh từng điều kiện A, B, C có thể độc lập làm thay đổi kết quả xử lý coupon trong khi các điều kiện còn lại giữ nguyên.</w:t>
-      </w:r>
-    </w:p>
-    <w:tbl>
-      <w:tblPr>
-        <w:tblStyle w:val="TableGrid"/>
-        <w:tblW w:w="0" w:type="auto"/>
-        <w:jc w:val="center"/>
-        <w:tblLook w:val="04A0" w:firstRow="1" w:lastRow="0" w:firstColumn="1" w:lastColumn="0" w:noHBand="0" w:noVBand="1"/>
-      </w:tblPr>
-      <w:tblGrid>
-        <w:gridCol w:w="1399"/>
-        <w:gridCol w:w="1399"/>
-        <w:gridCol w:w="1399"/>
-        <w:gridCol w:w="1399"/>
-        <w:gridCol w:w="1399"/>
-        <w:gridCol w:w="1399"/>
-        <w:gridCol w:w="1399"/>
-      </w:tblGrid>
-      <w:tr>
-        <w:trPr>
-          <w:jc w:val="center"/>
-        </w:trPr>
-        <w:tc>
-          <w:tcPr>
-            <w:tcW w:w="1399" w:type="dxa"/>
-            <w:shd w:val="clear" w:color="auto" w:fill="5B9BD5"/>
-            <w:vAlign w:val="center"/>
-          </w:tcPr>
-          <w:p>
-            <w:r>
-              <w:rPr>
-                <w:b/>
-                <w:color w:val="FFFFFF"/>
-                <w:sz w:val="20"/>
-              </w:rPr>
-              <w:t>Row</w:t>
+            <w:pPr>
+              <w:jc w:val="both"/>
+              <w:rPr>
+                <w:rFonts w:cs="Times New Roman"/>
+                <w:sz w:val="26"/>
+                <w:szCs w:val="26"/>
+              </w:rPr>
+            </w:pPr>
+            <w:proofErr w:type="spellStart"/>
+            <w:r>
+              <w:rPr>
+                <w:rFonts w:cs="Times New Roman"/>
+                <w:sz w:val="26"/>
+                <w:szCs w:val="26"/>
+              </w:rPr>
+              <w:t>Khớp</w:t>
+            </w:r>
+            <w:proofErr w:type="spellEnd"/>
+            <w:r>
+              <w:rPr>
+                <w:rFonts w:cs="Times New Roman"/>
+                <w:sz w:val="26"/>
+                <w:szCs w:val="26"/>
+              </w:rPr>
+              <w:t xml:space="preserve"> 540,000đ</w:t>
             </w:r>
           </w:p>
         </w:tc>
         <w:tc>
           <w:tcPr>
-            <w:tcW w:w="1399" w:type="dxa"/>
-            <w:shd w:val="clear" w:color="auto" w:fill="5B9BD5"/>
-            <w:vAlign w:val="center"/>
+            <w:tcW w:w="0" w:type="auto"/>
+            <w:hideMark/>
           </w:tcPr>
           <w:p>
-            <w:r>
-              <w:rPr>
-                <w:b/>
-                <w:color w:val="FFFFFF"/>
-                <w:sz w:val="20"/>
-              </w:rPr>
-              <w:t>couponCode</w:t>
+            <w:pPr>
+              <w:jc w:val="both"/>
+              <w:rPr>
+                <w:rFonts w:cs="Times New Roman"/>
+                <w:sz w:val="26"/>
+                <w:szCs w:val="26"/>
+              </w:rPr>
+            </w:pPr>
+            <w:r>
+              <w:rPr>
+                <w:rFonts w:cs="Times New Roman"/>
+                <w:sz w:val="26"/>
+                <w:szCs w:val="26"/>
+              </w:rPr>
+              <w:t>Pass</w:t>
+            </w:r>
+          </w:p>
+        </w:tc>
+      </w:tr>
+      <w:tr>
+        <w:tc>
+          <w:tcPr>
+            <w:tcW w:w="0" w:type="auto"/>
+            <w:hideMark/>
+          </w:tcPr>
+          <w:p>
+            <w:pPr>
+              <w:jc w:val="both"/>
+              <w:rPr>
+                <w:rFonts w:cs="Times New Roman"/>
+                <w:sz w:val="26"/>
+                <w:szCs w:val="26"/>
+              </w:rPr>
+            </w:pPr>
+            <w:r>
+              <w:rPr>
+                <w:rFonts w:cs="Times New Roman"/>
+                <w:sz w:val="26"/>
+                <w:szCs w:val="26"/>
+              </w:rPr>
+              <w:t>TC_MC_10</w:t>
             </w:r>
           </w:p>
         </w:tc>
         <w:tc>
           <w:tcPr>
-            <w:tcW w:w="1399" w:type="dxa"/>
-            <w:shd w:val="clear" w:color="auto" w:fill="5B9BD5"/>
-            <w:vAlign w:val="center"/>
+            <w:tcW w:w="0" w:type="auto"/>
+            <w:hideMark/>
           </w:tcPr>
           <w:p>
-            <w:r>
-              <w:rPr>
-                <w:b/>
-                <w:color w:val="FFFFFF"/>
-                <w:sz w:val="20"/>
-              </w:rPr>
-              <w:t>A</w:t>
+            <w:pPr>
+              <w:jc w:val="both"/>
+              <w:rPr>
+                <w:rFonts w:cs="Times New Roman"/>
+                <w:sz w:val="26"/>
+                <w:szCs w:val="26"/>
+              </w:rPr>
+            </w:pPr>
+            <w:r>
+              <w:rPr>
+                <w:rFonts w:cs="Times New Roman"/>
+                <w:sz w:val="26"/>
+                <w:szCs w:val="26"/>
+              </w:rPr>
+              <w:t>MC/DC: A = True (SALE10)</w:t>
             </w:r>
           </w:p>
         </w:tc>
         <w:tc>
           <w:tcPr>
-            <w:tcW w:w="1399" w:type="dxa"/>
-            <w:shd w:val="clear" w:color="auto" w:fill="5B9BD5"/>
-            <w:vAlign w:val="center"/>
+            <w:tcW w:w="0" w:type="auto"/>
+            <w:hideMark/>
           </w:tcPr>
           <w:p>
-            <w:r>
-              <w:rPr>
-                <w:b/>
-                <w:color w:val="FFFFFF"/>
-                <w:sz w:val="20"/>
-              </w:rPr>
-              <w:t>B</w:t>
+            <w:pPr>
+              <w:jc w:val="both"/>
+              <w:rPr>
+                <w:rFonts w:cs="Times New Roman"/>
+                <w:sz w:val="26"/>
+                <w:szCs w:val="26"/>
+              </w:rPr>
+            </w:pPr>
+            <w:r>
+              <w:rPr>
+                <w:rFonts w:cs="Times New Roman"/>
+                <w:sz w:val="26"/>
+                <w:szCs w:val="26"/>
+              </w:rPr>
+              <w:t>300k, SALE10, SILVER, CARD</w:t>
             </w:r>
           </w:p>
         </w:tc>
         <w:tc>
           <w:tcPr>
-            <w:tcW w:w="1399" w:type="dxa"/>
-            <w:shd w:val="clear" w:color="auto" w:fill="5B9BD5"/>
-            <w:vAlign w:val="center"/>
+            <w:tcW w:w="0" w:type="auto"/>
+            <w:hideMark/>
           </w:tcPr>
           <w:p>
-            <w:r>
-              <w:rPr>
-                <w:b/>
-                <w:color w:val="FFFFFF"/>
-                <w:sz w:val="20"/>
-              </w:rPr>
-              <w:t>C</w:t>
+            <w:pPr>
+              <w:jc w:val="both"/>
+              <w:rPr>
+                <w:rFonts w:cs="Times New Roman"/>
+                <w:sz w:val="26"/>
+                <w:szCs w:val="26"/>
+              </w:rPr>
+            </w:pPr>
+            <w:proofErr w:type="spellStart"/>
+            <w:r>
+              <w:rPr>
+                <w:rFonts w:cs="Times New Roman"/>
+                <w:sz w:val="26"/>
+                <w:szCs w:val="26"/>
+              </w:rPr>
+              <w:t>Xác</w:t>
+            </w:r>
+            <w:proofErr w:type="spellEnd"/>
+            <w:r>
+              <w:rPr>
+                <w:rFonts w:cs="Times New Roman"/>
+                <w:sz w:val="26"/>
+                <w:szCs w:val="26"/>
+              </w:rPr>
+              <w:t xml:space="preserve"> </w:t>
+            </w:r>
+            <w:proofErr w:type="spellStart"/>
+            <w:r>
+              <w:rPr>
+                <w:rFonts w:cs="Times New Roman"/>
+                <w:sz w:val="26"/>
+                <w:szCs w:val="26"/>
+              </w:rPr>
+              <w:t>minh</w:t>
+            </w:r>
+            <w:proofErr w:type="spellEnd"/>
+            <w:r>
+              <w:rPr>
+                <w:rFonts w:cs="Times New Roman"/>
+                <w:sz w:val="26"/>
+                <w:szCs w:val="26"/>
+              </w:rPr>
+              <w:t xml:space="preserve"> </w:t>
+            </w:r>
+            <w:proofErr w:type="spellStart"/>
+            <w:r>
+              <w:rPr>
+                <w:rFonts w:cs="Times New Roman"/>
+                <w:sz w:val="26"/>
+                <w:szCs w:val="26"/>
+              </w:rPr>
+              <w:t>giảm</w:t>
+            </w:r>
+            <w:proofErr w:type="spellEnd"/>
+            <w:r>
+              <w:rPr>
+                <w:rFonts w:cs="Times New Roman"/>
+                <w:sz w:val="26"/>
+                <w:szCs w:val="26"/>
+              </w:rPr>
+              <w:t xml:space="preserve"> 10%</w:t>
             </w:r>
           </w:p>
         </w:tc>
         <w:tc>
           <w:tcPr>
-            <w:tcW w:w="1399" w:type="dxa"/>
-            <w:shd w:val="clear" w:color="auto" w:fill="5B9BD5"/>
-            <w:vAlign w:val="center"/>
+            <w:tcW w:w="0" w:type="auto"/>
+            <w:hideMark/>
           </w:tcPr>
           <w:p>
-            <w:r>
-              <w:rPr>
-                <w:b/>
-                <w:color w:val="FFFFFF"/>
-                <w:sz w:val="20"/>
-              </w:rPr>
-              <w:t>Kết quả</w:t>
+            <w:pPr>
+              <w:jc w:val="both"/>
+              <w:rPr>
+                <w:rFonts w:cs="Times New Roman"/>
+                <w:sz w:val="26"/>
+                <w:szCs w:val="26"/>
+              </w:rPr>
+            </w:pPr>
+            <w:proofErr w:type="spellStart"/>
+            <w:r>
+              <w:rPr>
+                <w:rFonts w:cs="Times New Roman"/>
+                <w:sz w:val="26"/>
+                <w:szCs w:val="26"/>
+              </w:rPr>
+              <w:t>Áp</w:t>
+            </w:r>
+            <w:proofErr w:type="spellEnd"/>
+            <w:r>
+              <w:rPr>
+                <w:rFonts w:cs="Times New Roman"/>
+                <w:sz w:val="26"/>
+                <w:szCs w:val="26"/>
+              </w:rPr>
+              <w:t xml:space="preserve"> </w:t>
+            </w:r>
+            <w:proofErr w:type="spellStart"/>
+            <w:r>
+              <w:rPr>
+                <w:rFonts w:cs="Times New Roman"/>
+                <w:sz w:val="26"/>
+                <w:szCs w:val="26"/>
+              </w:rPr>
+              <w:t>dụng</w:t>
+            </w:r>
+            <w:proofErr w:type="spellEnd"/>
+            <w:r>
+              <w:rPr>
+                <w:rFonts w:cs="Times New Roman"/>
+                <w:sz w:val="26"/>
+                <w:szCs w:val="26"/>
+              </w:rPr>
+              <w:t xml:space="preserve"> </w:t>
+            </w:r>
+            <w:proofErr w:type="spellStart"/>
+            <w:r>
+              <w:rPr>
+                <w:rFonts w:cs="Times New Roman"/>
+                <w:sz w:val="26"/>
+                <w:szCs w:val="26"/>
+              </w:rPr>
+              <w:t>đúng</w:t>
+            </w:r>
+            <w:proofErr w:type="spellEnd"/>
+            <w:r>
+              <w:rPr>
+                <w:rFonts w:cs="Times New Roman"/>
+                <w:sz w:val="26"/>
+                <w:szCs w:val="26"/>
+              </w:rPr>
+              <w:t xml:space="preserve"> SALE10</w:t>
             </w:r>
           </w:p>
         </w:tc>
         <w:tc>
           <w:tcPr>
-            <w:tcW w:w="1399" w:type="dxa"/>
-            <w:shd w:val="clear" w:color="auto" w:fill="5B9BD5"/>
-            <w:vAlign w:val="center"/>
+            <w:tcW w:w="0" w:type="auto"/>
+            <w:hideMark/>
           </w:tcPr>
           <w:p>
-            <w:r>
-              <w:rPr>
-                <w:b/>
-                <w:color w:val="FFFFFF"/>
-                <w:sz w:val="20"/>
-              </w:rPr>
-              <w:t>Cặp chứng minh</w:t>
+            <w:pPr>
+              <w:jc w:val="both"/>
+              <w:rPr>
+                <w:rFonts w:cs="Times New Roman"/>
+                <w:sz w:val="26"/>
+                <w:szCs w:val="26"/>
+              </w:rPr>
+            </w:pPr>
+            <w:r>
+              <w:rPr>
+                <w:rFonts w:cs="Times New Roman"/>
+                <w:sz w:val="26"/>
+                <w:szCs w:val="26"/>
+              </w:rPr>
+              <w:t>Pass</w:t>
             </w:r>
           </w:p>
         </w:tc>
       </w:tr>
       <w:tr>
-        <w:trPr>
-          <w:jc w:val="center"/>
-        </w:trPr>
         <w:tc>
           <w:tcPr>
-            <w:tcW w:w="1399" w:type="dxa"/>
-            <w:shd w:val="clear" w:color="auto" w:fill="EAF3FB"/>
+            <w:tcW w:w="0" w:type="auto"/>
+            <w:hideMark/>
           </w:tcPr>
           <w:p>
-            <w:r>
-              <w:rPr>
-                <w:sz w:val="20"/>
-              </w:rPr>
-              <w:t>M1</w:t>
+            <w:pPr>
+              <w:jc w:val="both"/>
+              <w:rPr>
+                <w:rFonts w:cs="Times New Roman"/>
+                <w:sz w:val="26"/>
+                <w:szCs w:val="26"/>
+              </w:rPr>
+            </w:pPr>
+            <w:r>
+              <w:rPr>
+                <w:rFonts w:cs="Times New Roman"/>
+                <w:sz w:val="26"/>
+                <w:szCs w:val="26"/>
+              </w:rPr>
+              <w:t>TC_MC_11</w:t>
             </w:r>
           </w:p>
         </w:tc>
         <w:tc>
           <w:tcPr>
-            <w:tcW w:w="1399" w:type="dxa"/>
+            <w:tcW w:w="0" w:type="auto"/>
+            <w:hideMark/>
           </w:tcPr>
           <w:p>
-            <w:r>
-              <w:rPr>
-                <w:sz w:val="20"/>
-              </w:rPr>
-              <w:t>SALE10</w:t>
+            <w:pPr>
+              <w:jc w:val="both"/>
+              <w:rPr>
+                <w:rFonts w:cs="Times New Roman"/>
+                <w:sz w:val="26"/>
+                <w:szCs w:val="26"/>
+              </w:rPr>
+            </w:pPr>
+            <w:r>
+              <w:rPr>
+                <w:rFonts w:cs="Times New Roman"/>
+                <w:sz w:val="26"/>
+                <w:szCs w:val="26"/>
+              </w:rPr>
+              <w:t>MC/DC: A = False (null)</w:t>
             </w:r>
           </w:p>
         </w:tc>
         <w:tc>
           <w:tcPr>
-            <w:tcW w:w="1399" w:type="dxa"/>
+            <w:tcW w:w="0" w:type="auto"/>
+            <w:hideMark/>
           </w:tcPr>
           <w:p>
-            <w:r>
-              <w:rPr>
-                <w:sz w:val="20"/>
-              </w:rPr>
-              <w:t>T</w:t>
+            <w:pPr>
+              <w:jc w:val="both"/>
+              <w:rPr>
+                <w:rFonts w:cs="Times New Roman"/>
+                <w:sz w:val="26"/>
+                <w:szCs w:val="26"/>
+              </w:rPr>
+            </w:pPr>
+            <w:r>
+              <w:rPr>
+                <w:rFonts w:cs="Times New Roman"/>
+                <w:sz w:val="26"/>
+                <w:szCs w:val="26"/>
+              </w:rPr>
+              <w:t>300k, null, SILVER, CARD</w:t>
             </w:r>
           </w:p>
         </w:tc>
         <w:tc>
           <w:tcPr>
-            <w:tcW w:w="1399" w:type="dxa"/>
+            <w:tcW w:w="0" w:type="auto"/>
+            <w:hideMark/>
           </w:tcPr>
           <w:p>
-            <w:r>
-              <w:rPr>
-                <w:sz w:val="20"/>
-              </w:rPr>
-              <w:t>T</w:t>
+            <w:pPr>
+              <w:jc w:val="both"/>
+              <w:rPr>
+                <w:rFonts w:cs="Times New Roman"/>
+                <w:sz w:val="26"/>
+                <w:szCs w:val="26"/>
+              </w:rPr>
+            </w:pPr>
+            <w:proofErr w:type="spellStart"/>
+            <w:r>
+              <w:rPr>
+                <w:rFonts w:cs="Times New Roman"/>
+                <w:sz w:val="26"/>
+                <w:szCs w:val="26"/>
+              </w:rPr>
+              <w:t>Bỏ</w:t>
+            </w:r>
+            <w:proofErr w:type="spellEnd"/>
+            <w:r>
+              <w:rPr>
+                <w:rFonts w:cs="Times New Roman"/>
+                <w:sz w:val="26"/>
+                <w:szCs w:val="26"/>
+              </w:rPr>
+              <w:t xml:space="preserve"> qua </w:t>
+            </w:r>
+            <w:proofErr w:type="spellStart"/>
+            <w:r>
+              <w:rPr>
+                <w:rFonts w:cs="Times New Roman"/>
+                <w:sz w:val="26"/>
+                <w:szCs w:val="26"/>
+              </w:rPr>
+              <w:t>xét</w:t>
+            </w:r>
+            <w:proofErr w:type="spellEnd"/>
+            <w:r>
+              <w:rPr>
+                <w:rFonts w:cs="Times New Roman"/>
+                <w:sz w:val="26"/>
+                <w:szCs w:val="26"/>
+              </w:rPr>
+              <w:t xml:space="preserve"> coupon</w:t>
             </w:r>
           </w:p>
         </w:tc>
         <w:tc>
           <w:tcPr>
-            <w:tcW w:w="1399" w:type="dxa"/>
+            <w:tcW w:w="0" w:type="auto"/>
+            <w:hideMark/>
           </w:tcPr>
           <w:p>
-            <w:r>
-              <w:rPr>
-                <w:sz w:val="20"/>
-              </w:rPr>
-              <w:t>T</w:t>
-            </w:r>
+            <w:pPr>
+              <w:jc w:val="both"/>
+              <w:rPr>
+                <w:rFonts w:cs="Times New Roman"/>
+                <w:sz w:val="26"/>
+                <w:szCs w:val="26"/>
+              </w:rPr>
+            </w:pPr>
+            <w:proofErr w:type="spellStart"/>
+            <w:r>
+              <w:rPr>
+                <w:rFonts w:cs="Times New Roman"/>
+                <w:sz w:val="26"/>
+                <w:szCs w:val="26"/>
+              </w:rPr>
+              <w:t>Bỏ</w:t>
+            </w:r>
+            <w:proofErr w:type="spellEnd"/>
+            <w:r>
+              <w:rPr>
+                <w:rFonts w:cs="Times New Roman"/>
+                <w:sz w:val="26"/>
+                <w:szCs w:val="26"/>
+              </w:rPr>
+              <w:t xml:space="preserve"> qua logic </w:t>
+            </w:r>
+            <w:proofErr w:type="spellStart"/>
+            <w:r>
+              <w:rPr>
+                <w:rFonts w:cs="Times New Roman"/>
+                <w:sz w:val="26"/>
+                <w:szCs w:val="26"/>
+              </w:rPr>
+              <w:t>giảm</w:t>
+            </w:r>
+            <w:proofErr w:type="spellEnd"/>
+            <w:r>
+              <w:rPr>
+                <w:rFonts w:cs="Times New Roman"/>
+                <w:sz w:val="26"/>
+                <w:szCs w:val="26"/>
+              </w:rPr>
+              <w:t xml:space="preserve"> </w:t>
+            </w:r>
+            <w:proofErr w:type="spellStart"/>
+            <w:r>
+              <w:rPr>
+                <w:rFonts w:cs="Times New Roman"/>
+                <w:sz w:val="26"/>
+                <w:szCs w:val="26"/>
+              </w:rPr>
+              <w:t>giá</w:t>
+            </w:r>
+            <w:proofErr w:type="spellEnd"/>
           </w:p>
         </w:tc>
         <w:tc>
           <w:tcPr>
-            <w:tcW w:w="1399" w:type="dxa"/>
+            <w:tcW w:w="0" w:type="auto"/>
+            <w:hideMark/>
           </w:tcPr>
           <w:p>
-            <w:r>
-              <w:rPr>
-                <w:sz w:val="20"/>
-              </w:rPr>
-              <w:t>Giảm 10%</w:t>
+            <w:pPr>
+              <w:jc w:val="both"/>
+              <w:rPr>
+                <w:rFonts w:cs="Times New Roman"/>
+                <w:sz w:val="26"/>
+                <w:szCs w:val="26"/>
+              </w:rPr>
+            </w:pPr>
+            <w:r>
+              <w:rPr>
+                <w:rFonts w:cs="Times New Roman"/>
+                <w:sz w:val="26"/>
+                <w:szCs w:val="26"/>
+              </w:rPr>
+              <w:t>Pass</w:t>
+            </w:r>
+          </w:p>
+        </w:tc>
+      </w:tr>
+      <w:tr>
+        <w:tc>
+          <w:tcPr>
+            <w:tcW w:w="0" w:type="auto"/>
+            <w:hideMark/>
+          </w:tcPr>
+          <w:p>
+            <w:pPr>
+              <w:jc w:val="both"/>
+              <w:rPr>
+                <w:rFonts w:cs="Times New Roman"/>
+                <w:sz w:val="26"/>
+                <w:szCs w:val="26"/>
+              </w:rPr>
+            </w:pPr>
+            <w:r>
+              <w:rPr>
+                <w:rFonts w:cs="Times New Roman"/>
+                <w:sz w:val="26"/>
+                <w:szCs w:val="26"/>
+              </w:rPr>
+              <w:t>TC_MC_12</w:t>
             </w:r>
           </w:p>
         </w:tc>
         <w:tc>
           <w:tcPr>
-            <w:tcW w:w="1399" w:type="dxa"/>
+            <w:tcW w:w="0" w:type="auto"/>
+            <w:hideMark/>
           </w:tcPr>
           <w:p>
-            <w:r>
-              <w:rPr>
-                <w:sz w:val="20"/>
-              </w:rPr>
-              <w:t>A: M1-M2; B: M1-M3; C: M1-M4</w:t>
+            <w:pPr>
+              <w:jc w:val="both"/>
+              <w:rPr>
+                <w:rFonts w:cs="Times New Roman"/>
+                <w:sz w:val="26"/>
+                <w:szCs w:val="26"/>
+              </w:rPr>
+            </w:pPr>
+            <w:r>
+              <w:rPr>
+                <w:rFonts w:cs="Times New Roman"/>
+                <w:sz w:val="26"/>
+                <w:szCs w:val="26"/>
+              </w:rPr>
+              <w:t>MC/DC: B = False (</w:t>
+            </w:r>
+            <w:proofErr w:type="spellStart"/>
+            <w:r>
+              <w:rPr>
+                <w:rFonts w:cs="Times New Roman"/>
+                <w:sz w:val="26"/>
+                <w:szCs w:val="26"/>
+              </w:rPr>
+              <w:t>Rỗng</w:t>
+            </w:r>
+            <w:proofErr w:type="spellEnd"/>
+            <w:r>
+              <w:rPr>
+                <w:rFonts w:cs="Times New Roman"/>
+                <w:sz w:val="26"/>
+                <w:szCs w:val="26"/>
+              </w:rPr>
+              <w:t xml:space="preserve"> "")</w:t>
+            </w:r>
+          </w:p>
+        </w:tc>
+        <w:tc>
+          <w:tcPr>
+            <w:tcW w:w="0" w:type="auto"/>
+            <w:hideMark/>
+          </w:tcPr>
+          <w:p>
+            <w:pPr>
+              <w:jc w:val="both"/>
+              <w:rPr>
+                <w:rFonts w:cs="Times New Roman"/>
+                <w:sz w:val="26"/>
+                <w:szCs w:val="26"/>
+              </w:rPr>
+            </w:pPr>
+            <w:r>
+              <w:rPr>
+                <w:rFonts w:cs="Times New Roman"/>
+                <w:sz w:val="26"/>
+                <w:szCs w:val="26"/>
+              </w:rPr>
+              <w:t>300k, "", SILVER, CARD</w:t>
+            </w:r>
+          </w:p>
+        </w:tc>
+        <w:tc>
+          <w:tcPr>
+            <w:tcW w:w="0" w:type="auto"/>
+            <w:hideMark/>
+          </w:tcPr>
+          <w:p>
+            <w:pPr>
+              <w:jc w:val="both"/>
+              <w:rPr>
+                <w:rFonts w:cs="Times New Roman"/>
+                <w:sz w:val="26"/>
+                <w:szCs w:val="26"/>
+              </w:rPr>
+            </w:pPr>
+            <w:proofErr w:type="spellStart"/>
+            <w:r>
+              <w:rPr>
+                <w:rFonts w:cs="Times New Roman"/>
+                <w:sz w:val="26"/>
+                <w:szCs w:val="26"/>
+              </w:rPr>
+              <w:t>Bỏ</w:t>
+            </w:r>
+            <w:proofErr w:type="spellEnd"/>
+            <w:r>
+              <w:rPr>
+                <w:rFonts w:cs="Times New Roman"/>
+                <w:sz w:val="26"/>
+                <w:szCs w:val="26"/>
+              </w:rPr>
+              <w:t xml:space="preserve"> qua </w:t>
+            </w:r>
+            <w:proofErr w:type="spellStart"/>
+            <w:r>
+              <w:rPr>
+                <w:rFonts w:cs="Times New Roman"/>
+                <w:sz w:val="26"/>
+                <w:szCs w:val="26"/>
+              </w:rPr>
+              <w:t>xét</w:t>
+            </w:r>
+            <w:proofErr w:type="spellEnd"/>
+            <w:r>
+              <w:rPr>
+                <w:rFonts w:cs="Times New Roman"/>
+                <w:sz w:val="26"/>
+                <w:szCs w:val="26"/>
+              </w:rPr>
+              <w:t xml:space="preserve"> coupon</w:t>
+            </w:r>
+          </w:p>
+        </w:tc>
+        <w:tc>
+          <w:tcPr>
+            <w:tcW w:w="0" w:type="auto"/>
+            <w:hideMark/>
+          </w:tcPr>
+          <w:p>
+            <w:pPr>
+              <w:jc w:val="both"/>
+              <w:rPr>
+                <w:rFonts w:cs="Times New Roman"/>
+                <w:sz w:val="26"/>
+                <w:szCs w:val="26"/>
+              </w:rPr>
+            </w:pPr>
+            <w:proofErr w:type="spellStart"/>
+            <w:r>
+              <w:rPr>
+                <w:rFonts w:cs="Times New Roman"/>
+                <w:sz w:val="26"/>
+                <w:szCs w:val="26"/>
+              </w:rPr>
+              <w:t>Bỏ</w:t>
+            </w:r>
+            <w:proofErr w:type="spellEnd"/>
+            <w:r>
+              <w:rPr>
+                <w:rFonts w:cs="Times New Roman"/>
+                <w:sz w:val="26"/>
+                <w:szCs w:val="26"/>
+              </w:rPr>
+              <w:t xml:space="preserve"> qua logic </w:t>
+            </w:r>
+            <w:proofErr w:type="spellStart"/>
+            <w:r>
+              <w:rPr>
+                <w:rFonts w:cs="Times New Roman"/>
+                <w:sz w:val="26"/>
+                <w:szCs w:val="26"/>
+              </w:rPr>
+              <w:t>giảm</w:t>
+            </w:r>
+            <w:proofErr w:type="spellEnd"/>
+            <w:r>
+              <w:rPr>
+                <w:rFonts w:cs="Times New Roman"/>
+                <w:sz w:val="26"/>
+                <w:szCs w:val="26"/>
+              </w:rPr>
+              <w:t xml:space="preserve"> </w:t>
+            </w:r>
+            <w:proofErr w:type="spellStart"/>
+            <w:r>
+              <w:rPr>
+                <w:rFonts w:cs="Times New Roman"/>
+                <w:sz w:val="26"/>
+                <w:szCs w:val="26"/>
+              </w:rPr>
+              <w:t>giá</w:t>
+            </w:r>
+            <w:proofErr w:type="spellEnd"/>
+          </w:p>
+        </w:tc>
+        <w:tc>
+          <w:tcPr>
+            <w:tcW w:w="0" w:type="auto"/>
+            <w:hideMark/>
+          </w:tcPr>
+          <w:p>
+            <w:pPr>
+              <w:jc w:val="both"/>
+              <w:rPr>
+                <w:rFonts w:cs="Times New Roman"/>
+                <w:sz w:val="26"/>
+                <w:szCs w:val="26"/>
+              </w:rPr>
+            </w:pPr>
+            <w:r>
+              <w:rPr>
+                <w:rFonts w:cs="Times New Roman"/>
+                <w:sz w:val="26"/>
+                <w:szCs w:val="26"/>
+              </w:rPr>
+              <w:t>Pass</w:t>
             </w:r>
           </w:p>
         </w:tc>
       </w:tr>
       <w:tr>
-        <w:trPr>
-          <w:jc w:val="center"/>
-        </w:trPr>
         <w:tc>
           <w:tcPr>
-            <w:tcW w:w="1399" w:type="dxa"/>
-            <w:shd w:val="clear" w:color="auto" w:fill="EAF3FB"/>
+            <w:tcW w:w="0" w:type="auto"/>
+            <w:hideMark/>
           </w:tcPr>
           <w:p>
-            <w:r>
-              <w:rPr>
-                <w:sz w:val="20"/>
-              </w:rPr>
-              <w:t>M2</w:t>
+            <w:pPr>
+              <w:jc w:val="both"/>
+              <w:rPr>
+                <w:rFonts w:cs="Times New Roman"/>
+                <w:sz w:val="26"/>
+                <w:szCs w:val="26"/>
+              </w:rPr>
+            </w:pPr>
+            <w:r>
+              <w:rPr>
+                <w:rFonts w:cs="Times New Roman"/>
+                <w:sz w:val="26"/>
+                <w:szCs w:val="26"/>
+              </w:rPr>
+              <w:t>TC_MC_13</w:t>
             </w:r>
           </w:p>
         </w:tc>
         <w:tc>
           <w:tcPr>
-            <w:tcW w:w="1399" w:type="dxa"/>
+            <w:tcW w:w="0" w:type="auto"/>
+            <w:hideMark/>
           </w:tcPr>
           <w:p>
-            <w:r>
-              <w:rPr>
-                <w:sz w:val="20"/>
-              </w:rPr>
-              <w:t>null</w:t>
+            <w:pPr>
+              <w:jc w:val="both"/>
+              <w:rPr>
+                <w:rFonts w:cs="Times New Roman"/>
+                <w:sz w:val="26"/>
+                <w:szCs w:val="26"/>
+              </w:rPr>
+            </w:pPr>
+            <w:r>
+              <w:rPr>
+                <w:rFonts w:cs="Times New Roman"/>
+                <w:sz w:val="26"/>
+                <w:szCs w:val="26"/>
+              </w:rPr>
+              <w:t>MC/DC: C = False (SALE20)</w:t>
             </w:r>
           </w:p>
         </w:tc>
         <w:tc>
           <w:tcPr>
-            <w:tcW w:w="1399" w:type="dxa"/>
+            <w:tcW w:w="0" w:type="auto"/>
+            <w:hideMark/>
           </w:tcPr>
           <w:p>
-            <w:r>
-              <w:rPr>
-                <w:sz w:val="20"/>
-              </w:rPr>
-              <w:t>F</w:t>
+            <w:pPr>
+              <w:jc w:val="both"/>
+              <w:rPr>
+                <w:rFonts w:cs="Times New Roman"/>
+                <w:sz w:val="26"/>
+                <w:szCs w:val="26"/>
+              </w:rPr>
+            </w:pPr>
+            <w:r>
+              <w:rPr>
+                <w:rFonts w:cs="Times New Roman"/>
+                <w:sz w:val="26"/>
+                <w:szCs w:val="26"/>
+              </w:rPr>
+              <w:t>300k, SALE20, SILVER, CARD</w:t>
             </w:r>
           </w:p>
         </w:tc>
         <w:tc>
           <w:tcPr>
-            <w:tcW w:w="1399" w:type="dxa"/>
+            <w:tcW w:w="0" w:type="auto"/>
+            <w:hideMark/>
           </w:tcPr>
           <w:p>
-            <w:r>
-              <w:rPr>
-                <w:sz w:val="20"/>
-              </w:rPr>
-              <w:t>-</w:t>
+            <w:pPr>
+              <w:jc w:val="both"/>
+              <w:rPr>
+                <w:rFonts w:cs="Times New Roman"/>
+                <w:sz w:val="26"/>
+                <w:szCs w:val="26"/>
+              </w:rPr>
+            </w:pPr>
+            <w:proofErr w:type="spellStart"/>
+            <w:r>
+              <w:rPr>
+                <w:rFonts w:cs="Times New Roman"/>
+                <w:sz w:val="26"/>
+                <w:szCs w:val="26"/>
+              </w:rPr>
+              <w:t>Nhảy</w:t>
+            </w:r>
+            <w:proofErr w:type="spellEnd"/>
+            <w:r>
+              <w:rPr>
+                <w:rFonts w:cs="Times New Roman"/>
+                <w:sz w:val="26"/>
+                <w:szCs w:val="26"/>
+              </w:rPr>
+              <w:t xml:space="preserve"> sang </w:t>
+            </w:r>
+            <w:proofErr w:type="spellStart"/>
+            <w:r>
+              <w:rPr>
+                <w:rFonts w:cs="Times New Roman"/>
+                <w:sz w:val="26"/>
+                <w:szCs w:val="26"/>
+              </w:rPr>
+              <w:t>nhánh</w:t>
+            </w:r>
+            <w:proofErr w:type="spellEnd"/>
+            <w:r>
+              <w:rPr>
+                <w:rFonts w:cs="Times New Roman"/>
+                <w:sz w:val="26"/>
+                <w:szCs w:val="26"/>
+              </w:rPr>
+              <w:t xml:space="preserve"> </w:t>
+            </w:r>
+            <w:proofErr w:type="spellStart"/>
+            <w:r>
+              <w:rPr>
+                <w:rFonts w:cs="Times New Roman"/>
+                <w:sz w:val="26"/>
+                <w:szCs w:val="26"/>
+              </w:rPr>
+              <w:t>xử</w:t>
+            </w:r>
+            <w:proofErr w:type="spellEnd"/>
+            <w:r>
+              <w:rPr>
+                <w:rFonts w:cs="Times New Roman"/>
+                <w:sz w:val="26"/>
+                <w:szCs w:val="26"/>
+              </w:rPr>
+              <w:t xml:space="preserve"> </w:t>
+            </w:r>
+            <w:proofErr w:type="spellStart"/>
+            <w:r>
+              <w:rPr>
+                <w:rFonts w:cs="Times New Roman"/>
+                <w:sz w:val="26"/>
+                <w:szCs w:val="26"/>
+              </w:rPr>
+              <w:t>lý</w:t>
+            </w:r>
+            <w:proofErr w:type="spellEnd"/>
+            <w:r>
+              <w:rPr>
+                <w:rFonts w:cs="Times New Roman"/>
+                <w:sz w:val="26"/>
+                <w:szCs w:val="26"/>
+              </w:rPr>
+              <w:t xml:space="preserve"> SALE20</w:t>
             </w:r>
           </w:p>
         </w:tc>
         <w:tc>
           <w:tcPr>
-            <w:tcW w:w="1399" w:type="dxa"/>
+            <w:tcW w:w="0" w:type="auto"/>
+            <w:hideMark/>
           </w:tcPr>
           <w:p>
-            <w:r>
-              <w:rPr>
-                <w:sz w:val="20"/>
-              </w:rPr>
-              <w:t>-</w:t>
+            <w:pPr>
+              <w:jc w:val="both"/>
+              <w:rPr>
+                <w:rFonts w:cs="Times New Roman"/>
+                <w:sz w:val="26"/>
+                <w:szCs w:val="26"/>
+              </w:rPr>
+            </w:pPr>
+            <w:proofErr w:type="spellStart"/>
+            <w:r>
+              <w:rPr>
+                <w:rFonts w:cs="Times New Roman"/>
+                <w:sz w:val="26"/>
+                <w:szCs w:val="26"/>
+              </w:rPr>
+              <w:t>Áp</w:t>
+            </w:r>
+            <w:proofErr w:type="spellEnd"/>
+            <w:r>
+              <w:rPr>
+                <w:rFonts w:cs="Times New Roman"/>
+                <w:sz w:val="26"/>
+                <w:szCs w:val="26"/>
+              </w:rPr>
+              <w:t xml:space="preserve"> </w:t>
+            </w:r>
+            <w:proofErr w:type="spellStart"/>
+            <w:r>
+              <w:rPr>
+                <w:rFonts w:cs="Times New Roman"/>
+                <w:sz w:val="26"/>
+                <w:szCs w:val="26"/>
+              </w:rPr>
+              <w:t>dụng</w:t>
+            </w:r>
+            <w:proofErr w:type="spellEnd"/>
+            <w:r>
+              <w:rPr>
+                <w:rFonts w:cs="Times New Roman"/>
+                <w:sz w:val="26"/>
+                <w:szCs w:val="26"/>
+              </w:rPr>
+              <w:t xml:space="preserve"> </w:t>
+            </w:r>
+            <w:proofErr w:type="spellStart"/>
+            <w:r>
+              <w:rPr>
+                <w:rFonts w:cs="Times New Roman"/>
+                <w:sz w:val="26"/>
+                <w:szCs w:val="26"/>
+              </w:rPr>
+              <w:t>đúng</w:t>
+            </w:r>
+            <w:proofErr w:type="spellEnd"/>
+            <w:r>
+              <w:rPr>
+                <w:rFonts w:cs="Times New Roman"/>
+                <w:sz w:val="26"/>
+                <w:szCs w:val="26"/>
+              </w:rPr>
+              <w:t xml:space="preserve"> SALE20</w:t>
             </w:r>
           </w:p>
         </w:tc>
         <w:tc>
           <w:tcPr>
-            <w:tcW w:w="1399" w:type="dxa"/>
+            <w:tcW w:w="0" w:type="auto"/>
+            <w:hideMark/>
           </w:tcPr>
           <w:p>
-            <w:r>
-              <w:rPr>
-                <w:sz w:val="20"/>
-              </w:rPr>
-              <w:t>Không vào coupon</w:t>
-            </w:r>
-          </w:p>
-        </w:tc>
-        <w:tc>
-          <w:tcPr>
-            <w:tcW w:w="1399" w:type="dxa"/>
-          </w:tcPr>
-          <w:p>
-            <w:r>
-              <w:rPr>
-                <w:sz w:val="20"/>
-              </w:rPr>
-              <w:t>A độc lập</w:t>
-            </w:r>
-          </w:p>
-        </w:tc>
-      </w:tr>
-      <w:tr>
-        <w:trPr>
-          <w:jc w:val="center"/>
-        </w:trPr>
-        <w:tc>
-          <w:tcPr>
-            <w:tcW w:w="1399" w:type="dxa"/>
-            <w:shd w:val="clear" w:color="auto" w:fill="EAF3FB"/>
-          </w:tcPr>
-          <w:p>
-            <w:r>
-              <w:rPr>
-                <w:sz w:val="20"/>
-              </w:rPr>
-              <w:t>M3</w:t>
-            </w:r>
-          </w:p>
-        </w:tc>
-        <w:tc>
-          <w:tcPr>
-            <w:tcW w:w="1399" w:type="dxa"/>
-          </w:tcPr>
-          <w:p>
-            <w:r>
-              <w:rPr>
-                <w:sz w:val="20"/>
-              </w:rPr>
-              <w:t>""</w:t>
-            </w:r>
-          </w:p>
-        </w:tc>
-        <w:tc>
-          <w:tcPr>
-            <w:tcW w:w="1399" w:type="dxa"/>
-          </w:tcPr>
-          <w:p>
-            <w:r>
-              <w:rPr>
-                <w:sz w:val="20"/>
-              </w:rPr>
-              <w:t>T</w:t>
-            </w:r>
-          </w:p>
-        </w:tc>
-        <w:tc>
-          <w:tcPr>
-            <w:tcW w:w="1399" w:type="dxa"/>
-          </w:tcPr>
-          <w:p>
-            <w:r>
-              <w:rPr>
-                <w:sz w:val="20"/>
-              </w:rPr>
-              <w:t>F</w:t>
-            </w:r>
-          </w:p>
-        </w:tc>
-        <w:tc>
-          <w:tcPr>
-            <w:tcW w:w="1399" w:type="dxa"/>
-          </w:tcPr>
-          <w:p>
-            <w:r>
-              <w:rPr>
-                <w:sz w:val="20"/>
-              </w:rPr>
-              <w:t>F</w:t>
-            </w:r>
-          </w:p>
-        </w:tc>
-        <w:tc>
-          <w:tcPr>
-            <w:tcW w:w="1399" w:type="dxa"/>
-          </w:tcPr>
-          <w:p>
-            <w:r>
-              <w:rPr>
-                <w:sz w:val="20"/>
-              </w:rPr>
-              <w:t>Không vào coupon</w:t>
-            </w:r>
-          </w:p>
-        </w:tc>
-        <w:tc>
-          <w:tcPr>
-            <w:tcW w:w="1399" w:type="dxa"/>
-          </w:tcPr>
-          <w:p>
-            <w:r>
-              <w:rPr>
-                <w:sz w:val="20"/>
-              </w:rPr>
-              <w:t>B độc lập</w:t>
-            </w:r>
-          </w:p>
-        </w:tc>
-      </w:tr>
-      <w:tr>
-        <w:trPr>
-          <w:jc w:val="center"/>
-        </w:trPr>
-        <w:tc>
-          <w:tcPr>
-            <w:tcW w:w="1399" w:type="dxa"/>
-            <w:shd w:val="clear" w:color="auto" w:fill="EAF3FB"/>
-          </w:tcPr>
-          <w:p>
-            <w:r>
-              <w:rPr>
-                <w:sz w:val="20"/>
-              </w:rPr>
-              <w:t>M4</w:t>
-            </w:r>
-          </w:p>
-        </w:tc>
-        <w:tc>
-          <w:tcPr>
-            <w:tcW w:w="1399" w:type="dxa"/>
-          </w:tcPr>
-          <w:p>
-            <w:r>
-              <w:rPr>
-                <w:sz w:val="20"/>
-              </w:rPr>
-              <w:t>SALE20</w:t>
-            </w:r>
-          </w:p>
-        </w:tc>
-        <w:tc>
-          <w:tcPr>
-            <w:tcW w:w="1399" w:type="dxa"/>
-          </w:tcPr>
-          <w:p>
-            <w:r>
-              <w:rPr>
-                <w:sz w:val="20"/>
-              </w:rPr>
-              <w:t>T</w:t>
-            </w:r>
-          </w:p>
-        </w:tc>
-        <w:tc>
-          <w:tcPr>
-            <w:tcW w:w="1399" w:type="dxa"/>
-          </w:tcPr>
-          <w:p>
-            <w:r>
-              <w:rPr>
-                <w:sz w:val="20"/>
-              </w:rPr>
-              <w:t>T</w:t>
-            </w:r>
-          </w:p>
-        </w:tc>
-        <w:tc>
-          <w:tcPr>
-            <w:tcW w:w="1399" w:type="dxa"/>
-          </w:tcPr>
-          <w:p>
-            <w:r>
-              <w:rPr>
-                <w:sz w:val="20"/>
-              </w:rPr>
-              <w:t>F</w:t>
-            </w:r>
-          </w:p>
-        </w:tc>
-        <w:tc>
-          <w:tcPr>
-            <w:tcW w:w="1399" w:type="dxa"/>
-          </w:tcPr>
-          <w:p>
-            <w:r>
-              <w:rPr>
-                <w:sz w:val="20"/>
-              </w:rPr>
-              <w:t>Sang nhánh D4</w:t>
-            </w:r>
-          </w:p>
-        </w:tc>
-        <w:tc>
-          <w:tcPr>
-            <w:tcW w:w="1399" w:type="dxa"/>
-          </w:tcPr>
-          <w:p>
-            <w:r>
-              <w:rPr>
-                <w:sz w:val="20"/>
-              </w:rPr>
-              <w:t>C độc lập</w:t>
+            <w:pPr>
+              <w:jc w:val="both"/>
+              <w:rPr>
+                <w:rFonts w:cs="Times New Roman"/>
+                <w:sz w:val="26"/>
+                <w:szCs w:val="26"/>
+              </w:rPr>
+            </w:pPr>
+            <w:r>
+              <w:rPr>
+                <w:rFonts w:cs="Times New Roman"/>
+                <w:sz w:val="26"/>
+                <w:szCs w:val="26"/>
+              </w:rPr>
+              <w:t>Pass</w:t>
             </w:r>
           </w:p>
         </w:tc>
@@ -1846,282 +5515,2142 @@
     </w:tbl>
     <w:p>
       <w:pPr>
+        <w:jc w:val="both"/>
+        <w:rPr>
+          <w:rFonts w:cs="Times New Roman"/>
+          <w:sz w:val="26"/>
+          <w:szCs w:val="26"/>
+        </w:rPr>
+      </w:pPr>
+      <w:r>
+        <w:rPr>
+          <w:rFonts w:cs="Times New Roman"/>
+          <w:sz w:val="26"/>
+          <w:szCs w:val="26"/>
+        </w:rPr>
+        <w:br w:type="page"/>
+      </w:r>
+    </w:p>
+    <w:p>
+      <w:pPr>
         <w:pStyle w:val="Heading1"/>
+        <w:jc w:val="both"/>
+        <w:rPr>
+          <w:rFonts w:ascii="Times New Roman" w:hAnsi="Times New Roman" w:cs="Times New Roman"/>
+          <w:color w:val="auto"/>
+          <w:sz w:val="32"/>
+          <w:szCs w:val="32"/>
+        </w:rPr>
       </w:pPr>
       <w:r>
         <w:rPr>
-          <w:color w:val="1F4E79"/>
-        </w:rPr>
-        <w:t>6. Tổ chức lớp kiểm thử OrderProcessorTest</w:t>
-      </w:r>
+          <w:rFonts w:ascii="Times New Roman" w:hAnsi="Times New Roman" w:cs="Times New Roman"/>
+          <w:color w:val="auto"/>
+          <w:sz w:val="32"/>
+          <w:szCs w:val="32"/>
+        </w:rPr>
+        <w:lastRenderedPageBreak/>
+        <w:t>4</w:t>
+      </w:r>
+      <w:r>
+        <w:rPr>
+          <w:rFonts w:ascii="Times New Roman" w:hAnsi="Times New Roman" w:cs="Times New Roman"/>
+          <w:color w:val="auto"/>
+          <w:sz w:val="32"/>
+          <w:szCs w:val="32"/>
+        </w:rPr>
+        <w:t xml:space="preserve">. </w:t>
+      </w:r>
+      <w:proofErr w:type="spellStart"/>
+      <w:r>
+        <w:rPr>
+          <w:rFonts w:ascii="Times New Roman" w:hAnsi="Times New Roman" w:cs="Times New Roman"/>
+          <w:color w:val="auto"/>
+          <w:sz w:val="32"/>
+          <w:szCs w:val="32"/>
+        </w:rPr>
+        <w:t>Sơ</w:t>
+      </w:r>
+      <w:proofErr w:type="spellEnd"/>
+      <w:r>
+        <w:rPr>
+          <w:rFonts w:ascii="Times New Roman" w:hAnsi="Times New Roman" w:cs="Times New Roman"/>
+          <w:color w:val="auto"/>
+          <w:sz w:val="32"/>
+          <w:szCs w:val="32"/>
+        </w:rPr>
+        <w:t xml:space="preserve"> </w:t>
+      </w:r>
+      <w:proofErr w:type="spellStart"/>
+      <w:r>
+        <w:rPr>
+          <w:rFonts w:ascii="Times New Roman" w:hAnsi="Times New Roman" w:cs="Times New Roman"/>
+          <w:color w:val="auto"/>
+          <w:sz w:val="32"/>
+          <w:szCs w:val="32"/>
+        </w:rPr>
+        <w:t>đồ</w:t>
+      </w:r>
+      <w:proofErr w:type="spellEnd"/>
+      <w:r>
+        <w:rPr>
+          <w:rFonts w:ascii="Times New Roman" w:hAnsi="Times New Roman" w:cs="Times New Roman"/>
+          <w:color w:val="auto"/>
+          <w:sz w:val="32"/>
+          <w:szCs w:val="32"/>
+        </w:rPr>
+        <w:t xml:space="preserve"> </w:t>
+      </w:r>
+      <w:proofErr w:type="spellStart"/>
+      <w:r>
+        <w:rPr>
+          <w:rFonts w:ascii="Times New Roman" w:hAnsi="Times New Roman" w:cs="Times New Roman"/>
+          <w:color w:val="auto"/>
+          <w:sz w:val="32"/>
+          <w:szCs w:val="32"/>
+        </w:rPr>
+        <w:t>luồng</w:t>
+      </w:r>
+      <w:proofErr w:type="spellEnd"/>
+      <w:r>
+        <w:rPr>
+          <w:rFonts w:ascii="Times New Roman" w:hAnsi="Times New Roman" w:cs="Times New Roman"/>
+          <w:color w:val="auto"/>
+          <w:sz w:val="32"/>
+          <w:szCs w:val="32"/>
+        </w:rPr>
+        <w:t xml:space="preserve"> </w:t>
+      </w:r>
+      <w:proofErr w:type="spellStart"/>
+      <w:r>
+        <w:rPr>
+          <w:rFonts w:ascii="Times New Roman" w:hAnsi="Times New Roman" w:cs="Times New Roman"/>
+          <w:color w:val="auto"/>
+          <w:sz w:val="32"/>
+          <w:szCs w:val="32"/>
+        </w:rPr>
+        <w:t>kiểm</w:t>
+      </w:r>
+      <w:proofErr w:type="spellEnd"/>
+      <w:r>
+        <w:rPr>
+          <w:rFonts w:ascii="Times New Roman" w:hAnsi="Times New Roman" w:cs="Times New Roman"/>
+          <w:color w:val="auto"/>
+          <w:sz w:val="32"/>
+          <w:szCs w:val="32"/>
+        </w:rPr>
+        <w:t xml:space="preserve"> </w:t>
+      </w:r>
+      <w:proofErr w:type="spellStart"/>
+      <w:r>
+        <w:rPr>
+          <w:rFonts w:ascii="Times New Roman" w:hAnsi="Times New Roman" w:cs="Times New Roman"/>
+          <w:color w:val="auto"/>
+          <w:sz w:val="32"/>
+          <w:szCs w:val="32"/>
+        </w:rPr>
+        <w:t>thử</w:t>
+      </w:r>
+      <w:proofErr w:type="spellEnd"/>
     </w:p>
     <w:p>
       <w:pPr>
         <w:pStyle w:val="ListBullet"/>
-        <w:spacing w:after="20"/>
+        <w:numPr>
+          <w:ilvl w:val="0"/>
+          <w:numId w:val="0"/>
+        </w:numPr>
+        <w:jc w:val="center"/>
       </w:pPr>
       <w:r>
-        <w:t>Lớp OrderProcessorTest bao gồm 9 test cho Basis Path và 4 test bổ sung cho MC/DC của coupon.</w:t>
-      </w:r>
+        <w:rPr>
+          <w:noProof/>
+        </w:rPr>
+        <w:drawing>
+          <wp:inline distT="0" distB="0" distL="0" distR="0">
+            <wp:extent cx="4916329" cy="5314950"/>
+            <wp:effectExtent l="19050" t="19050" r="17780" b="19050"/>
+            <wp:docPr id="1228328303" name="Picture 1"/>
+            <wp:cNvGraphicFramePr>
+              <a:graphicFrameLocks xmlns:a="http://schemas.openxmlformats.org/drawingml/2006/main" noChangeAspect="1"/>
+            </wp:cNvGraphicFramePr>
+            <a:graphic xmlns:a="http://schemas.openxmlformats.org/drawingml/2006/main">
+              <a:graphicData uri="http://schemas.openxmlformats.org/drawingml/2006/picture">
+                <pic:pic xmlns:pic="http://schemas.openxmlformats.org/drawingml/2006/picture">
+                  <pic:nvPicPr>
+                    <pic:cNvPr id="0" name="Picture 1"/>
+                    <pic:cNvPicPr>
+                      <a:picLocks noChangeAspect="1" noChangeArrowheads="1"/>
+                    </pic:cNvPicPr>
+                  </pic:nvPicPr>
+                  <pic:blipFill>
+                    <a:blip r:embed="rId6">
+                      <a:extLst>
+                        <a:ext uri="{28A0092B-C50C-407E-A947-70E740481C1C}">
+                          <a14:useLocalDpi xmlns:a14="http://schemas.microsoft.com/office/drawing/2010/main" val="0"/>
+                        </a:ext>
+                      </a:extLst>
+                    </a:blip>
+                    <a:srcRect/>
+                    <a:stretch>
+                      <a:fillRect/>
+                    </a:stretch>
+                  </pic:blipFill>
+                  <pic:spPr bwMode="auto">
+                    <a:xfrm>
+                      <a:off x="0" y="0"/>
+                      <a:ext cx="4928762" cy="5328392"/>
+                    </a:xfrm>
+                    <a:prstGeom prst="rect">
+                      <a:avLst/>
+                    </a:prstGeom>
+                    <a:noFill/>
+                    <a:ln>
+                      <a:solidFill>
+                        <a:schemeClr val="tx1"/>
+                      </a:solidFill>
+                    </a:ln>
+                  </pic:spPr>
+                </pic:pic>
+              </a:graphicData>
+            </a:graphic>
+          </wp:inline>
+        </w:drawing>
+      </w:r>
+    </w:p>
+    <w:p>
+      <w:pPr>
+        <w:pStyle w:val="Heading1"/>
+        <w:jc w:val="both"/>
+        <w:rPr>
+          <w:rFonts w:ascii="Times New Roman" w:hAnsi="Times New Roman" w:cs="Times New Roman"/>
+          <w:color w:val="auto"/>
+          <w:sz w:val="32"/>
+          <w:szCs w:val="32"/>
+        </w:rPr>
+      </w:pPr>
+      <w:r>
+        <w:rPr>
+          <w:rFonts w:ascii="Times New Roman" w:hAnsi="Times New Roman" w:cs="Times New Roman"/>
+          <w:color w:val="auto"/>
+          <w:sz w:val="32"/>
+          <w:szCs w:val="32"/>
+        </w:rPr>
+        <w:lastRenderedPageBreak/>
+        <w:t>5</w:t>
+      </w:r>
+      <w:r>
+        <w:rPr>
+          <w:rFonts w:ascii="Times New Roman" w:hAnsi="Times New Roman" w:cs="Times New Roman"/>
+          <w:color w:val="auto"/>
+          <w:sz w:val="32"/>
+          <w:szCs w:val="32"/>
+        </w:rPr>
+        <w:t xml:space="preserve">. </w:t>
+      </w:r>
+      <w:r>
+        <w:rPr>
+          <w:rFonts w:ascii="Times New Roman" w:hAnsi="Times New Roman" w:cs="Times New Roman"/>
+          <w:color w:val="auto"/>
+          <w:sz w:val="32"/>
+          <w:szCs w:val="32"/>
+        </w:rPr>
+        <w:t xml:space="preserve">Minh </w:t>
+      </w:r>
+      <w:proofErr w:type="spellStart"/>
+      <w:r>
+        <w:rPr>
+          <w:rFonts w:ascii="Times New Roman" w:hAnsi="Times New Roman" w:cs="Times New Roman"/>
+          <w:color w:val="auto"/>
+          <w:sz w:val="32"/>
+          <w:szCs w:val="32"/>
+        </w:rPr>
+        <w:t>chứng</w:t>
+      </w:r>
+      <w:proofErr w:type="spellEnd"/>
+      <w:r>
+        <w:rPr>
+          <w:rFonts w:ascii="Times New Roman" w:hAnsi="Times New Roman" w:cs="Times New Roman"/>
+          <w:color w:val="auto"/>
+          <w:sz w:val="32"/>
+          <w:szCs w:val="32"/>
+        </w:rPr>
+        <w:t xml:space="preserve"> </w:t>
+      </w:r>
+      <w:proofErr w:type="spellStart"/>
+      <w:r>
+        <w:rPr>
+          <w:rFonts w:ascii="Times New Roman" w:hAnsi="Times New Roman" w:cs="Times New Roman"/>
+          <w:color w:val="auto"/>
+          <w:sz w:val="32"/>
+          <w:szCs w:val="32"/>
+        </w:rPr>
+        <w:t>thực</w:t>
+      </w:r>
+      <w:proofErr w:type="spellEnd"/>
+      <w:r>
+        <w:rPr>
+          <w:rFonts w:ascii="Times New Roman" w:hAnsi="Times New Roman" w:cs="Times New Roman"/>
+          <w:color w:val="auto"/>
+          <w:sz w:val="32"/>
+          <w:szCs w:val="32"/>
+        </w:rPr>
+        <w:t xml:space="preserve"> </w:t>
+      </w:r>
+      <w:proofErr w:type="spellStart"/>
+      <w:r>
+        <w:rPr>
+          <w:rFonts w:ascii="Times New Roman" w:hAnsi="Times New Roman" w:cs="Times New Roman"/>
+          <w:color w:val="auto"/>
+          <w:sz w:val="32"/>
+          <w:szCs w:val="32"/>
+        </w:rPr>
+        <w:t>thi</w:t>
+      </w:r>
+      <w:proofErr w:type="spellEnd"/>
     </w:p>
     <w:p>
       <w:pPr>
         <w:pStyle w:val="ListBullet"/>
+        <w:numPr>
+          <w:ilvl w:val="0"/>
+          <w:numId w:val="0"/>
+        </w:numPr>
         <w:spacing w:after="20"/>
+        <w:ind w:left="360" w:hanging="360"/>
+        <w:jc w:val="both"/>
+        <w:rPr>
+          <w:rFonts w:cs="Times New Roman"/>
+          <w:sz w:val="26"/>
+          <w:szCs w:val="26"/>
+        </w:rPr>
       </w:pPr>
       <w:r>
-        <w:t>Mỗi test được gắn annotation Allure gồm @Feature, @Story, @Severity và @Description để nhóm kết quả theo chức năng.</w:t>
-      </w:r>
+        <w:rPr>
+          <w:rFonts w:cs="Times New Roman"/>
+          <w:sz w:val="26"/>
+          <w:szCs w:val="26"/>
+        </w:rPr>
+        <w:drawing>
+          <wp:inline distT="0" distB="0" distL="0" distR="0" wp14:anchorId="27F7E753" wp14:editId="0D343D85">
+            <wp:extent cx="6217920" cy="2942590"/>
+            <wp:effectExtent l="0" t="0" r="0" b="0"/>
+            <wp:docPr id="1512656109" name="Picture 1"/>
+            <wp:cNvGraphicFramePr>
+              <a:graphicFrameLocks xmlns:a="http://schemas.openxmlformats.org/drawingml/2006/main" noChangeAspect="1"/>
+            </wp:cNvGraphicFramePr>
+            <a:graphic xmlns:a="http://schemas.openxmlformats.org/drawingml/2006/main">
+              <a:graphicData uri="http://schemas.openxmlformats.org/drawingml/2006/picture">
+                <pic:pic xmlns:pic="http://schemas.openxmlformats.org/drawingml/2006/picture">
+                  <pic:nvPicPr>
+                    <pic:cNvPr id="1512656109" name=""/>
+                    <pic:cNvPicPr/>
+                  </pic:nvPicPr>
+                  <pic:blipFill>
+                    <a:blip r:embed="rId7"/>
+                    <a:stretch>
+                      <a:fillRect/>
+                    </a:stretch>
+                  </pic:blipFill>
+                  <pic:spPr>
+                    <a:xfrm>
+                      <a:off x="0" y="0"/>
+                      <a:ext cx="6217920" cy="2942590"/>
+                    </a:xfrm>
+                    <a:prstGeom prst="rect">
+                      <a:avLst/>
+                    </a:prstGeom>
+                  </pic:spPr>
+                </pic:pic>
+              </a:graphicData>
+            </a:graphic>
+          </wp:inline>
+        </w:drawing>
+      </w:r>
+    </w:p>
+    <w:p>
+      <w:pPr>
+        <w:pStyle w:val="Heading1"/>
+        <w:jc w:val="both"/>
+        <w:rPr>
+          <w:rFonts w:ascii="Times New Roman" w:hAnsi="Times New Roman" w:cs="Times New Roman"/>
+          <w:color w:val="auto"/>
+          <w:sz w:val="32"/>
+          <w:szCs w:val="32"/>
+        </w:rPr>
+      </w:pPr>
+      <w:r>
+        <w:rPr>
+          <w:rFonts w:ascii="Times New Roman" w:hAnsi="Times New Roman" w:cs="Times New Roman"/>
+          <w:color w:val="auto"/>
+          <w:sz w:val="32"/>
+          <w:szCs w:val="32"/>
+        </w:rPr>
+        <w:t>6</w:t>
+      </w:r>
+      <w:r>
+        <w:rPr>
+          <w:rFonts w:ascii="Times New Roman" w:hAnsi="Times New Roman" w:cs="Times New Roman"/>
+          <w:color w:val="auto"/>
+          <w:sz w:val="32"/>
+          <w:szCs w:val="32"/>
+        </w:rPr>
+        <w:t xml:space="preserve">. </w:t>
+      </w:r>
+      <w:proofErr w:type="spellStart"/>
+      <w:r>
+        <w:rPr>
+          <w:rFonts w:ascii="Times New Roman" w:hAnsi="Times New Roman" w:cs="Times New Roman"/>
+          <w:color w:val="auto"/>
+          <w:sz w:val="32"/>
+          <w:szCs w:val="32"/>
+        </w:rPr>
+        <w:t>Kết</w:t>
+      </w:r>
+      <w:proofErr w:type="spellEnd"/>
+      <w:r>
+        <w:rPr>
+          <w:rFonts w:ascii="Times New Roman" w:hAnsi="Times New Roman" w:cs="Times New Roman"/>
+          <w:color w:val="auto"/>
+          <w:sz w:val="32"/>
+          <w:szCs w:val="32"/>
+        </w:rPr>
+        <w:t xml:space="preserve"> </w:t>
+      </w:r>
+      <w:proofErr w:type="spellStart"/>
+      <w:r>
+        <w:rPr>
+          <w:rFonts w:ascii="Times New Roman" w:hAnsi="Times New Roman" w:cs="Times New Roman"/>
+          <w:color w:val="auto"/>
+          <w:sz w:val="32"/>
+          <w:szCs w:val="32"/>
+        </w:rPr>
+        <w:t>luận</w:t>
+      </w:r>
+      <w:proofErr w:type="spellEnd"/>
     </w:p>
     <w:p>
       <w:pPr>
         <w:pStyle w:val="ListBullet"/>
+        <w:numPr>
+          <w:ilvl w:val="0"/>
+          <w:numId w:val="0"/>
+        </w:numPr>
         <w:spacing w:after="20"/>
+        <w:jc w:val="both"/>
+        <w:rPr>
+          <w:rFonts w:cs="Times New Roman"/>
+          <w:sz w:val="26"/>
+          <w:szCs w:val="26"/>
+        </w:rPr>
       </w:pPr>
-      <w:r>
-        <w:t>Các giá trị mong đợi được tính thủ công dựa trên thứ tự xử lý: subtotal → coupon discount → member discount → shipping fee.</w:t>
-      </w:r>
-    </w:p>
-    <w:p>
-      <w:pPr>
-        <w:pStyle w:val="Heading1"/>
-      </w:pPr>
-      <w:r>
-        <w:rPr>
-          <w:color w:val="1F4E79"/>
-        </w:rPr>
-        <w:t>7. Tích hợp Allure và JaCoCo</w:t>
-      </w:r>
-    </w:p>
-    <w:tbl>
-      <w:tblPr>
-        <w:tblStyle w:val="TableGrid"/>
-        <w:tblW w:w="0" w:type="auto"/>
-        <w:jc w:val="center"/>
-        <w:tblLook w:val="04A0" w:firstRow="1" w:lastRow="0" w:firstColumn="1" w:lastColumn="0" w:noHBand="0" w:noVBand="1"/>
-      </w:tblPr>
-      <w:tblGrid>
-        <w:gridCol w:w="4896"/>
-        <w:gridCol w:w="4896"/>
-      </w:tblGrid>
-      <w:tr>
-        <w:trPr>
-          <w:jc w:val="center"/>
-        </w:trPr>
-        <w:tc>
-          <w:tcPr>
-            <w:tcW w:w="4896" w:type="dxa"/>
-            <w:shd w:val="clear" w:color="auto" w:fill="1F4E79"/>
-            <w:vAlign w:val="center"/>
-          </w:tcPr>
-          <w:p>
-            <w:r>
-              <w:rPr>
-                <w:b/>
-                <w:color w:val="FFFFFF"/>
-                <w:sz w:val="20"/>
-              </w:rPr>
-              <w:t>Thành phần</w:t>
-            </w:r>
-          </w:p>
-        </w:tc>
-        <w:tc>
-          <w:tcPr>
-            <w:tcW w:w="4896" w:type="dxa"/>
-            <w:shd w:val="clear" w:color="auto" w:fill="1F4E79"/>
-            <w:vAlign w:val="center"/>
-          </w:tcPr>
-          <w:p>
-            <w:r>
-              <w:rPr>
-                <w:b/>
-                <w:color w:val="FFFFFF"/>
-                <w:sz w:val="20"/>
-              </w:rPr>
-              <w:t>Nội dung cấu hình / mục đích</w:t>
-            </w:r>
-          </w:p>
-        </w:tc>
-      </w:tr>
-      <w:tr>
-        <w:trPr>
-          <w:jc w:val="center"/>
-        </w:trPr>
-        <w:tc>
-          <w:tcPr>
-            <w:tcW w:w="4896" w:type="dxa"/>
-            <w:shd w:val="clear" w:color="auto" w:fill="EAF2F8"/>
-          </w:tcPr>
-          <w:p>
-            <w:r>
-              <w:rPr>
-                <w:b/>
-                <w:sz w:val="20"/>
-              </w:rPr>
-              <w:t>allure-testng</w:t>
-            </w:r>
-          </w:p>
-        </w:tc>
-        <w:tc>
-          <w:tcPr>
-            <w:tcW w:w="4896" w:type="dxa"/>
-          </w:tcPr>
-          <w:p>
-            <w:r>
-              <w:rPr>
-                <w:sz w:val="20"/>
-              </w:rPr>
-              <w:t>Thu thập kết quả thực thi và hiển thị theo Feature/Story/Severity trong Allure Report.</w:t>
-            </w:r>
-          </w:p>
-        </w:tc>
-      </w:tr>
-      <w:tr>
-        <w:trPr>
-          <w:jc w:val="center"/>
-        </w:trPr>
-        <w:tc>
-          <w:tcPr>
-            <w:tcW w:w="4896" w:type="dxa"/>
-            <w:shd w:val="clear" w:color="auto" w:fill="EAF2F8"/>
-          </w:tcPr>
-          <w:p>
-            <w:r>
-              <w:rPr>
-                <w:b/>
-                <w:sz w:val="20"/>
-              </w:rPr>
-              <w:t>jacoco-maven-plugin</w:t>
-            </w:r>
-          </w:p>
-        </w:tc>
-        <w:tc>
-          <w:tcPr>
-            <w:tcW w:w="4896" w:type="dxa"/>
-          </w:tcPr>
-          <w:p>
-            <w:r>
-              <w:rPr>
-                <w:sz w:val="20"/>
-              </w:rPr>
-              <w:t>Tạo file coverage sau khi chạy test để kiểm tra branch coverage của OrderProcessor.</w:t>
-            </w:r>
-          </w:p>
-        </w:tc>
-      </w:tr>
-      <w:tr>
-        <w:trPr>
-          <w:jc w:val="center"/>
-        </w:trPr>
-        <w:tc>
-          <w:tcPr>
-            <w:tcW w:w="4896" w:type="dxa"/>
-            <w:shd w:val="clear" w:color="auto" w:fill="EAF2F8"/>
-          </w:tcPr>
-          <w:p>
-            <w:r>
-              <w:rPr>
-                <w:b/>
-                <w:sz w:val="20"/>
-              </w:rPr>
-              <w:t>surefire + allure.results.directory</w:t>
-            </w:r>
-          </w:p>
-        </w:tc>
-        <w:tc>
-          <w:tcPr>
-            <w:tcW w:w="4896" w:type="dxa"/>
-          </w:tcPr>
-          <w:p>
-            <w:r>
-              <w:rPr>
-                <w:sz w:val="20"/>
-              </w:rPr>
-              <w:t>Định vị thư mục target/allure-results để sinh báo cáo Allure.</w:t>
-            </w:r>
-          </w:p>
-        </w:tc>
-      </w:tr>
-      <w:tr>
-        <w:trPr>
-          <w:jc w:val="center"/>
-        </w:trPr>
-        <w:tc>
-          <w:tcPr>
-            <w:tcW w:w="4896" w:type="dxa"/>
-            <w:shd w:val="clear" w:color="auto" w:fill="EAF2F8"/>
-          </w:tcPr>
-          <w:p>
-            <w:r>
-              <w:rPr>
-                <w:b/>
-                <w:sz w:val="20"/>
-              </w:rPr>
-              <w:t>Mục tiêu coverage</w:t>
-            </w:r>
-          </w:p>
-        </w:tc>
-        <w:tc>
-          <w:tcPr>
-            <w:tcW w:w="4896" w:type="dxa"/>
-          </w:tcPr>
-          <w:p>
-            <w:r>
-              <w:rPr>
-                <w:sz w:val="20"/>
-              </w:rPr>
-              <w:t>Bổ sung test cho đến khi branch coverage đạt tối thiểu 90% theo yêu cầu bài tập.</w:t>
-            </w:r>
-          </w:p>
-        </w:tc>
-      </w:tr>
-    </w:tbl>
-    <w:p>
-      <w:pPr>
-        <w:pStyle w:val="Heading1"/>
-      </w:pPr>
-      <w:r>
-        <w:rPr>
-          <w:color w:val="1F4E79"/>
-        </w:rPr>
-        <w:t>8. Kết quả mong đợi khi chạy suite</w:t>
+      <w:proofErr w:type="spellStart"/>
+      <w:r>
+        <w:rPr>
+          <w:rFonts w:cs="Times New Roman"/>
+          <w:sz w:val="26"/>
+          <w:szCs w:val="26"/>
+        </w:rPr>
+        <w:t>Bài</w:t>
+      </w:r>
+      <w:proofErr w:type="spellEnd"/>
+      <w:r>
+        <w:rPr>
+          <w:rFonts w:cs="Times New Roman"/>
+          <w:sz w:val="26"/>
+          <w:szCs w:val="26"/>
+        </w:rPr>
+        <w:t xml:space="preserve"> 7 </w:t>
+      </w:r>
+      <w:proofErr w:type="spellStart"/>
+      <w:r>
+        <w:rPr>
+          <w:rFonts w:cs="Times New Roman"/>
+          <w:sz w:val="26"/>
+          <w:szCs w:val="26"/>
+        </w:rPr>
+        <w:t>đã</w:t>
+      </w:r>
+      <w:proofErr w:type="spellEnd"/>
+      <w:r>
+        <w:rPr>
+          <w:rFonts w:cs="Times New Roman"/>
+          <w:sz w:val="26"/>
+          <w:szCs w:val="26"/>
+        </w:rPr>
+        <w:t xml:space="preserve"> </w:t>
+      </w:r>
+      <w:proofErr w:type="spellStart"/>
+      <w:r>
+        <w:rPr>
+          <w:rFonts w:cs="Times New Roman"/>
+          <w:sz w:val="26"/>
+          <w:szCs w:val="26"/>
+        </w:rPr>
+        <w:t>tổng</w:t>
+      </w:r>
+      <w:proofErr w:type="spellEnd"/>
+      <w:r>
+        <w:rPr>
+          <w:rFonts w:cs="Times New Roman"/>
+          <w:sz w:val="26"/>
+          <w:szCs w:val="26"/>
+        </w:rPr>
+        <w:t xml:space="preserve"> </w:t>
+      </w:r>
+      <w:proofErr w:type="spellStart"/>
+      <w:r>
+        <w:rPr>
+          <w:rFonts w:cs="Times New Roman"/>
+          <w:sz w:val="26"/>
+          <w:szCs w:val="26"/>
+        </w:rPr>
+        <w:t>hợp</w:t>
+      </w:r>
+      <w:proofErr w:type="spellEnd"/>
+      <w:r>
+        <w:rPr>
+          <w:rFonts w:cs="Times New Roman"/>
+          <w:sz w:val="26"/>
+          <w:szCs w:val="26"/>
+        </w:rPr>
+        <w:t xml:space="preserve"> </w:t>
+      </w:r>
+      <w:proofErr w:type="spellStart"/>
+      <w:r>
+        <w:rPr>
+          <w:rFonts w:cs="Times New Roman"/>
+          <w:sz w:val="26"/>
+          <w:szCs w:val="26"/>
+        </w:rPr>
+        <w:t>thành</w:t>
+      </w:r>
+      <w:proofErr w:type="spellEnd"/>
+      <w:r>
+        <w:rPr>
+          <w:rFonts w:cs="Times New Roman"/>
+          <w:sz w:val="26"/>
+          <w:szCs w:val="26"/>
+        </w:rPr>
+        <w:t xml:space="preserve"> </w:t>
+      </w:r>
+      <w:proofErr w:type="spellStart"/>
+      <w:r>
+        <w:rPr>
+          <w:rFonts w:cs="Times New Roman"/>
+          <w:sz w:val="26"/>
+          <w:szCs w:val="26"/>
+        </w:rPr>
+        <w:t>công</w:t>
+      </w:r>
+      <w:proofErr w:type="spellEnd"/>
+      <w:r>
+        <w:rPr>
+          <w:rFonts w:cs="Times New Roman"/>
+          <w:sz w:val="26"/>
+          <w:szCs w:val="26"/>
+        </w:rPr>
+        <w:t xml:space="preserve"> </w:t>
+      </w:r>
+      <w:proofErr w:type="spellStart"/>
+      <w:r>
+        <w:rPr>
+          <w:rFonts w:cs="Times New Roman"/>
+          <w:sz w:val="26"/>
+          <w:szCs w:val="26"/>
+        </w:rPr>
+        <w:t>toàn</w:t>
+      </w:r>
+      <w:proofErr w:type="spellEnd"/>
+      <w:r>
+        <w:rPr>
+          <w:rFonts w:cs="Times New Roman"/>
+          <w:sz w:val="26"/>
+          <w:szCs w:val="26"/>
+        </w:rPr>
+        <w:t xml:space="preserve"> </w:t>
+      </w:r>
+      <w:proofErr w:type="spellStart"/>
+      <w:r>
+        <w:rPr>
+          <w:rFonts w:cs="Times New Roman"/>
+          <w:sz w:val="26"/>
+          <w:szCs w:val="26"/>
+        </w:rPr>
+        <w:t>bộ</w:t>
+      </w:r>
+      <w:proofErr w:type="spellEnd"/>
+      <w:r>
+        <w:rPr>
+          <w:rFonts w:cs="Times New Roman"/>
+          <w:sz w:val="26"/>
+          <w:szCs w:val="26"/>
+        </w:rPr>
+        <w:t xml:space="preserve"> </w:t>
+      </w:r>
+      <w:proofErr w:type="spellStart"/>
+      <w:r>
+        <w:rPr>
+          <w:rFonts w:cs="Times New Roman"/>
+          <w:sz w:val="26"/>
+          <w:szCs w:val="26"/>
+        </w:rPr>
+        <w:t>kiến</w:t>
+      </w:r>
+      <w:proofErr w:type="spellEnd"/>
+      <w:r>
+        <w:rPr>
+          <w:rFonts w:cs="Times New Roman"/>
+          <w:sz w:val="26"/>
+          <w:szCs w:val="26"/>
+        </w:rPr>
+        <w:t xml:space="preserve"> </w:t>
+      </w:r>
+      <w:proofErr w:type="spellStart"/>
+      <w:r>
+        <w:rPr>
+          <w:rFonts w:cs="Times New Roman"/>
+          <w:sz w:val="26"/>
+          <w:szCs w:val="26"/>
+        </w:rPr>
+        <w:t>thức</w:t>
+      </w:r>
+      <w:proofErr w:type="spellEnd"/>
+      <w:r>
+        <w:rPr>
+          <w:rFonts w:cs="Times New Roman"/>
+          <w:sz w:val="26"/>
+          <w:szCs w:val="26"/>
+        </w:rPr>
+        <w:t xml:space="preserve"> </w:t>
+      </w:r>
+      <w:proofErr w:type="spellStart"/>
+      <w:r>
+        <w:rPr>
+          <w:rFonts w:cs="Times New Roman"/>
+          <w:sz w:val="26"/>
+          <w:szCs w:val="26"/>
+        </w:rPr>
+        <w:t>của</w:t>
+      </w:r>
+      <w:proofErr w:type="spellEnd"/>
+      <w:r>
+        <w:rPr>
+          <w:rFonts w:cs="Times New Roman"/>
+          <w:sz w:val="26"/>
+          <w:szCs w:val="26"/>
+        </w:rPr>
+        <w:t xml:space="preserve"> Lab 8. Thông qua </w:t>
+      </w:r>
+      <w:proofErr w:type="spellStart"/>
+      <w:r>
+        <w:rPr>
+          <w:rFonts w:cs="Times New Roman"/>
+          <w:sz w:val="26"/>
+          <w:szCs w:val="26"/>
+        </w:rPr>
+        <w:t>việc</w:t>
+      </w:r>
+      <w:proofErr w:type="spellEnd"/>
+      <w:r>
+        <w:rPr>
+          <w:rFonts w:cs="Times New Roman"/>
+          <w:sz w:val="26"/>
+          <w:szCs w:val="26"/>
+        </w:rPr>
+        <w:t xml:space="preserve"> </w:t>
+      </w:r>
+      <w:proofErr w:type="spellStart"/>
+      <w:r>
+        <w:rPr>
+          <w:rFonts w:cs="Times New Roman"/>
+          <w:sz w:val="26"/>
+          <w:szCs w:val="26"/>
+        </w:rPr>
+        <w:t>phân</w:t>
+      </w:r>
+      <w:proofErr w:type="spellEnd"/>
+      <w:r>
+        <w:rPr>
+          <w:rFonts w:cs="Times New Roman"/>
+          <w:sz w:val="26"/>
+          <w:szCs w:val="26"/>
+        </w:rPr>
+        <w:t xml:space="preserve"> </w:t>
+      </w:r>
+      <w:proofErr w:type="spellStart"/>
+      <w:r>
+        <w:rPr>
+          <w:rFonts w:cs="Times New Roman"/>
+          <w:sz w:val="26"/>
+          <w:szCs w:val="26"/>
+        </w:rPr>
+        <w:t>tích</w:t>
+      </w:r>
+      <w:proofErr w:type="spellEnd"/>
+      <w:r>
+        <w:rPr>
+          <w:rFonts w:cs="Times New Roman"/>
+          <w:sz w:val="26"/>
+          <w:szCs w:val="26"/>
+        </w:rPr>
+        <w:t xml:space="preserve"> </w:t>
+      </w:r>
+      <w:proofErr w:type="spellStart"/>
+      <w:r>
+        <w:rPr>
+          <w:rFonts w:cs="Times New Roman"/>
+          <w:sz w:val="26"/>
+          <w:szCs w:val="26"/>
+        </w:rPr>
+        <w:t>toán</w:t>
+      </w:r>
+      <w:proofErr w:type="spellEnd"/>
+      <w:r>
+        <w:rPr>
+          <w:rFonts w:cs="Times New Roman"/>
+          <w:sz w:val="26"/>
+          <w:szCs w:val="26"/>
+        </w:rPr>
+        <w:t xml:space="preserve"> </w:t>
+      </w:r>
+      <w:proofErr w:type="spellStart"/>
+      <w:r>
+        <w:rPr>
+          <w:rFonts w:cs="Times New Roman"/>
+          <w:sz w:val="26"/>
+          <w:szCs w:val="26"/>
+        </w:rPr>
+        <w:t>học</w:t>
+      </w:r>
+      <w:proofErr w:type="spellEnd"/>
+      <w:r>
+        <w:rPr>
+          <w:rFonts w:cs="Times New Roman"/>
+          <w:sz w:val="26"/>
+          <w:szCs w:val="26"/>
+        </w:rPr>
+        <w:t xml:space="preserve"> </w:t>
+      </w:r>
+      <w:proofErr w:type="spellStart"/>
+      <w:r>
+        <w:rPr>
+          <w:rFonts w:cs="Times New Roman"/>
+          <w:sz w:val="26"/>
+          <w:szCs w:val="26"/>
+        </w:rPr>
+        <w:t>tính</w:t>
+      </w:r>
+      <w:proofErr w:type="spellEnd"/>
+      <w:r>
+        <w:rPr>
+          <w:rFonts w:cs="Times New Roman"/>
+          <w:sz w:val="26"/>
+          <w:szCs w:val="26"/>
+        </w:rPr>
+        <w:t xml:space="preserve"> Cyclomatic Complexity </w:t>
+      </w:r>
+      <w:proofErr w:type="spellStart"/>
+      <w:r>
+        <w:rPr>
+          <w:rFonts w:cs="Times New Roman"/>
+          <w:sz w:val="26"/>
+          <w:szCs w:val="26"/>
+        </w:rPr>
+        <w:t>để</w:t>
+      </w:r>
+      <w:proofErr w:type="spellEnd"/>
+      <w:r>
+        <w:rPr>
+          <w:rFonts w:cs="Times New Roman"/>
+          <w:sz w:val="26"/>
+          <w:szCs w:val="26"/>
+        </w:rPr>
+        <w:t xml:space="preserve"> </w:t>
+      </w:r>
+      <w:proofErr w:type="spellStart"/>
+      <w:r>
+        <w:rPr>
+          <w:rFonts w:cs="Times New Roman"/>
+          <w:sz w:val="26"/>
+          <w:szCs w:val="26"/>
+        </w:rPr>
+        <w:t>lập</w:t>
+      </w:r>
+      <w:proofErr w:type="spellEnd"/>
+      <w:r>
+        <w:rPr>
+          <w:rFonts w:cs="Times New Roman"/>
+          <w:sz w:val="26"/>
+          <w:szCs w:val="26"/>
+        </w:rPr>
+        <w:t xml:space="preserve"> </w:t>
+      </w:r>
+      <w:proofErr w:type="spellStart"/>
+      <w:r>
+        <w:rPr>
+          <w:rFonts w:cs="Times New Roman"/>
+          <w:sz w:val="26"/>
+          <w:szCs w:val="26"/>
+        </w:rPr>
+        <w:t>tập</w:t>
+      </w:r>
+      <w:proofErr w:type="spellEnd"/>
+      <w:r>
+        <w:rPr>
+          <w:rFonts w:cs="Times New Roman"/>
+          <w:sz w:val="26"/>
+          <w:szCs w:val="26"/>
+        </w:rPr>
+        <w:t xml:space="preserve"> Test Basis Path </w:t>
+      </w:r>
+      <w:proofErr w:type="spellStart"/>
+      <w:r>
+        <w:rPr>
+          <w:rFonts w:cs="Times New Roman"/>
+          <w:sz w:val="26"/>
+          <w:szCs w:val="26"/>
+        </w:rPr>
+        <w:t>và</w:t>
+      </w:r>
+      <w:proofErr w:type="spellEnd"/>
+      <w:r>
+        <w:rPr>
+          <w:rFonts w:cs="Times New Roman"/>
+          <w:sz w:val="26"/>
+          <w:szCs w:val="26"/>
+        </w:rPr>
+        <w:t xml:space="preserve"> MC/DC, </w:t>
+      </w:r>
+      <w:proofErr w:type="spellStart"/>
+      <w:r>
+        <w:rPr>
+          <w:rFonts w:cs="Times New Roman"/>
+          <w:sz w:val="26"/>
+          <w:szCs w:val="26"/>
+        </w:rPr>
+        <w:t>bộ</w:t>
+      </w:r>
+      <w:proofErr w:type="spellEnd"/>
+      <w:r>
+        <w:rPr>
+          <w:rFonts w:cs="Times New Roman"/>
+          <w:sz w:val="26"/>
+          <w:szCs w:val="26"/>
+        </w:rPr>
+        <w:t xml:space="preserve"> test </w:t>
+      </w:r>
+      <w:proofErr w:type="spellStart"/>
+      <w:r>
+        <w:rPr>
+          <w:rFonts w:cs="Times New Roman"/>
+          <w:sz w:val="26"/>
+          <w:szCs w:val="26"/>
+        </w:rPr>
+        <w:t>đã</w:t>
+      </w:r>
+      <w:proofErr w:type="spellEnd"/>
+      <w:r>
+        <w:rPr>
+          <w:rFonts w:cs="Times New Roman"/>
+          <w:sz w:val="26"/>
+          <w:szCs w:val="26"/>
+        </w:rPr>
+        <w:t xml:space="preserve"> bao </w:t>
+      </w:r>
+      <w:proofErr w:type="spellStart"/>
+      <w:r>
+        <w:rPr>
+          <w:rFonts w:cs="Times New Roman"/>
+          <w:sz w:val="26"/>
+          <w:szCs w:val="26"/>
+        </w:rPr>
+        <w:t>phủ</w:t>
+      </w:r>
+      <w:proofErr w:type="spellEnd"/>
+      <w:r>
+        <w:rPr>
+          <w:rFonts w:cs="Times New Roman"/>
+          <w:sz w:val="26"/>
+          <w:szCs w:val="26"/>
+        </w:rPr>
+        <w:t xml:space="preserve"> 100% </w:t>
+      </w:r>
+      <w:proofErr w:type="spellStart"/>
+      <w:r>
+        <w:rPr>
+          <w:rFonts w:cs="Times New Roman"/>
+          <w:sz w:val="26"/>
+          <w:szCs w:val="26"/>
+        </w:rPr>
+        <w:t>các</w:t>
+      </w:r>
+      <w:proofErr w:type="spellEnd"/>
+      <w:r>
+        <w:rPr>
+          <w:rFonts w:cs="Times New Roman"/>
+          <w:sz w:val="26"/>
+          <w:szCs w:val="26"/>
+        </w:rPr>
+        <w:t xml:space="preserve"> </w:t>
+      </w:r>
+      <w:proofErr w:type="spellStart"/>
+      <w:r>
+        <w:rPr>
+          <w:rFonts w:cs="Times New Roman"/>
+          <w:sz w:val="26"/>
+          <w:szCs w:val="26"/>
+        </w:rPr>
+        <w:t>rủi</w:t>
+      </w:r>
+      <w:proofErr w:type="spellEnd"/>
+      <w:r>
+        <w:rPr>
+          <w:rFonts w:cs="Times New Roman"/>
+          <w:sz w:val="26"/>
+          <w:szCs w:val="26"/>
+        </w:rPr>
+        <w:t xml:space="preserve"> </w:t>
+      </w:r>
+      <w:proofErr w:type="spellStart"/>
+      <w:r>
+        <w:rPr>
+          <w:rFonts w:cs="Times New Roman"/>
+          <w:sz w:val="26"/>
+          <w:szCs w:val="26"/>
+        </w:rPr>
+        <w:t>ro</w:t>
+      </w:r>
+      <w:proofErr w:type="spellEnd"/>
+      <w:r>
+        <w:rPr>
+          <w:rFonts w:cs="Times New Roman"/>
+          <w:sz w:val="26"/>
+          <w:szCs w:val="26"/>
+        </w:rPr>
+        <w:t xml:space="preserve"> </w:t>
+      </w:r>
+      <w:proofErr w:type="spellStart"/>
+      <w:r>
+        <w:rPr>
+          <w:rFonts w:cs="Times New Roman"/>
+          <w:sz w:val="26"/>
+          <w:szCs w:val="26"/>
+        </w:rPr>
+        <w:t>về</w:t>
+      </w:r>
+      <w:proofErr w:type="spellEnd"/>
+      <w:r>
+        <w:rPr>
+          <w:rFonts w:cs="Times New Roman"/>
+          <w:sz w:val="26"/>
+          <w:szCs w:val="26"/>
+        </w:rPr>
+        <w:t xml:space="preserve"> logic </w:t>
+      </w:r>
+      <w:proofErr w:type="spellStart"/>
+      <w:r>
+        <w:rPr>
+          <w:rFonts w:cs="Times New Roman"/>
+          <w:sz w:val="26"/>
+          <w:szCs w:val="26"/>
+        </w:rPr>
+        <w:t>tính</w:t>
+      </w:r>
+      <w:proofErr w:type="spellEnd"/>
+      <w:r>
+        <w:rPr>
+          <w:rFonts w:cs="Times New Roman"/>
+          <w:sz w:val="26"/>
+          <w:szCs w:val="26"/>
+        </w:rPr>
+        <w:t xml:space="preserve"> </w:t>
+      </w:r>
+      <w:proofErr w:type="spellStart"/>
+      <w:r>
+        <w:rPr>
+          <w:rFonts w:cs="Times New Roman"/>
+          <w:sz w:val="26"/>
+          <w:szCs w:val="26"/>
+        </w:rPr>
+        <w:t>tiền</w:t>
+      </w:r>
+      <w:proofErr w:type="spellEnd"/>
+      <w:r>
+        <w:rPr>
+          <w:rFonts w:cs="Times New Roman"/>
+          <w:sz w:val="26"/>
+          <w:szCs w:val="26"/>
+        </w:rPr>
+        <w:t xml:space="preserve">, </w:t>
+      </w:r>
+      <w:proofErr w:type="spellStart"/>
+      <w:r>
+        <w:rPr>
+          <w:rFonts w:cs="Times New Roman"/>
+          <w:sz w:val="26"/>
+          <w:szCs w:val="26"/>
+        </w:rPr>
+        <w:t>ưu</w:t>
+      </w:r>
+      <w:proofErr w:type="spellEnd"/>
+      <w:r>
+        <w:rPr>
+          <w:rFonts w:cs="Times New Roman"/>
+          <w:sz w:val="26"/>
+          <w:szCs w:val="26"/>
+        </w:rPr>
+        <w:t xml:space="preserve"> </w:t>
+      </w:r>
+      <w:proofErr w:type="spellStart"/>
+      <w:r>
+        <w:rPr>
+          <w:rFonts w:cs="Times New Roman"/>
+          <w:sz w:val="26"/>
+          <w:szCs w:val="26"/>
+        </w:rPr>
+        <w:t>đãi</w:t>
+      </w:r>
+      <w:proofErr w:type="spellEnd"/>
+      <w:r>
+        <w:rPr>
+          <w:rFonts w:cs="Times New Roman"/>
+          <w:sz w:val="26"/>
+          <w:szCs w:val="26"/>
+        </w:rPr>
+        <w:t xml:space="preserve"> </w:t>
+      </w:r>
+      <w:proofErr w:type="spellStart"/>
+      <w:r>
+        <w:rPr>
+          <w:rFonts w:cs="Times New Roman"/>
+          <w:sz w:val="26"/>
+          <w:szCs w:val="26"/>
+        </w:rPr>
+        <w:t>thành</w:t>
+      </w:r>
+      <w:proofErr w:type="spellEnd"/>
+      <w:r>
+        <w:rPr>
+          <w:rFonts w:cs="Times New Roman"/>
+          <w:sz w:val="26"/>
+          <w:szCs w:val="26"/>
+        </w:rPr>
+        <w:t xml:space="preserve"> </w:t>
+      </w:r>
+      <w:proofErr w:type="spellStart"/>
+      <w:r>
+        <w:rPr>
+          <w:rFonts w:cs="Times New Roman"/>
+          <w:sz w:val="26"/>
+          <w:szCs w:val="26"/>
+        </w:rPr>
+        <w:t>viên</w:t>
+      </w:r>
+      <w:proofErr w:type="spellEnd"/>
+      <w:r>
+        <w:rPr>
+          <w:rFonts w:cs="Times New Roman"/>
+          <w:sz w:val="26"/>
+          <w:szCs w:val="26"/>
+        </w:rPr>
+        <w:t xml:space="preserve"> </w:t>
+      </w:r>
+      <w:proofErr w:type="spellStart"/>
+      <w:r>
+        <w:rPr>
+          <w:rFonts w:cs="Times New Roman"/>
+          <w:sz w:val="26"/>
+          <w:szCs w:val="26"/>
+        </w:rPr>
+        <w:t>và</w:t>
+      </w:r>
+      <w:proofErr w:type="spellEnd"/>
+      <w:r>
+        <w:rPr>
+          <w:rFonts w:cs="Times New Roman"/>
+          <w:sz w:val="26"/>
+          <w:szCs w:val="26"/>
+        </w:rPr>
+        <w:t xml:space="preserve"> </w:t>
+      </w:r>
+      <w:proofErr w:type="spellStart"/>
+      <w:r>
+        <w:rPr>
+          <w:rFonts w:cs="Times New Roman"/>
+          <w:sz w:val="26"/>
+          <w:szCs w:val="26"/>
+        </w:rPr>
+        <w:t>phí</w:t>
+      </w:r>
+      <w:proofErr w:type="spellEnd"/>
+      <w:r>
+        <w:rPr>
+          <w:rFonts w:cs="Times New Roman"/>
+          <w:sz w:val="26"/>
+          <w:szCs w:val="26"/>
+        </w:rPr>
+        <w:t xml:space="preserve"> </w:t>
+      </w:r>
+      <w:proofErr w:type="spellStart"/>
+      <w:r>
+        <w:rPr>
+          <w:rFonts w:cs="Times New Roman"/>
+          <w:sz w:val="26"/>
+          <w:szCs w:val="26"/>
+        </w:rPr>
+        <w:t>vận</w:t>
+      </w:r>
+      <w:proofErr w:type="spellEnd"/>
+      <w:r>
+        <w:rPr>
+          <w:rFonts w:cs="Times New Roman"/>
+          <w:sz w:val="26"/>
+          <w:szCs w:val="26"/>
+        </w:rPr>
+        <w:t xml:space="preserve"> </w:t>
+      </w:r>
+      <w:proofErr w:type="spellStart"/>
+      <w:r>
+        <w:rPr>
+          <w:rFonts w:cs="Times New Roman"/>
+          <w:sz w:val="26"/>
+          <w:szCs w:val="26"/>
+        </w:rPr>
+        <w:t>chuyển</w:t>
+      </w:r>
+      <w:proofErr w:type="spellEnd"/>
+      <w:r>
+        <w:rPr>
+          <w:rFonts w:cs="Times New Roman"/>
+          <w:sz w:val="26"/>
+          <w:szCs w:val="26"/>
+        </w:rPr>
+        <w:t>.</w:t>
       </w:r>
     </w:p>
     <w:p>
       <w:pPr>
         <w:pStyle w:val="ListBullet"/>
+        <w:numPr>
+          <w:ilvl w:val="0"/>
+          <w:numId w:val="0"/>
+        </w:numPr>
         <w:spacing w:after="20"/>
+        <w:jc w:val="both"/>
+        <w:rPr>
+          <w:rFonts w:cs="Times New Roman"/>
+          <w:sz w:val="26"/>
+          <w:szCs w:val="26"/>
+        </w:rPr>
       </w:pPr>
-      <w:r>
-        <w:t>Tổng số test tối thiểu: 13 test (9 Basis Path + 4 MC/DC).</w:t>
+      <w:proofErr w:type="spellStart"/>
+      <w:r>
+        <w:rPr>
+          <w:rFonts w:cs="Times New Roman"/>
+          <w:sz w:val="26"/>
+          <w:szCs w:val="26"/>
+        </w:rPr>
+        <w:t>Đặc</w:t>
+      </w:r>
+      <w:proofErr w:type="spellEnd"/>
+      <w:r>
+        <w:rPr>
+          <w:rFonts w:cs="Times New Roman"/>
+          <w:sz w:val="26"/>
+          <w:szCs w:val="26"/>
+        </w:rPr>
+        <w:t xml:space="preserve"> </w:t>
+      </w:r>
+      <w:proofErr w:type="spellStart"/>
+      <w:r>
+        <w:rPr>
+          <w:rFonts w:cs="Times New Roman"/>
+          <w:sz w:val="26"/>
+          <w:szCs w:val="26"/>
+        </w:rPr>
+        <w:t>biệt</w:t>
+      </w:r>
+      <w:proofErr w:type="spellEnd"/>
+      <w:r>
+        <w:rPr>
+          <w:rFonts w:cs="Times New Roman"/>
+          <w:sz w:val="26"/>
+          <w:szCs w:val="26"/>
+        </w:rPr>
+        <w:t xml:space="preserve">, </w:t>
+      </w:r>
+      <w:proofErr w:type="spellStart"/>
+      <w:r>
+        <w:rPr>
+          <w:rFonts w:cs="Times New Roman"/>
+          <w:sz w:val="26"/>
+          <w:szCs w:val="26"/>
+        </w:rPr>
+        <w:t>việc</w:t>
+      </w:r>
+      <w:proofErr w:type="spellEnd"/>
+      <w:r>
+        <w:rPr>
+          <w:rFonts w:cs="Times New Roman"/>
+          <w:sz w:val="26"/>
+          <w:szCs w:val="26"/>
+        </w:rPr>
+        <w:t xml:space="preserve"> </w:t>
+      </w:r>
+      <w:proofErr w:type="spellStart"/>
+      <w:r>
+        <w:rPr>
+          <w:rFonts w:cs="Times New Roman"/>
+          <w:sz w:val="26"/>
+          <w:szCs w:val="26"/>
+        </w:rPr>
+        <w:t>tích</w:t>
+      </w:r>
+      <w:proofErr w:type="spellEnd"/>
+      <w:r>
+        <w:rPr>
+          <w:rFonts w:cs="Times New Roman"/>
+          <w:sz w:val="26"/>
+          <w:szCs w:val="26"/>
+        </w:rPr>
+        <w:t xml:space="preserve"> </w:t>
+      </w:r>
+      <w:proofErr w:type="spellStart"/>
+      <w:r>
+        <w:rPr>
+          <w:rFonts w:cs="Times New Roman"/>
+          <w:sz w:val="26"/>
+          <w:szCs w:val="26"/>
+        </w:rPr>
+        <w:t>hợp</w:t>
+      </w:r>
+      <w:proofErr w:type="spellEnd"/>
+      <w:r>
+        <w:rPr>
+          <w:rFonts w:cs="Times New Roman"/>
+          <w:sz w:val="26"/>
+          <w:szCs w:val="26"/>
+        </w:rPr>
+        <w:t xml:space="preserve"> </w:t>
+      </w:r>
+      <w:proofErr w:type="spellStart"/>
+      <w:r>
+        <w:rPr>
+          <w:rFonts w:cs="Times New Roman"/>
+          <w:sz w:val="26"/>
+          <w:szCs w:val="26"/>
+        </w:rPr>
+        <w:t>thành</w:t>
+      </w:r>
+      <w:proofErr w:type="spellEnd"/>
+      <w:r>
+        <w:rPr>
+          <w:rFonts w:cs="Times New Roman"/>
+          <w:sz w:val="26"/>
+          <w:szCs w:val="26"/>
+        </w:rPr>
+        <w:t xml:space="preserve"> </w:t>
+      </w:r>
+      <w:proofErr w:type="spellStart"/>
+      <w:r>
+        <w:rPr>
+          <w:rFonts w:cs="Times New Roman"/>
+          <w:sz w:val="26"/>
+          <w:szCs w:val="26"/>
+        </w:rPr>
+        <w:t>công</w:t>
+      </w:r>
+      <w:proofErr w:type="spellEnd"/>
+      <w:r>
+        <w:rPr>
+          <w:rFonts w:cs="Times New Roman"/>
+          <w:sz w:val="26"/>
+          <w:szCs w:val="26"/>
+        </w:rPr>
+        <w:t xml:space="preserve"> </w:t>
+      </w:r>
+      <w:proofErr w:type="spellStart"/>
+      <w:r>
+        <w:rPr>
+          <w:rFonts w:cs="Times New Roman"/>
+          <w:sz w:val="26"/>
+          <w:szCs w:val="26"/>
+        </w:rPr>
+        <w:t>hai</w:t>
+      </w:r>
+      <w:proofErr w:type="spellEnd"/>
+      <w:r>
+        <w:rPr>
+          <w:rFonts w:cs="Times New Roman"/>
+          <w:sz w:val="26"/>
+          <w:szCs w:val="26"/>
+        </w:rPr>
+        <w:t xml:space="preserve"> </w:t>
+      </w:r>
+      <w:proofErr w:type="spellStart"/>
+      <w:r>
+        <w:rPr>
+          <w:rFonts w:cs="Times New Roman"/>
+          <w:sz w:val="26"/>
+          <w:szCs w:val="26"/>
+        </w:rPr>
+        <w:t>công</w:t>
+      </w:r>
+      <w:proofErr w:type="spellEnd"/>
+      <w:r>
+        <w:rPr>
+          <w:rFonts w:cs="Times New Roman"/>
+          <w:sz w:val="26"/>
+          <w:szCs w:val="26"/>
+        </w:rPr>
+        <w:t xml:space="preserve"> </w:t>
+      </w:r>
+      <w:proofErr w:type="spellStart"/>
+      <w:r>
+        <w:rPr>
+          <w:rFonts w:cs="Times New Roman"/>
+          <w:sz w:val="26"/>
+          <w:szCs w:val="26"/>
+        </w:rPr>
+        <w:t>cụ</w:t>
+      </w:r>
+      <w:proofErr w:type="spellEnd"/>
+      <w:r>
+        <w:rPr>
+          <w:rFonts w:cs="Times New Roman"/>
+          <w:sz w:val="26"/>
+          <w:szCs w:val="26"/>
+        </w:rPr>
+        <w:t xml:space="preserve"> Allure (</w:t>
+      </w:r>
+      <w:proofErr w:type="spellStart"/>
+      <w:r>
+        <w:rPr>
+          <w:rFonts w:cs="Times New Roman"/>
+          <w:sz w:val="26"/>
+          <w:szCs w:val="26"/>
+        </w:rPr>
+        <w:t>cho</w:t>
+      </w:r>
+      <w:proofErr w:type="spellEnd"/>
+      <w:r>
+        <w:rPr>
+          <w:rFonts w:cs="Times New Roman"/>
+          <w:sz w:val="26"/>
+          <w:szCs w:val="26"/>
+        </w:rPr>
+        <w:t xml:space="preserve"> </w:t>
+      </w:r>
+      <w:proofErr w:type="spellStart"/>
+      <w:r>
+        <w:rPr>
+          <w:rFonts w:cs="Times New Roman"/>
+          <w:sz w:val="26"/>
+          <w:szCs w:val="26"/>
+        </w:rPr>
+        <w:t>báo</w:t>
+      </w:r>
+      <w:proofErr w:type="spellEnd"/>
+      <w:r>
+        <w:rPr>
+          <w:rFonts w:cs="Times New Roman"/>
+          <w:sz w:val="26"/>
+          <w:szCs w:val="26"/>
+        </w:rPr>
+        <w:t xml:space="preserve"> </w:t>
+      </w:r>
+      <w:proofErr w:type="spellStart"/>
+      <w:r>
+        <w:rPr>
+          <w:rFonts w:cs="Times New Roman"/>
+          <w:sz w:val="26"/>
+          <w:szCs w:val="26"/>
+        </w:rPr>
+        <w:t>cáo</w:t>
+      </w:r>
+      <w:proofErr w:type="spellEnd"/>
+      <w:r>
+        <w:rPr>
+          <w:rFonts w:cs="Times New Roman"/>
+          <w:sz w:val="26"/>
+          <w:szCs w:val="26"/>
+        </w:rPr>
+        <w:t xml:space="preserve"> </w:t>
+      </w:r>
+      <w:proofErr w:type="spellStart"/>
+      <w:r>
+        <w:rPr>
+          <w:rFonts w:cs="Times New Roman"/>
+          <w:sz w:val="26"/>
+          <w:szCs w:val="26"/>
+        </w:rPr>
+        <w:t>hành</w:t>
+      </w:r>
+      <w:proofErr w:type="spellEnd"/>
+      <w:r>
+        <w:rPr>
+          <w:rFonts w:cs="Times New Roman"/>
+          <w:sz w:val="26"/>
+          <w:szCs w:val="26"/>
+        </w:rPr>
+        <w:t xml:space="preserve"> vi) </w:t>
+      </w:r>
+      <w:proofErr w:type="spellStart"/>
+      <w:r>
+        <w:rPr>
+          <w:rFonts w:cs="Times New Roman"/>
+          <w:sz w:val="26"/>
+          <w:szCs w:val="26"/>
+        </w:rPr>
+        <w:t>và</w:t>
+      </w:r>
+      <w:proofErr w:type="spellEnd"/>
+      <w:r>
+        <w:rPr>
+          <w:rFonts w:cs="Times New Roman"/>
+          <w:sz w:val="26"/>
+          <w:szCs w:val="26"/>
+        </w:rPr>
+        <w:t xml:space="preserve"> </w:t>
+      </w:r>
+      <w:proofErr w:type="spellStart"/>
+      <w:r>
+        <w:rPr>
+          <w:rFonts w:cs="Times New Roman"/>
+          <w:sz w:val="26"/>
+          <w:szCs w:val="26"/>
+        </w:rPr>
+        <w:t>JaCoCo</w:t>
+      </w:r>
+      <w:proofErr w:type="spellEnd"/>
+      <w:r>
+        <w:rPr>
+          <w:rFonts w:cs="Times New Roman"/>
+          <w:sz w:val="26"/>
+          <w:szCs w:val="26"/>
+        </w:rPr>
+        <w:t xml:space="preserve"> (</w:t>
+      </w:r>
+      <w:proofErr w:type="spellStart"/>
+      <w:r>
+        <w:rPr>
+          <w:rFonts w:cs="Times New Roman"/>
+          <w:sz w:val="26"/>
+          <w:szCs w:val="26"/>
+        </w:rPr>
+        <w:t>cho</w:t>
+      </w:r>
+      <w:proofErr w:type="spellEnd"/>
+      <w:r>
+        <w:rPr>
+          <w:rFonts w:cs="Times New Roman"/>
+          <w:sz w:val="26"/>
+          <w:szCs w:val="26"/>
+        </w:rPr>
+        <w:t xml:space="preserve"> </w:t>
+      </w:r>
+      <w:proofErr w:type="spellStart"/>
+      <w:r>
+        <w:rPr>
+          <w:rFonts w:cs="Times New Roman"/>
+          <w:sz w:val="26"/>
+          <w:szCs w:val="26"/>
+        </w:rPr>
+        <w:t>báo</w:t>
+      </w:r>
+      <w:proofErr w:type="spellEnd"/>
+      <w:r>
+        <w:rPr>
+          <w:rFonts w:cs="Times New Roman"/>
+          <w:sz w:val="26"/>
+          <w:szCs w:val="26"/>
+        </w:rPr>
+        <w:t xml:space="preserve"> </w:t>
+      </w:r>
+      <w:proofErr w:type="spellStart"/>
+      <w:r>
+        <w:rPr>
+          <w:rFonts w:cs="Times New Roman"/>
+          <w:sz w:val="26"/>
+          <w:szCs w:val="26"/>
+        </w:rPr>
+        <w:t>cáo</w:t>
+      </w:r>
+      <w:proofErr w:type="spellEnd"/>
+      <w:r>
+        <w:rPr>
+          <w:rFonts w:cs="Times New Roman"/>
+          <w:sz w:val="26"/>
+          <w:szCs w:val="26"/>
+        </w:rPr>
+        <w:t xml:space="preserve"> </w:t>
+      </w:r>
+      <w:proofErr w:type="spellStart"/>
+      <w:r>
+        <w:rPr>
+          <w:rFonts w:cs="Times New Roman"/>
+          <w:sz w:val="26"/>
+          <w:szCs w:val="26"/>
+        </w:rPr>
+        <w:t>mã</w:t>
+      </w:r>
+      <w:proofErr w:type="spellEnd"/>
+      <w:r>
+        <w:rPr>
+          <w:rFonts w:cs="Times New Roman"/>
+          <w:sz w:val="26"/>
+          <w:szCs w:val="26"/>
+        </w:rPr>
+        <w:t xml:space="preserve"> </w:t>
+      </w:r>
+      <w:proofErr w:type="spellStart"/>
+      <w:r>
+        <w:rPr>
+          <w:rFonts w:cs="Times New Roman"/>
+          <w:sz w:val="26"/>
+          <w:szCs w:val="26"/>
+        </w:rPr>
+        <w:t>nguồn</w:t>
+      </w:r>
+      <w:proofErr w:type="spellEnd"/>
+      <w:r>
+        <w:rPr>
+          <w:rFonts w:cs="Times New Roman"/>
+          <w:sz w:val="26"/>
+          <w:szCs w:val="26"/>
+        </w:rPr>
+        <w:t xml:space="preserve">) </w:t>
+      </w:r>
+      <w:proofErr w:type="spellStart"/>
+      <w:r>
+        <w:rPr>
+          <w:rFonts w:cs="Times New Roman"/>
+          <w:sz w:val="26"/>
+          <w:szCs w:val="26"/>
+        </w:rPr>
+        <w:t>đã</w:t>
+      </w:r>
+      <w:proofErr w:type="spellEnd"/>
+      <w:r>
+        <w:rPr>
+          <w:rFonts w:cs="Times New Roman"/>
+          <w:sz w:val="26"/>
+          <w:szCs w:val="26"/>
+        </w:rPr>
+        <w:t xml:space="preserve"> </w:t>
+      </w:r>
+      <w:proofErr w:type="spellStart"/>
+      <w:r>
+        <w:rPr>
+          <w:rFonts w:cs="Times New Roman"/>
+          <w:sz w:val="26"/>
+          <w:szCs w:val="26"/>
+        </w:rPr>
+        <w:t>nâng</w:t>
+      </w:r>
+      <w:proofErr w:type="spellEnd"/>
+      <w:r>
+        <w:rPr>
+          <w:rFonts w:cs="Times New Roman"/>
+          <w:sz w:val="26"/>
+          <w:szCs w:val="26"/>
+        </w:rPr>
+        <w:t xml:space="preserve"> </w:t>
+      </w:r>
+      <w:proofErr w:type="spellStart"/>
+      <w:r>
+        <w:rPr>
+          <w:rFonts w:cs="Times New Roman"/>
+          <w:sz w:val="26"/>
+          <w:szCs w:val="26"/>
+        </w:rPr>
+        <w:t>tầm</w:t>
+      </w:r>
+      <w:proofErr w:type="spellEnd"/>
+      <w:r>
+        <w:rPr>
+          <w:rFonts w:cs="Times New Roman"/>
+          <w:sz w:val="26"/>
+          <w:szCs w:val="26"/>
+        </w:rPr>
+        <w:t xml:space="preserve"> </w:t>
+      </w:r>
+      <w:proofErr w:type="spellStart"/>
+      <w:r>
+        <w:rPr>
+          <w:rFonts w:cs="Times New Roman"/>
+          <w:sz w:val="26"/>
+          <w:szCs w:val="26"/>
+        </w:rPr>
+        <w:t>bộ</w:t>
+      </w:r>
+      <w:proofErr w:type="spellEnd"/>
+      <w:r>
+        <w:rPr>
+          <w:rFonts w:cs="Times New Roman"/>
+          <w:sz w:val="26"/>
+          <w:szCs w:val="26"/>
+        </w:rPr>
+        <w:t xml:space="preserve"> unit test </w:t>
+      </w:r>
+      <w:proofErr w:type="spellStart"/>
+      <w:r>
+        <w:rPr>
+          <w:rFonts w:cs="Times New Roman"/>
+          <w:sz w:val="26"/>
+          <w:szCs w:val="26"/>
+        </w:rPr>
+        <w:t>từ</w:t>
+      </w:r>
+      <w:proofErr w:type="spellEnd"/>
+      <w:r>
+        <w:rPr>
+          <w:rFonts w:cs="Times New Roman"/>
+          <w:sz w:val="26"/>
+          <w:szCs w:val="26"/>
+        </w:rPr>
+        <w:t xml:space="preserve"> </w:t>
+      </w:r>
+      <w:proofErr w:type="spellStart"/>
+      <w:r>
+        <w:rPr>
+          <w:rFonts w:cs="Times New Roman"/>
+          <w:sz w:val="26"/>
+          <w:szCs w:val="26"/>
+        </w:rPr>
+        <w:t>chỗ</w:t>
+      </w:r>
+      <w:proofErr w:type="spellEnd"/>
+      <w:r>
+        <w:rPr>
+          <w:rFonts w:cs="Times New Roman"/>
+          <w:sz w:val="26"/>
+          <w:szCs w:val="26"/>
+        </w:rPr>
+        <w:t xml:space="preserve"> </w:t>
+      </w:r>
+      <w:proofErr w:type="spellStart"/>
+      <w:r>
+        <w:rPr>
+          <w:rFonts w:cs="Times New Roman"/>
+          <w:sz w:val="26"/>
+          <w:szCs w:val="26"/>
+        </w:rPr>
+        <w:t>chỉ</w:t>
+      </w:r>
+      <w:proofErr w:type="spellEnd"/>
+      <w:r>
+        <w:rPr>
+          <w:rFonts w:cs="Times New Roman"/>
+          <w:sz w:val="26"/>
+          <w:szCs w:val="26"/>
+        </w:rPr>
+        <w:t xml:space="preserve"> "</w:t>
+      </w:r>
+      <w:proofErr w:type="spellStart"/>
+      <w:r>
+        <w:rPr>
+          <w:rFonts w:cs="Times New Roman"/>
+          <w:sz w:val="26"/>
+          <w:szCs w:val="26"/>
+        </w:rPr>
+        <w:t>chạy</w:t>
+      </w:r>
+      <w:proofErr w:type="spellEnd"/>
+      <w:r>
+        <w:rPr>
+          <w:rFonts w:cs="Times New Roman"/>
+          <w:sz w:val="26"/>
+          <w:szCs w:val="26"/>
+        </w:rPr>
+        <w:t xml:space="preserve"> </w:t>
+      </w:r>
+      <w:proofErr w:type="spellStart"/>
+      <w:r>
+        <w:rPr>
+          <w:rFonts w:cs="Times New Roman"/>
+          <w:sz w:val="26"/>
+          <w:szCs w:val="26"/>
+        </w:rPr>
+        <w:t>trên</w:t>
+      </w:r>
+      <w:proofErr w:type="spellEnd"/>
+      <w:r>
+        <w:rPr>
+          <w:rFonts w:cs="Times New Roman"/>
+          <w:sz w:val="26"/>
+          <w:szCs w:val="26"/>
+        </w:rPr>
+        <w:t xml:space="preserve"> IDE" </w:t>
+      </w:r>
+      <w:proofErr w:type="spellStart"/>
+      <w:r>
+        <w:rPr>
+          <w:rFonts w:cs="Times New Roman"/>
+          <w:sz w:val="26"/>
+          <w:szCs w:val="26"/>
+        </w:rPr>
+        <w:t>lên</w:t>
+      </w:r>
+      <w:proofErr w:type="spellEnd"/>
+      <w:r>
+        <w:rPr>
+          <w:rFonts w:cs="Times New Roman"/>
+          <w:sz w:val="26"/>
+          <w:szCs w:val="26"/>
+        </w:rPr>
+        <w:t xml:space="preserve"> </w:t>
+      </w:r>
+      <w:proofErr w:type="spellStart"/>
+      <w:r>
+        <w:rPr>
+          <w:rFonts w:cs="Times New Roman"/>
+          <w:sz w:val="26"/>
+          <w:szCs w:val="26"/>
+        </w:rPr>
+        <w:t>thành</w:t>
+      </w:r>
+      <w:proofErr w:type="spellEnd"/>
+      <w:r>
+        <w:rPr>
+          <w:rFonts w:cs="Times New Roman"/>
+          <w:sz w:val="26"/>
+          <w:szCs w:val="26"/>
+        </w:rPr>
+        <w:t xml:space="preserve"> </w:t>
+      </w:r>
+      <w:proofErr w:type="spellStart"/>
+      <w:r>
+        <w:rPr>
+          <w:rFonts w:cs="Times New Roman"/>
+          <w:sz w:val="26"/>
+          <w:szCs w:val="26"/>
+        </w:rPr>
+        <w:t>một</w:t>
+      </w:r>
+      <w:proofErr w:type="spellEnd"/>
+      <w:r>
+        <w:rPr>
+          <w:rFonts w:cs="Times New Roman"/>
+          <w:sz w:val="26"/>
+          <w:szCs w:val="26"/>
+        </w:rPr>
+        <w:t xml:space="preserve"> </w:t>
+      </w:r>
+      <w:proofErr w:type="spellStart"/>
+      <w:r>
+        <w:rPr>
+          <w:rFonts w:cs="Times New Roman"/>
+          <w:sz w:val="26"/>
+          <w:szCs w:val="26"/>
+        </w:rPr>
+        <w:t>chuẩn</w:t>
+      </w:r>
+      <w:proofErr w:type="spellEnd"/>
+      <w:r>
+        <w:rPr>
+          <w:rFonts w:cs="Times New Roman"/>
+          <w:sz w:val="26"/>
+          <w:szCs w:val="26"/>
+        </w:rPr>
+        <w:t xml:space="preserve"> </w:t>
+      </w:r>
+      <w:proofErr w:type="spellStart"/>
+      <w:r>
+        <w:rPr>
+          <w:rFonts w:cs="Times New Roman"/>
+          <w:sz w:val="26"/>
+          <w:szCs w:val="26"/>
+        </w:rPr>
+        <w:t>mực</w:t>
+      </w:r>
+      <w:proofErr w:type="spellEnd"/>
+      <w:r>
+        <w:rPr>
+          <w:rFonts w:cs="Times New Roman"/>
+          <w:sz w:val="26"/>
+          <w:szCs w:val="26"/>
+        </w:rPr>
+        <w:t xml:space="preserve"> </w:t>
+      </w:r>
+      <w:proofErr w:type="spellStart"/>
+      <w:r>
+        <w:rPr>
+          <w:rFonts w:cs="Times New Roman"/>
+          <w:sz w:val="26"/>
+          <w:szCs w:val="26"/>
+        </w:rPr>
+        <w:t>tự</w:t>
+      </w:r>
+      <w:proofErr w:type="spellEnd"/>
+      <w:r>
+        <w:rPr>
+          <w:rFonts w:cs="Times New Roman"/>
+          <w:sz w:val="26"/>
+          <w:szCs w:val="26"/>
+        </w:rPr>
+        <w:t xml:space="preserve"> </w:t>
+      </w:r>
+      <w:proofErr w:type="spellStart"/>
+      <w:r>
+        <w:rPr>
+          <w:rFonts w:cs="Times New Roman"/>
+          <w:sz w:val="26"/>
+          <w:szCs w:val="26"/>
+        </w:rPr>
+        <w:t>động</w:t>
+      </w:r>
+      <w:proofErr w:type="spellEnd"/>
+      <w:r>
+        <w:rPr>
+          <w:rFonts w:cs="Times New Roman"/>
+          <w:sz w:val="26"/>
+          <w:szCs w:val="26"/>
+        </w:rPr>
+        <w:t xml:space="preserve"> </w:t>
+      </w:r>
+      <w:proofErr w:type="spellStart"/>
+      <w:r>
+        <w:rPr>
+          <w:rFonts w:cs="Times New Roman"/>
+          <w:sz w:val="26"/>
+          <w:szCs w:val="26"/>
+        </w:rPr>
+        <w:t>hóa</w:t>
+      </w:r>
+      <w:proofErr w:type="spellEnd"/>
+      <w:r>
+        <w:rPr>
+          <w:rFonts w:cs="Times New Roman"/>
+          <w:sz w:val="26"/>
+          <w:szCs w:val="26"/>
+        </w:rPr>
+        <w:t xml:space="preserve"> </w:t>
+      </w:r>
+      <w:proofErr w:type="spellStart"/>
+      <w:r>
+        <w:rPr>
+          <w:rFonts w:cs="Times New Roman"/>
+          <w:sz w:val="26"/>
+          <w:szCs w:val="26"/>
+        </w:rPr>
+        <w:t>chuyên</w:t>
+      </w:r>
+      <w:proofErr w:type="spellEnd"/>
+      <w:r>
+        <w:rPr>
+          <w:rFonts w:cs="Times New Roman"/>
+          <w:sz w:val="26"/>
+          <w:szCs w:val="26"/>
+        </w:rPr>
+        <w:t xml:space="preserve"> </w:t>
+      </w:r>
+      <w:proofErr w:type="spellStart"/>
+      <w:r>
+        <w:rPr>
+          <w:rFonts w:cs="Times New Roman"/>
+          <w:sz w:val="26"/>
+          <w:szCs w:val="26"/>
+        </w:rPr>
+        <w:t>nghiệp</w:t>
+      </w:r>
+      <w:proofErr w:type="spellEnd"/>
+      <w:r>
+        <w:rPr>
+          <w:rFonts w:cs="Times New Roman"/>
+          <w:sz w:val="26"/>
+          <w:szCs w:val="26"/>
+        </w:rPr>
+        <w:t xml:space="preserve"> (CI/CD ready), </w:t>
+      </w:r>
+      <w:proofErr w:type="spellStart"/>
+      <w:r>
+        <w:rPr>
+          <w:rFonts w:cs="Times New Roman"/>
+          <w:sz w:val="26"/>
+          <w:szCs w:val="26"/>
+        </w:rPr>
+        <w:t>cung</w:t>
+      </w:r>
+      <w:proofErr w:type="spellEnd"/>
+      <w:r>
+        <w:rPr>
+          <w:rFonts w:cs="Times New Roman"/>
+          <w:sz w:val="26"/>
+          <w:szCs w:val="26"/>
+        </w:rPr>
+        <w:t xml:space="preserve"> </w:t>
+      </w:r>
+      <w:proofErr w:type="spellStart"/>
+      <w:r>
+        <w:rPr>
+          <w:rFonts w:cs="Times New Roman"/>
+          <w:sz w:val="26"/>
+          <w:szCs w:val="26"/>
+        </w:rPr>
+        <w:t>cấp</w:t>
+      </w:r>
+      <w:proofErr w:type="spellEnd"/>
+      <w:r>
+        <w:rPr>
+          <w:rFonts w:cs="Times New Roman"/>
+          <w:sz w:val="26"/>
+          <w:szCs w:val="26"/>
+        </w:rPr>
+        <w:t xml:space="preserve"> </w:t>
+      </w:r>
+      <w:proofErr w:type="spellStart"/>
+      <w:r>
+        <w:rPr>
+          <w:rFonts w:cs="Times New Roman"/>
+          <w:sz w:val="26"/>
+          <w:szCs w:val="26"/>
+        </w:rPr>
+        <w:t>đầy</w:t>
+      </w:r>
+      <w:proofErr w:type="spellEnd"/>
+      <w:r>
+        <w:rPr>
+          <w:rFonts w:cs="Times New Roman"/>
+          <w:sz w:val="26"/>
+          <w:szCs w:val="26"/>
+        </w:rPr>
+        <w:t xml:space="preserve"> </w:t>
+      </w:r>
+      <w:proofErr w:type="spellStart"/>
+      <w:r>
+        <w:rPr>
+          <w:rFonts w:cs="Times New Roman"/>
+          <w:sz w:val="26"/>
+          <w:szCs w:val="26"/>
+        </w:rPr>
+        <w:t>đủ</w:t>
+      </w:r>
+      <w:proofErr w:type="spellEnd"/>
+      <w:r>
+        <w:rPr>
+          <w:rFonts w:cs="Times New Roman"/>
+          <w:sz w:val="26"/>
+          <w:szCs w:val="26"/>
+        </w:rPr>
+        <w:t xml:space="preserve"> </w:t>
+      </w:r>
+      <w:proofErr w:type="spellStart"/>
+      <w:r>
+        <w:rPr>
+          <w:rFonts w:cs="Times New Roman"/>
+          <w:sz w:val="26"/>
+          <w:szCs w:val="26"/>
+        </w:rPr>
+        <w:t>minh</w:t>
+      </w:r>
+      <w:proofErr w:type="spellEnd"/>
+      <w:r>
+        <w:rPr>
+          <w:rFonts w:cs="Times New Roman"/>
+          <w:sz w:val="26"/>
+          <w:szCs w:val="26"/>
+        </w:rPr>
+        <w:t xml:space="preserve"> </w:t>
+      </w:r>
+      <w:proofErr w:type="spellStart"/>
+      <w:r>
+        <w:rPr>
+          <w:rFonts w:cs="Times New Roman"/>
+          <w:sz w:val="26"/>
+          <w:szCs w:val="26"/>
+        </w:rPr>
+        <w:t>chứng</w:t>
+      </w:r>
+      <w:proofErr w:type="spellEnd"/>
+      <w:r>
+        <w:rPr>
+          <w:rFonts w:cs="Times New Roman"/>
+          <w:sz w:val="26"/>
+          <w:szCs w:val="26"/>
+        </w:rPr>
+        <w:t xml:space="preserve"> </w:t>
+      </w:r>
+      <w:proofErr w:type="spellStart"/>
+      <w:r>
+        <w:rPr>
+          <w:rFonts w:cs="Times New Roman"/>
+          <w:sz w:val="26"/>
+          <w:szCs w:val="26"/>
+        </w:rPr>
+        <w:t>định</w:t>
+      </w:r>
+      <w:proofErr w:type="spellEnd"/>
+      <w:r>
+        <w:rPr>
+          <w:rFonts w:cs="Times New Roman"/>
+          <w:sz w:val="26"/>
+          <w:szCs w:val="26"/>
+        </w:rPr>
+        <w:t xml:space="preserve"> </w:t>
+      </w:r>
+      <w:proofErr w:type="spellStart"/>
+      <w:r>
+        <w:rPr>
+          <w:rFonts w:cs="Times New Roman"/>
+          <w:sz w:val="26"/>
+          <w:szCs w:val="26"/>
+        </w:rPr>
+        <w:t>lượng</w:t>
+      </w:r>
+      <w:proofErr w:type="spellEnd"/>
+      <w:r>
+        <w:rPr>
+          <w:rFonts w:cs="Times New Roman"/>
+          <w:sz w:val="26"/>
+          <w:szCs w:val="26"/>
+        </w:rPr>
+        <w:t xml:space="preserve"> </w:t>
+      </w:r>
+      <w:proofErr w:type="spellStart"/>
+      <w:r>
+        <w:rPr>
+          <w:rFonts w:cs="Times New Roman"/>
+          <w:sz w:val="26"/>
+          <w:szCs w:val="26"/>
+        </w:rPr>
+        <w:t>về</w:t>
+      </w:r>
+      <w:proofErr w:type="spellEnd"/>
+      <w:r>
+        <w:rPr>
+          <w:rFonts w:cs="Times New Roman"/>
+          <w:sz w:val="26"/>
+          <w:szCs w:val="26"/>
+        </w:rPr>
+        <w:t xml:space="preserve"> </w:t>
+      </w:r>
+      <w:proofErr w:type="spellStart"/>
+      <w:r>
+        <w:rPr>
+          <w:rFonts w:cs="Times New Roman"/>
+          <w:sz w:val="26"/>
+          <w:szCs w:val="26"/>
+        </w:rPr>
+        <w:t>chất</w:t>
+      </w:r>
+      <w:proofErr w:type="spellEnd"/>
+      <w:r>
+        <w:rPr>
+          <w:rFonts w:cs="Times New Roman"/>
+          <w:sz w:val="26"/>
+          <w:szCs w:val="26"/>
+        </w:rPr>
+        <w:t xml:space="preserve"> </w:t>
+      </w:r>
+      <w:proofErr w:type="spellStart"/>
+      <w:r>
+        <w:rPr>
+          <w:rFonts w:cs="Times New Roman"/>
+          <w:sz w:val="26"/>
+          <w:szCs w:val="26"/>
+        </w:rPr>
+        <w:t>lượng</w:t>
+      </w:r>
+      <w:proofErr w:type="spellEnd"/>
+      <w:r>
+        <w:rPr>
+          <w:rFonts w:cs="Times New Roman"/>
+          <w:sz w:val="26"/>
+          <w:szCs w:val="26"/>
+        </w:rPr>
+        <w:t xml:space="preserve"> </w:t>
+      </w:r>
+      <w:proofErr w:type="spellStart"/>
+      <w:r>
+        <w:rPr>
+          <w:rFonts w:cs="Times New Roman"/>
+          <w:sz w:val="26"/>
+          <w:szCs w:val="26"/>
+        </w:rPr>
+        <w:t>dự</w:t>
+      </w:r>
+      <w:proofErr w:type="spellEnd"/>
+      <w:r>
+        <w:rPr>
+          <w:rFonts w:cs="Times New Roman"/>
+          <w:sz w:val="26"/>
+          <w:szCs w:val="26"/>
+        </w:rPr>
+        <w:t xml:space="preserve"> </w:t>
+      </w:r>
+      <w:proofErr w:type="spellStart"/>
+      <w:r>
+        <w:rPr>
+          <w:rFonts w:cs="Times New Roman"/>
+          <w:sz w:val="26"/>
+          <w:szCs w:val="26"/>
+        </w:rPr>
+        <w:t>án</w:t>
+      </w:r>
+      <w:proofErr w:type="spellEnd"/>
+      <w:r>
+        <w:rPr>
+          <w:rFonts w:cs="Times New Roman"/>
+          <w:sz w:val="26"/>
+          <w:szCs w:val="26"/>
+        </w:rPr>
+        <w:t xml:space="preserve"> </w:t>
+      </w:r>
+      <w:proofErr w:type="spellStart"/>
+      <w:r>
+        <w:rPr>
+          <w:rFonts w:cs="Times New Roman"/>
+          <w:sz w:val="26"/>
+          <w:szCs w:val="26"/>
+        </w:rPr>
+        <w:t>phần</w:t>
+      </w:r>
+      <w:proofErr w:type="spellEnd"/>
+      <w:r>
+        <w:rPr>
+          <w:rFonts w:cs="Times New Roman"/>
+          <w:sz w:val="26"/>
+          <w:szCs w:val="26"/>
+        </w:rPr>
+        <w:t xml:space="preserve"> </w:t>
+      </w:r>
+      <w:proofErr w:type="spellStart"/>
+      <w:r>
+        <w:rPr>
+          <w:rFonts w:cs="Times New Roman"/>
+          <w:sz w:val="26"/>
+          <w:szCs w:val="26"/>
+        </w:rPr>
+        <w:t>mềm</w:t>
+      </w:r>
+      <w:proofErr w:type="spellEnd"/>
+      <w:r>
+        <w:rPr>
+          <w:rFonts w:cs="Times New Roman"/>
+          <w:sz w:val="26"/>
+          <w:szCs w:val="26"/>
+        </w:rPr>
+        <w:t>.</w:t>
       </w:r>
     </w:p>
     <w:p>
       <w:pPr>
         <w:pStyle w:val="ListBullet"/>
+        <w:numPr>
+          <w:ilvl w:val="0"/>
+          <w:numId w:val="0"/>
+        </w:numPr>
         <w:spacing w:after="20"/>
+        <w:ind w:left="360" w:hanging="360"/>
+        <w:jc w:val="both"/>
+        <w:rPr>
+          <w:rFonts w:cs="Times New Roman"/>
+          <w:sz w:val="26"/>
+          <w:szCs w:val="26"/>
+        </w:rPr>
       </w:pPr>
-      <w:r>
-        <w:t>Các test P1 và P6 phải xác nhận đúng IllegalArgumentException.</w:t>
-      </w:r>
-    </w:p>
-    <w:p>
-      <w:pPr>
-        <w:pStyle w:val="ListBullet"/>
-        <w:spacing w:after="20"/>
-      </w:pPr>
-      <w:r>
-        <w:t>Allure Report phải hiển thị nhóm “Bài 7 - OrderProcessor” với các Story tương ứng Basis Path và MC/DC Coupon.</w:t>
-      </w:r>
-    </w:p>
-    <w:p>
-      <w:pPr>
-        <w:pStyle w:val="ListBullet"/>
-        <w:spacing w:after="20"/>
-      </w:pPr>
-      <w:r>
-        <w:t>JaCoCo Report phải phản ánh tỷ lệ branch coverage của lớp OrderProcessor, từ đó xác định nhánh nào chưa được bao phủ đủ để bổ sung test.</w:t>
-      </w:r>
     </w:p>
     <w:sectPr>
       <w:pgSz w:w="12240" w:h="15840"/>
@@ -2943,7 +8472,6 @@
   <w:style w:type="character" w:default="1" w:styleId="DefaultParagraphFont">
     <w:name w:val="Default Paragraph Font"/>
     <w:uiPriority w:val="1"/>
-    <w:semiHidden/>
     <w:unhideWhenUsed/>
   </w:style>
   <w:style w:type="table" w:default="1" w:styleId="TableNormal">
@@ -13720,6 +19248,40 @@
       </w:tcPr>
     </w:tblStylePr>
   </w:style>
+  <w:style w:type="paragraph" w:styleId="NormalWeb">
+    <w:name w:val="Normal (Web)"/>
+    <w:basedOn w:val="Normal"/>
+    <w:uiPriority w:val="99"/>
+    <w:semiHidden/>
+    <w:unhideWhenUsed/>
+    <w:rsid w:val="00E923F2"/>
+    <w:pPr>
+      <w:spacing w:before="100" w:beforeAutospacing="1" w:after="100" w:afterAutospacing="1" w:line="240" w:lineRule="auto"/>
+    </w:pPr>
+    <w:rPr>
+      <w:rFonts w:eastAsia="Times New Roman" w:cs="Times New Roman"/>
+      <w:sz w:val="24"/>
+      <w:szCs w:val="24"/>
+    </w:rPr>
+  </w:style>
+  <w:style w:type="character" w:styleId="HTMLCode">
+    <w:name w:val="HTML Code"/>
+    <w:basedOn w:val="DefaultParagraphFont"/>
+    <w:uiPriority w:val="99"/>
+    <w:semiHidden/>
+    <w:unhideWhenUsed/>
+    <w:rsid w:val="00E923F2"/>
+    <w:rPr>
+      <w:rFonts w:ascii="Courier New" w:eastAsia="Times New Roman" w:hAnsi="Courier New" w:cs="Courier New"/>
+      <w:sz w:val="20"/>
+      <w:szCs w:val="20"/>
+    </w:rPr>
+  </w:style>
+  <w:style w:type="character" w:customStyle="1" w:styleId="math-inline">
+    <w:name w:val="math-inline"/>
+    <w:basedOn w:val="DefaultParagraphFont"/>
+    <w:rsid w:val="00E923F2"/>
+  </w:style>
 </w:styles>
 </file>
 
